--- a/2022/Drafts/Compliance Documents/LMCV-HERS/2022-LMCV-MCH-27b-ContinuousMechVent-FanVentRateMethod.docx
+++ b/2022/Drafts/Compliance Documents/LMCV-HERS/2022-LMCV-MCH-27b-ContinuousMechVent-FanVentRateMethod.docx
@@ -1,6 +1,6 @@
 
 <file path=word/document.xml><?xml version="1.0" encoding="utf-8"?>
-<w:document xmlns:wpc="http://schemas.microsoft.com/office/word/2010/wordprocessingCanvas" xmlns:cx="http://schemas.microsoft.com/office/drawing/2014/chartex" xmlns:cx1="http://schemas.microsoft.com/office/drawing/2015/9/8/chartex" xmlns:cx2="http://schemas.microsoft.com/office/drawing/2015/10/21/chartex" xmlns:cx3="http://schemas.microsoft.com/office/drawing/2016/5/9/chartex" xmlns:cx4="http://schemas.microsoft.com/office/drawing/2016/5/10/chartex" xmlns:cx5="http://schemas.microsoft.com/office/drawing/2016/5/11/chartex" xmlns:cx6="http://schemas.microsoft.com/office/drawing/2016/5/12/chartex" xmlns:cx7="http://schemas.microsoft.com/office/drawing/2016/5/13/chartex" xmlns:cx8="http://schemas.microsoft.com/office/drawing/2016/5/14/chartex" xmlns:mc="http://schemas.openxmlformats.org/markup-compatibility/2006" xmlns:aink="http://schemas.microsoft.com/office/drawing/2016/ink" xmlns:am3d="http://schemas.microsoft.com/office/drawing/2017/model3d" xmlns:o="urn:schemas-microsoft-com:office:office" xmlns:r="http://schemas.openxmlformats.org/officeDocument/2006/relationships" xmlns:m="http://schemas.openxmlformats.org/officeDocument/2006/math" xmlns:v="urn:schemas-microsoft-com:vml" xmlns:wp14="http://schemas.microsoft.com/office/word/2010/wordprocessingDrawing" xmlns:wp="http://schemas.openxmlformats.org/drawingml/2006/wordprocessingDrawing" xmlns:w10="urn:schemas-microsoft-com:office:word" xmlns:w="http://schemas.openxmlformats.org/wordprocessingml/2006/main" xmlns:w14="http://schemas.microsoft.com/office/word/2010/wordml" xmlns:w15="http://schemas.microsoft.com/office/word/2012/wordml" xmlns:w16cex="http://schemas.microsoft.com/office/word/2018/wordml/cex" xmlns:w16cid="http://schemas.microsoft.com/office/word/2016/wordml/cid" xmlns:w16="http://schemas.microsoft.com/office/word/2018/wordml" xmlns:w16sdtdh="http://schemas.microsoft.com/office/word/2020/wordml/sdtdatahash" xmlns:w16se="http://schemas.microsoft.com/office/word/2015/wordml/symex" xmlns:wpg="http://schemas.microsoft.com/office/word/2010/wordprocessingGroup" xmlns:wpi="http://schemas.microsoft.com/office/word/2010/wordprocessingInk" xmlns:wne="http://schemas.microsoft.com/office/word/2006/wordml" xmlns:wps="http://schemas.microsoft.com/office/word/2010/wordprocessingShape" mc:Ignorable="w14 w15 w16se w16cid w16 w16cex w16sdtdh wp14">
+<w:document xmlns:wpc="http://schemas.microsoft.com/office/word/2010/wordprocessingCanvas" xmlns:cx="http://schemas.microsoft.com/office/drawing/2014/chartex" xmlns:cx1="http://schemas.microsoft.com/office/drawing/2015/9/8/chartex" xmlns:cx2="http://schemas.microsoft.com/office/drawing/2015/10/21/chartex" xmlns:cx3="http://schemas.microsoft.com/office/drawing/2016/5/9/chartex" xmlns:cx4="http://schemas.microsoft.com/office/drawing/2016/5/10/chartex" xmlns:cx5="http://schemas.microsoft.com/office/drawing/2016/5/11/chartex" xmlns:cx6="http://schemas.microsoft.com/office/drawing/2016/5/12/chartex" xmlns:cx7="http://schemas.microsoft.com/office/drawing/2016/5/13/chartex" xmlns:cx8="http://schemas.microsoft.com/office/drawing/2016/5/14/chartex" xmlns:mc="http://schemas.openxmlformats.org/markup-compatibility/2006" xmlns:aink="http://schemas.microsoft.com/office/drawing/2016/ink" xmlns:am3d="http://schemas.microsoft.com/office/drawing/2017/model3d" xmlns:o="urn:schemas-microsoft-com:office:office" xmlns:oel="http://schemas.microsoft.com/office/2019/extlst" xmlns:r="http://schemas.openxmlformats.org/officeDocument/2006/relationships" xmlns:m="http://schemas.openxmlformats.org/officeDocument/2006/math" xmlns:v="urn:schemas-microsoft-com:vml" xmlns:wp14="http://schemas.microsoft.com/office/word/2010/wordprocessingDrawing" xmlns:wp="http://schemas.openxmlformats.org/drawingml/2006/wordprocessingDrawing" xmlns:w10="urn:schemas-microsoft-com:office:word" xmlns:w="http://schemas.openxmlformats.org/wordprocessingml/2006/main" xmlns:w14="http://schemas.microsoft.com/office/word/2010/wordml" xmlns:w15="http://schemas.microsoft.com/office/word/2012/wordml" xmlns:w16cex="http://schemas.microsoft.com/office/word/2018/wordml/cex" xmlns:w16cid="http://schemas.microsoft.com/office/word/2016/wordml/cid" xmlns:w16="http://schemas.microsoft.com/office/word/2018/wordml" xmlns:w16sdtdh="http://schemas.microsoft.com/office/word/2020/wordml/sdtdatahash" xmlns:w16se="http://schemas.microsoft.com/office/word/2015/wordml/symex" xmlns:wpg="http://schemas.microsoft.com/office/word/2010/wordprocessingGroup" xmlns:wpi="http://schemas.microsoft.com/office/word/2010/wordprocessingInk" xmlns:wne="http://schemas.microsoft.com/office/word/2006/wordml" xmlns:wps="http://schemas.microsoft.com/office/word/2010/wordprocessingShape" mc:Ignorable="w14 w15 w16se w16cid w16 w16cex w16sdtdh wp14">
   <w:body>
     <w:tbl>
       <w:tblPr>
@@ -7416,17 +7416,7 @@
                   <w:sz w:val="18"/>
                   <w:szCs w:val="18"/>
                 </w:rPr>
-                <w:t xml:space="preserve"> </w:t>
-              </w:r>
-              <w:r>
-                <w:rPr>
-                  <w:rFonts w:asciiTheme="minorHAnsi" w:hAnsiTheme="minorHAnsi" w:cs="font78"/>
-                  <w:b/>
-                  <w:bCs/>
-                  <w:sz w:val="18"/>
-                  <w:szCs w:val="18"/>
-                </w:rPr>
-                <w:t>for Attached Dwelling Units</w:t>
+                <w:t xml:space="preserve"> for Attached Dwelling Units</w:t>
               </w:r>
             </w:ins>
             <w:r>
@@ -7962,9 +7952,27 @@
                 <w:sz w:val="18"/>
                 <w:szCs w:val="18"/>
               </w:rPr>
-              <w:t xml:space="preserve">&lt;&lt; calculated field, referenced data from </w:t>
-            </w:r>
-            <w:del w:id="138" w:author="Alhabibi, Haider@Energy" w:date="2022-03-30T18:55:00Z">
+              <w:t xml:space="preserve">&lt;&lt; calculated field, </w:t>
+            </w:r>
+            <w:ins w:id="138" w:author="Alhabibi, Haider@Energy [2]" w:date="2022-05-11T09:35:00Z">
+              <w:r>
+                <w:rPr>
+                  <w:rFonts w:asciiTheme="minorHAnsi" w:hAnsiTheme="minorHAnsi" w:cstheme="minorHAnsi"/>
+                  <w:sz w:val="18"/>
+                  <w:szCs w:val="18"/>
+                </w:rPr>
+                <w:t xml:space="preserve">if parent is LMCC-PRF </w:t>
+              </w:r>
+            </w:ins>
+            <w:r>
+              <w:rPr>
+                <w:rFonts w:asciiTheme="minorHAnsi" w:hAnsiTheme="minorHAnsi" w:cstheme="minorHAnsi"/>
+                <w:sz w:val="18"/>
+                <w:szCs w:val="18"/>
+              </w:rPr>
+              <w:t xml:space="preserve">referenced data from </w:t>
+            </w:r>
+            <w:del w:id="139" w:author="Alhabibi, Haider@Energy" w:date="2022-03-30T18:55:00Z">
               <w:r>
                 <w:rPr>
                   <w:rFonts w:asciiTheme="minorHAnsi" w:hAnsiTheme="minorHAnsi" w:cstheme="minorHAnsi"/>
@@ -7974,7 +7982,7 @@
                 <w:delText>CF1R</w:delText>
               </w:r>
             </w:del>
-            <w:ins w:id="139" w:author="Alhabibi, Haider@Energy" w:date="2022-03-30T18:55:00Z">
+            <w:ins w:id="140" w:author="Alhabibi, Haider@Energy" w:date="2022-03-30T18:55:00Z">
               <w:r>
                 <w:rPr>
                   <w:rFonts w:asciiTheme="minorHAnsi" w:hAnsiTheme="minorHAnsi" w:cstheme="minorHAnsi"/>
@@ -7984,6 +7992,16 @@
                 <w:t>LMCC</w:t>
               </w:r>
             </w:ins>
+            <w:ins w:id="141" w:author="Alhabibi, Haider@Energy [2]" w:date="2022-05-11T09:36:00Z">
+              <w:r>
+                <w:rPr>
+                  <w:rFonts w:asciiTheme="minorHAnsi" w:hAnsiTheme="minorHAnsi" w:cstheme="minorHAnsi"/>
+                  <w:sz w:val="18"/>
+                  <w:szCs w:val="18"/>
+                </w:rPr>
+                <w:t>-PRF</w:t>
+              </w:r>
+            </w:ins>
             <w:r>
               <w:rPr>
                 <w:rFonts w:asciiTheme="minorHAnsi" w:hAnsiTheme="minorHAnsi" w:cstheme="minorHAnsi"/>
@@ -7992,6 +8010,24 @@
               </w:rPr>
               <w:t>;</w:t>
             </w:r>
+            <w:ins w:id="142" w:author="Alhabibi, Haider@Energy [2]" w:date="2022-05-11T09:36:00Z">
+              <w:r>
+                <w:rPr>
+                  <w:rFonts w:asciiTheme="minorHAnsi" w:hAnsiTheme="minorHAnsi" w:cstheme="minorHAnsi"/>
+                  <w:sz w:val="18"/>
+                  <w:szCs w:val="18"/>
+                </w:rPr>
+                <w:t xml:space="preserve"> </w:t>
+              </w:r>
+              <w:r>
+                <w:rPr>
+                  <w:rFonts w:asciiTheme="minorHAnsi" w:hAnsiTheme="minorHAnsi" w:cstheme="minorHAnsi"/>
+                  <w:sz w:val="18"/>
+                  <w:szCs w:val="18"/>
+                </w:rPr>
+                <w:t>else if parent is LMCC-MCH allow user to select one from list.</w:t>
+              </w:r>
+            </w:ins>
           </w:p>
           <w:p>
             <w:pPr>
@@ -8001,15 +8037,758 @@
                 <w:szCs w:val="18"/>
               </w:rPr>
             </w:pPr>
+            <w:del w:id="143" w:author="Alhabibi, Haider@Energy [2]" w:date="2022-05-11T09:36:00Z">
+              <w:r>
+                <w:rPr>
+                  <w:rFonts w:asciiTheme="minorHAnsi" w:hAnsiTheme="minorHAnsi" w:cstheme="minorHAnsi"/>
+                  <w:sz w:val="18"/>
+                  <w:szCs w:val="18"/>
+                </w:rPr>
+                <w:delText>If parent document is CF1R</w:delText>
+              </w:r>
+            </w:del>
+            <w:ins w:id="144" w:author="Alhabibi, Haider@Energy" w:date="2022-03-30T18:55:00Z">
+              <w:del w:id="145" w:author="Alhabibi, Haider@Energy [2]" w:date="2022-05-11T09:36:00Z">
+                <w:r>
+                  <w:rPr>
+                    <w:rFonts w:asciiTheme="minorHAnsi" w:hAnsiTheme="minorHAnsi" w:cstheme="minorHAnsi"/>
+                    <w:sz w:val="18"/>
+                    <w:szCs w:val="18"/>
+                  </w:rPr>
+                  <w:delText>LMCC</w:delText>
+                </w:r>
+              </w:del>
+            </w:ins>
+            <w:del w:id="146" w:author="Alhabibi, Haider@Energy [2]" w:date="2022-05-11T09:36:00Z">
+              <w:r>
+                <w:rPr>
+                  <w:rFonts w:asciiTheme="minorHAnsi" w:hAnsiTheme="minorHAnsi" w:cstheme="minorHAnsi"/>
+                  <w:sz w:val="18"/>
+                  <w:szCs w:val="18"/>
+                </w:rPr>
+                <w:delText xml:space="preserve">-PRF-01, </w:delText>
+              </w:r>
+            </w:del>
             <w:r>
               <w:rPr>
                 <w:rFonts w:asciiTheme="minorHAnsi" w:hAnsiTheme="minorHAnsi" w:cstheme="minorHAnsi"/>
                 <w:sz w:val="18"/>
                 <w:szCs w:val="18"/>
               </w:rPr>
-              <w:t xml:space="preserve">If parent document is </w:t>
-            </w:r>
-            <w:del w:id="140" w:author="Alhabibi, Haider@Energy" w:date="2022-03-30T18:55:00Z">
+              <w:t>allowed values = Newly Constructed, Newly Constructed (Addition Alone), and Addition and /or Alteration;</w:t>
+            </w:r>
+          </w:p>
+          <w:p>
+            <w:pPr>
+              <w:rPr>
+                <w:del w:id="147" w:author="Alhabibi, Haider@Energy [2]" w:date="2022-05-11T09:36:00Z"/>
+                <w:rFonts w:asciiTheme="minorHAnsi" w:hAnsiTheme="minorHAnsi" w:cstheme="minorHAnsi"/>
+                <w:sz w:val="18"/>
+                <w:szCs w:val="18"/>
+              </w:rPr>
+            </w:pPr>
+            <w:del w:id="148" w:author="Alhabibi, Haider@Energy [2]" w:date="2022-05-11T09:36:00Z">
+              <w:r>
+                <w:rPr>
+                  <w:rFonts w:asciiTheme="minorHAnsi" w:hAnsiTheme="minorHAnsi" w:cstheme="minorHAnsi"/>
+                  <w:sz w:val="18"/>
+                  <w:szCs w:val="18"/>
+                </w:rPr>
+                <w:delText>Else if parent document is CF1R-NCB-01, allowed values = Newly Constructed and Newly Constructed (Addition Alone);</w:delText>
+              </w:r>
+            </w:del>
+          </w:p>
+          <w:p>
+            <w:pPr>
+              <w:rPr>
+                <w:rFonts w:asciiTheme="minorHAnsi" w:hAnsiTheme="minorHAnsi"/>
+                <w:sz w:val="18"/>
+                <w:szCs w:val="18"/>
+              </w:rPr>
+            </w:pPr>
+            <w:del w:id="149" w:author="Alhabibi, Haider@Energy [2]" w:date="2022-05-11T09:36:00Z">
+              <w:r>
+                <w:rPr>
+                  <w:rFonts w:asciiTheme="minorHAnsi" w:hAnsiTheme="minorHAnsi" w:cstheme="minorHAnsi"/>
+                  <w:sz w:val="18"/>
+                  <w:szCs w:val="18"/>
+                </w:rPr>
+                <w:delText>Else if parent document is CF1R-ADD-01, allowed values = ADU Addition &lt; 300 ft</w:delText>
+              </w:r>
+              <w:r>
+                <w:rPr>
+                  <w:rFonts w:asciiTheme="minorHAnsi" w:hAnsiTheme="minorHAnsi" w:cstheme="minorHAnsi"/>
+                  <w:sz w:val="18"/>
+                  <w:szCs w:val="18"/>
+                </w:rPr>
+                <w:delText>^</w:delText>
+              </w:r>
+              <w:r>
+                <w:rPr>
+                  <w:rFonts w:asciiTheme="minorHAnsi" w:hAnsiTheme="minorHAnsi" w:cstheme="minorHAnsi"/>
+                  <w:sz w:val="18"/>
+                  <w:szCs w:val="18"/>
+                </w:rPr>
+                <w:delText>2, ADU Addition &gt; 300 to &lt; 400 ft</w:delText>
+              </w:r>
+              <w:r>
+                <w:rPr>
+                  <w:rFonts w:asciiTheme="minorHAnsi" w:hAnsiTheme="minorHAnsi" w:cstheme="minorHAnsi"/>
+                  <w:sz w:val="18"/>
+                  <w:szCs w:val="18"/>
+                </w:rPr>
+                <w:delText>^</w:delText>
+              </w:r>
+              <w:r>
+                <w:rPr>
+                  <w:rFonts w:asciiTheme="minorHAnsi" w:hAnsiTheme="minorHAnsi" w:cstheme="minorHAnsi"/>
+                  <w:sz w:val="18"/>
+                  <w:szCs w:val="18"/>
+                </w:rPr>
+                <w:delText>2, ADU Addition &gt; 400 to &lt; 700 ft</w:delText>
+              </w:r>
+              <w:r>
+                <w:rPr>
+                  <w:rFonts w:asciiTheme="minorHAnsi" w:hAnsiTheme="minorHAnsi" w:cstheme="minorHAnsi"/>
+                  <w:sz w:val="18"/>
+                  <w:szCs w:val="18"/>
+                </w:rPr>
+                <w:delText>^</w:delText>
+              </w:r>
+              <w:r>
+                <w:rPr>
+                  <w:rFonts w:asciiTheme="minorHAnsi" w:hAnsiTheme="minorHAnsi" w:cstheme="minorHAnsi"/>
+                  <w:sz w:val="18"/>
+                  <w:szCs w:val="18"/>
+                </w:rPr>
+                <w:delText>2, and ADU Addition &gt; 700 to &lt; 1000 ft</w:delText>
+              </w:r>
+              <w:r>
+                <w:rPr>
+                  <w:rFonts w:asciiTheme="minorHAnsi" w:hAnsiTheme="minorHAnsi" w:cstheme="minorHAnsi"/>
+                  <w:sz w:val="18"/>
+                  <w:szCs w:val="18"/>
+                </w:rPr>
+                <w:delText>^</w:delText>
+              </w:r>
+              <w:r>
+                <w:rPr>
+                  <w:rFonts w:asciiTheme="minorHAnsi" w:hAnsiTheme="minorHAnsi" w:cstheme="minorHAnsi"/>
+                  <w:sz w:val="18"/>
+                  <w:szCs w:val="18"/>
+                </w:rPr>
+                <w:delText>2</w:delText>
+              </w:r>
+            </w:del>
+            <w:r>
+              <w:rPr>
+                <w:rFonts w:asciiTheme="minorHAnsi" w:hAnsiTheme="minorHAnsi"/>
+                <w:sz w:val="18"/>
+                <w:szCs w:val="18"/>
+                <w:u w:val="single"/>
+              </w:rPr>
+              <w:t>&gt;&gt;</w:t>
+            </w:r>
+          </w:p>
+        </w:tc>
+      </w:tr>
+      <w:tr>
+        <w:trPr>
+          <w:trHeight w:val="158"/>
+        </w:trPr>
+        <w:tc>
+          <w:tcPr>
+            <w:tcW w:w="799" w:type="dxa"/>
+            <w:vAlign w:val="center"/>
+          </w:tcPr>
+          <w:p>
+            <w:pPr>
+              <w:jc w:val="center"/>
+              <w:rPr>
+                <w:rFonts w:asciiTheme="minorHAnsi" w:hAnsiTheme="minorHAnsi"/>
+                <w:sz w:val="18"/>
+                <w:szCs w:val="18"/>
+              </w:rPr>
+            </w:pPr>
+            <w:r>
+              <w:rPr>
+                <w:rFonts w:asciiTheme="minorHAnsi" w:hAnsiTheme="minorHAnsi"/>
+                <w:sz w:val="18"/>
+                <w:szCs w:val="18"/>
+              </w:rPr>
+              <w:t>04</w:t>
+            </w:r>
+          </w:p>
+        </w:tc>
+        <w:tc>
+          <w:tcPr>
+            <w:tcW w:w="4615" w:type="dxa"/>
+            <w:vAlign w:val="center"/>
+          </w:tcPr>
+          <w:p>
+            <w:pPr>
+              <w:rPr>
+                <w:rFonts w:asciiTheme="minorHAnsi" w:hAnsiTheme="minorHAnsi"/>
+                <w:sz w:val="18"/>
+                <w:szCs w:val="18"/>
+              </w:rPr>
+            </w:pPr>
+            <w:r>
+              <w:rPr>
+                <w:rFonts w:asciiTheme="minorHAnsi" w:hAnsiTheme="minorHAnsi"/>
+                <w:sz w:val="18"/>
+                <w:szCs w:val="18"/>
+              </w:rPr>
+              <w:t xml:space="preserve">Total </w:t>
+            </w:r>
+            <w:r>
+              <w:rPr>
+                <w:rFonts w:asciiTheme="minorHAnsi" w:hAnsiTheme="minorHAnsi"/>
+                <w:sz w:val="18"/>
+                <w:szCs w:val="18"/>
+              </w:rPr>
+              <w:t xml:space="preserve">Conditioned </w:t>
+            </w:r>
+            <w:r>
+              <w:rPr>
+                <w:rFonts w:asciiTheme="minorHAnsi" w:hAnsiTheme="minorHAnsi"/>
+                <w:sz w:val="18"/>
+                <w:szCs w:val="18"/>
+              </w:rPr>
+              <w:t>F</w:t>
+            </w:r>
+            <w:r>
+              <w:rPr>
+                <w:rFonts w:asciiTheme="minorHAnsi" w:hAnsiTheme="minorHAnsi"/>
+                <w:sz w:val="18"/>
+                <w:szCs w:val="18"/>
+              </w:rPr>
+              <w:t xml:space="preserve">loor </w:t>
+            </w:r>
+            <w:r>
+              <w:rPr>
+                <w:rFonts w:asciiTheme="minorHAnsi" w:hAnsiTheme="minorHAnsi"/>
+                <w:sz w:val="18"/>
+                <w:szCs w:val="18"/>
+              </w:rPr>
+              <w:t>A</w:t>
+            </w:r>
+            <w:r>
+              <w:rPr>
+                <w:rFonts w:asciiTheme="minorHAnsi" w:hAnsiTheme="minorHAnsi"/>
+                <w:sz w:val="18"/>
+                <w:szCs w:val="18"/>
+              </w:rPr>
+              <w:t xml:space="preserve">rea of </w:t>
+            </w:r>
+            <w:r>
+              <w:rPr>
+                <w:rFonts w:asciiTheme="minorHAnsi" w:hAnsiTheme="minorHAnsi"/>
+                <w:sz w:val="18"/>
+                <w:szCs w:val="18"/>
+              </w:rPr>
+              <w:t>D</w:t>
+            </w:r>
+            <w:r>
+              <w:rPr>
+                <w:rFonts w:asciiTheme="minorHAnsi" w:hAnsiTheme="minorHAnsi"/>
+                <w:sz w:val="18"/>
+                <w:szCs w:val="18"/>
+              </w:rPr>
+              <w:t xml:space="preserve">welling </w:t>
+            </w:r>
+            <w:r>
+              <w:rPr>
+                <w:rFonts w:asciiTheme="minorHAnsi" w:hAnsiTheme="minorHAnsi"/>
+                <w:sz w:val="18"/>
+                <w:szCs w:val="18"/>
+              </w:rPr>
+              <w:t>U</w:t>
+            </w:r>
+            <w:r>
+              <w:rPr>
+                <w:rFonts w:asciiTheme="minorHAnsi" w:hAnsiTheme="minorHAnsi"/>
+                <w:sz w:val="18"/>
+                <w:szCs w:val="18"/>
+              </w:rPr>
+              <w:t>nit</w:t>
+            </w:r>
+          </w:p>
+          <w:p>
+            <w:pPr>
+              <w:rPr>
+                <w:rFonts w:asciiTheme="minorHAnsi" w:hAnsiTheme="minorHAnsi"/>
+                <w:sz w:val="18"/>
+                <w:szCs w:val="18"/>
+              </w:rPr>
+            </w:pPr>
+            <w:r>
+              <w:rPr>
+                <w:rFonts w:asciiTheme="minorHAnsi" w:hAnsiTheme="minorHAnsi"/>
+                <w:sz w:val="18"/>
+                <w:szCs w:val="18"/>
+              </w:rPr>
+              <w:t>(For addition projects the c</w:t>
+            </w:r>
+            <w:r>
+              <w:rPr>
+                <w:rFonts w:asciiTheme="minorHAnsi" w:hAnsiTheme="minorHAnsi"/>
+                <w:sz w:val="18"/>
+                <w:szCs w:val="18"/>
+              </w:rPr>
+              <w:t>onditioned floor area</w:t>
+            </w:r>
+            <w:r>
+              <w:rPr>
+                <w:rFonts w:asciiTheme="minorHAnsi" w:hAnsiTheme="minorHAnsi"/>
+                <w:sz w:val="18"/>
+                <w:szCs w:val="18"/>
+              </w:rPr>
+              <w:t xml:space="preserve"> equals existing area plus addition area)  </w:t>
+            </w:r>
+          </w:p>
+        </w:tc>
+        <w:tc>
+          <w:tcPr>
+            <w:tcW w:w="5602" w:type="dxa"/>
+            <w:tcMar>
+              <w:left w:w="72" w:type="dxa"/>
+              <w:right w:w="72" w:type="dxa"/>
+            </w:tcMar>
+          </w:tcPr>
+          <w:p>
+            <w:pPr>
+              <w:rPr>
+                <w:rFonts w:asciiTheme="minorHAnsi" w:hAnsiTheme="minorHAnsi"/>
+                <w:sz w:val="18"/>
+                <w:szCs w:val="18"/>
+              </w:rPr>
+            </w:pPr>
+            <w:r>
+              <w:rPr>
+                <w:rFonts w:asciiTheme="minorHAnsi" w:hAnsiTheme="minorHAnsi"/>
+                <w:sz w:val="18"/>
+                <w:szCs w:val="18"/>
+              </w:rPr>
+              <w:t>&lt;&lt;calculated field: reference</w:t>
+            </w:r>
+            <w:r>
+              <w:rPr>
+                <w:rFonts w:asciiTheme="minorHAnsi" w:hAnsiTheme="minorHAnsi"/>
+                <w:sz w:val="18"/>
+                <w:szCs w:val="18"/>
+              </w:rPr>
+              <w:t>d</w:t>
+            </w:r>
+            <w:r>
+              <w:rPr>
+                <w:rFonts w:asciiTheme="minorHAnsi" w:hAnsiTheme="minorHAnsi"/>
+                <w:sz w:val="18"/>
+                <w:szCs w:val="18"/>
+              </w:rPr>
+              <w:t xml:space="preserve"> from MCH-01</w:t>
+            </w:r>
+            <w:r>
+              <w:rPr>
+                <w:rFonts w:asciiTheme="minorHAnsi" w:hAnsiTheme="minorHAnsi" w:cstheme="minorHAnsi"/>
+                <w:sz w:val="18"/>
+                <w:szCs w:val="18"/>
+              </w:rPr>
+              <w:t>, “</w:t>
+            </w:r>
+            <w:r>
+              <w:rPr>
+                <w:rFonts w:ascii="Calibri" w:hAnsi="Calibri"/>
+                <w:sz w:val="18"/>
+                <w:szCs w:val="18"/>
+              </w:rPr>
+              <w:t xml:space="preserve">Dwelling Unit </w:t>
+            </w:r>
+            <w:r>
+              <w:rPr>
+                <w:rFonts w:ascii="Calibri" w:hAnsi="Calibri"/>
+                <w:sz w:val="18"/>
+                <w:szCs w:val="18"/>
+              </w:rPr>
+              <w:t xml:space="preserve">Total </w:t>
+            </w:r>
+            <w:r>
+              <w:rPr>
+                <w:rFonts w:ascii="Calibri" w:hAnsi="Calibri"/>
+                <w:sz w:val="18"/>
+                <w:szCs w:val="18"/>
+              </w:rPr>
+              <w:t>Conditioned Floor Area (ft</w:t>
+            </w:r>
+            <w:r>
+              <w:rPr>
+                <w:rFonts w:ascii="Calibri" w:hAnsi="Calibri"/>
+                <w:sz w:val="18"/>
+                <w:szCs w:val="18"/>
+                <w:vertAlign w:val="superscript"/>
+              </w:rPr>
+              <w:t>2</w:t>
+            </w:r>
+            <w:r>
+              <w:rPr>
+                <w:rFonts w:ascii="Calibri" w:hAnsi="Calibri"/>
+                <w:sz w:val="18"/>
+                <w:szCs w:val="18"/>
+              </w:rPr>
+              <w:t>)</w:t>
+            </w:r>
+            <w:r>
+              <w:rPr>
+                <w:rFonts w:ascii="Calibri" w:hAnsi="Calibri"/>
+                <w:sz w:val="18"/>
+                <w:szCs w:val="18"/>
+              </w:rPr>
+              <w:t>” (A03)</w:t>
+            </w:r>
+            <w:r>
+              <w:rPr>
+                <w:rFonts w:asciiTheme="minorHAnsi" w:hAnsiTheme="minorHAnsi"/>
+                <w:sz w:val="18"/>
+                <w:szCs w:val="18"/>
+              </w:rPr>
+              <w:t xml:space="preserve"> </w:t>
+            </w:r>
+            <w:r>
+              <w:rPr>
+                <w:rFonts w:asciiTheme="minorHAnsi" w:hAnsiTheme="minorHAnsi"/>
+                <w:sz w:val="18"/>
+                <w:szCs w:val="18"/>
+              </w:rPr>
+              <w:t>&gt;&gt;</w:t>
+            </w:r>
+          </w:p>
+        </w:tc>
+      </w:tr>
+      <w:tr>
+        <w:trPr>
+          <w:trHeight w:val="158"/>
+        </w:trPr>
+        <w:tc>
+          <w:tcPr>
+            <w:tcW w:w="799" w:type="dxa"/>
+            <w:vAlign w:val="center"/>
+          </w:tcPr>
+          <w:p>
+            <w:pPr>
+              <w:jc w:val="center"/>
+              <w:rPr>
+                <w:rFonts w:asciiTheme="minorHAnsi" w:hAnsiTheme="minorHAnsi"/>
+                <w:sz w:val="18"/>
+                <w:szCs w:val="18"/>
+              </w:rPr>
+            </w:pPr>
+            <w:r>
+              <w:rPr>
+                <w:rFonts w:asciiTheme="minorHAnsi" w:hAnsiTheme="minorHAnsi"/>
+                <w:sz w:val="18"/>
+                <w:szCs w:val="18"/>
+              </w:rPr>
+              <w:t>05</w:t>
+            </w:r>
+          </w:p>
+        </w:tc>
+        <w:tc>
+          <w:tcPr>
+            <w:tcW w:w="4615" w:type="dxa"/>
+            <w:vAlign w:val="center"/>
+          </w:tcPr>
+          <w:p>
+            <w:pPr>
+              <w:rPr>
+                <w:rFonts w:asciiTheme="minorHAnsi" w:hAnsiTheme="minorHAnsi"/>
+                <w:sz w:val="18"/>
+                <w:szCs w:val="18"/>
+              </w:rPr>
+            </w:pPr>
+            <w:r>
+              <w:rPr>
+                <w:rFonts w:asciiTheme="minorHAnsi" w:hAnsiTheme="minorHAnsi"/>
+                <w:sz w:val="18"/>
+                <w:szCs w:val="18"/>
+              </w:rPr>
+              <w:t xml:space="preserve">Number of </w:t>
+            </w:r>
+            <w:r>
+              <w:rPr>
+                <w:rFonts w:asciiTheme="minorHAnsi" w:hAnsiTheme="minorHAnsi"/>
+                <w:sz w:val="18"/>
+                <w:szCs w:val="18"/>
+              </w:rPr>
+              <w:t>B</w:t>
+            </w:r>
+            <w:r>
+              <w:rPr>
+                <w:rFonts w:asciiTheme="minorHAnsi" w:hAnsiTheme="minorHAnsi"/>
+                <w:sz w:val="18"/>
+                <w:szCs w:val="18"/>
+              </w:rPr>
+              <w:t xml:space="preserve">edrooms in </w:t>
+            </w:r>
+            <w:r>
+              <w:rPr>
+                <w:rFonts w:asciiTheme="minorHAnsi" w:hAnsiTheme="minorHAnsi"/>
+                <w:sz w:val="18"/>
+                <w:szCs w:val="18"/>
+              </w:rPr>
+              <w:t>D</w:t>
+            </w:r>
+            <w:r>
+              <w:rPr>
+                <w:rFonts w:asciiTheme="minorHAnsi" w:hAnsiTheme="minorHAnsi"/>
+                <w:sz w:val="18"/>
+                <w:szCs w:val="18"/>
+              </w:rPr>
+              <w:t xml:space="preserve">welling </w:t>
+            </w:r>
+            <w:r>
+              <w:rPr>
+                <w:rFonts w:asciiTheme="minorHAnsi" w:hAnsiTheme="minorHAnsi"/>
+                <w:sz w:val="18"/>
+                <w:szCs w:val="18"/>
+              </w:rPr>
+              <w:t>U</w:t>
+            </w:r>
+            <w:r>
+              <w:rPr>
+                <w:rFonts w:asciiTheme="minorHAnsi" w:hAnsiTheme="minorHAnsi"/>
+                <w:sz w:val="18"/>
+                <w:szCs w:val="18"/>
+              </w:rPr>
+              <w:t>nit</w:t>
+            </w:r>
+          </w:p>
+          <w:p>
+            <w:pPr>
+              <w:rPr>
+                <w:rFonts w:asciiTheme="minorHAnsi" w:hAnsiTheme="minorHAnsi"/>
+                <w:sz w:val="18"/>
+                <w:szCs w:val="18"/>
+              </w:rPr>
+            </w:pPr>
+            <w:r>
+              <w:rPr>
+                <w:rFonts w:asciiTheme="minorHAnsi" w:hAnsiTheme="minorHAnsi"/>
+                <w:sz w:val="18"/>
+                <w:szCs w:val="18"/>
+              </w:rPr>
+              <w:t>(For addition projects the number of bedrooms equals the existing bedrooms plus addition bedrooms)</w:t>
+            </w:r>
+          </w:p>
+        </w:tc>
+        <w:tc>
+          <w:tcPr>
+            <w:tcW w:w="5602" w:type="dxa"/>
+            <w:tcMar>
+              <w:left w:w="72" w:type="dxa"/>
+              <w:right w:w="72" w:type="dxa"/>
+            </w:tcMar>
+          </w:tcPr>
+          <w:p>
+            <w:pPr>
+              <w:rPr>
+                <w:rFonts w:asciiTheme="minorHAnsi" w:hAnsiTheme="minorHAnsi"/>
+                <w:sz w:val="18"/>
+                <w:szCs w:val="18"/>
+              </w:rPr>
+            </w:pPr>
+            <w:r>
+              <w:rPr>
+                <w:rFonts w:asciiTheme="minorHAnsi" w:hAnsiTheme="minorHAnsi"/>
+                <w:sz w:val="18"/>
+                <w:szCs w:val="18"/>
+              </w:rPr>
+              <w:t>&lt;&lt;calculated field: reference</w:t>
+            </w:r>
+            <w:r>
+              <w:rPr>
+                <w:rFonts w:asciiTheme="minorHAnsi" w:hAnsiTheme="minorHAnsi"/>
+                <w:sz w:val="18"/>
+                <w:szCs w:val="18"/>
+              </w:rPr>
+              <w:t>d</w:t>
+            </w:r>
+            <w:r>
+              <w:rPr>
+                <w:rFonts w:asciiTheme="minorHAnsi" w:hAnsiTheme="minorHAnsi"/>
+                <w:sz w:val="18"/>
+                <w:szCs w:val="18"/>
+              </w:rPr>
+              <w:t xml:space="preserve"> from MCH-01</w:t>
+            </w:r>
+            <w:r>
+              <w:rPr>
+                <w:rFonts w:asciiTheme="minorHAnsi" w:hAnsiTheme="minorHAnsi" w:cstheme="minorHAnsi"/>
+                <w:sz w:val="18"/>
+                <w:szCs w:val="18"/>
+              </w:rPr>
+              <w:t>,</w:t>
+            </w:r>
+            <w:r>
+              <w:rPr>
+                <w:rFonts w:asciiTheme="minorHAnsi" w:hAnsiTheme="minorHAnsi" w:cstheme="minorHAnsi"/>
+                <w:sz w:val="18"/>
+                <w:szCs w:val="18"/>
+              </w:rPr>
+              <w:t xml:space="preserve"> “</w:t>
+            </w:r>
+            <w:r>
+              <w:rPr>
+                <w:rFonts w:ascii="Calibri" w:hAnsi="Calibri"/>
+                <w:sz w:val="18"/>
+                <w:szCs w:val="18"/>
+              </w:rPr>
+              <w:t>Dwelling Unit Number of Bedrooms” (A09);</w:t>
+            </w:r>
+            <w:r>
+              <w:rPr>
+                <w:rFonts w:asciiTheme="minorHAnsi" w:hAnsiTheme="minorHAnsi" w:cstheme="minorHAnsi"/>
+                <w:sz w:val="18"/>
+                <w:szCs w:val="18"/>
+              </w:rPr>
+              <w:t xml:space="preserve"> if value from MCH-01 = 0 replace with 1</w:t>
+            </w:r>
+            <w:r>
+              <w:rPr>
+                <w:rFonts w:asciiTheme="minorHAnsi" w:hAnsiTheme="minorHAnsi"/>
+                <w:sz w:val="18"/>
+                <w:szCs w:val="18"/>
+              </w:rPr>
+              <w:t>&gt;&gt;</w:t>
+            </w:r>
+          </w:p>
+        </w:tc>
+      </w:tr>
+      <w:tr>
+        <w:trPr>
+          <w:trHeight w:val="158"/>
+        </w:trPr>
+        <w:tc>
+          <w:tcPr>
+            <w:tcW w:w="799" w:type="dxa"/>
+            <w:vAlign w:val="center"/>
+          </w:tcPr>
+          <w:p>
+            <w:pPr>
+              <w:jc w:val="center"/>
+              <w:rPr>
+                <w:rFonts w:asciiTheme="minorHAnsi" w:hAnsiTheme="minorHAnsi"/>
+                <w:sz w:val="18"/>
+                <w:szCs w:val="18"/>
+              </w:rPr>
+            </w:pPr>
+            <w:r>
+              <w:rPr>
+                <w:rFonts w:asciiTheme="minorHAnsi" w:hAnsiTheme="minorHAnsi" w:cstheme="minorHAnsi"/>
+                <w:sz w:val="18"/>
+                <w:szCs w:val="18"/>
+              </w:rPr>
+              <w:t>06</w:t>
+            </w:r>
+          </w:p>
+        </w:tc>
+        <w:tc>
+          <w:tcPr>
+            <w:tcW w:w="4615" w:type="dxa"/>
+            <w:vAlign w:val="center"/>
+          </w:tcPr>
+          <w:p>
+            <w:pPr>
+              <w:rPr>
+                <w:rFonts w:asciiTheme="minorHAnsi" w:hAnsiTheme="minorHAnsi"/>
+                <w:sz w:val="18"/>
+                <w:szCs w:val="18"/>
+              </w:rPr>
+            </w:pPr>
+            <w:r>
+              <w:rPr>
+                <w:rFonts w:asciiTheme="minorHAnsi" w:hAnsiTheme="minorHAnsi" w:cstheme="minorHAnsi"/>
+                <w:sz w:val="18"/>
+                <w:szCs w:val="18"/>
+              </w:rPr>
+              <w:t>Ventilation System Type</w:t>
+            </w:r>
+          </w:p>
+        </w:tc>
+        <w:tc>
+          <w:tcPr>
+            <w:tcW w:w="5602" w:type="dxa"/>
+            <w:tcMar>
+              <w:left w:w="72" w:type="dxa"/>
+              <w:right w:w="72" w:type="dxa"/>
+            </w:tcMar>
+          </w:tcPr>
+          <w:p>
+            <w:pPr>
+              <w:rPr>
+                <w:rFonts w:asciiTheme="minorHAnsi" w:hAnsiTheme="minorHAnsi" w:cstheme="minorHAnsi"/>
+                <w:sz w:val="18"/>
+                <w:szCs w:val="18"/>
+              </w:rPr>
+            </w:pPr>
+            <w:r>
+              <w:rPr>
+                <w:rFonts w:asciiTheme="minorHAnsi" w:hAnsiTheme="minorHAnsi" w:cstheme="minorHAnsi"/>
+                <w:sz w:val="18"/>
+                <w:szCs w:val="18"/>
+              </w:rPr>
+              <w:t xml:space="preserve">&lt;&lt; calculated value if </w:t>
+            </w:r>
+            <w:ins w:id="150" w:author="Alhabibi, Haider@Energy [2]" w:date="2022-05-11T09:37:00Z">
+              <w:r>
+                <w:rPr>
+                  <w:rFonts w:asciiTheme="minorHAnsi" w:hAnsiTheme="minorHAnsi" w:cstheme="minorHAnsi"/>
+                  <w:sz w:val="18"/>
+                  <w:szCs w:val="18"/>
+                </w:rPr>
+                <w:t xml:space="preserve">perent is </w:t>
+              </w:r>
+            </w:ins>
+            <w:del w:id="151" w:author="Alhabibi, Haider@Energy [2]" w:date="2022-05-11T09:37:00Z">
+              <w:r>
+                <w:rPr>
+                  <w:rFonts w:asciiTheme="minorHAnsi" w:hAnsiTheme="minorHAnsi" w:cstheme="minorHAnsi"/>
+                  <w:sz w:val="18"/>
+                  <w:szCs w:val="18"/>
+                </w:rPr>
+                <w:delText>registered CF1R</w:delText>
+              </w:r>
+            </w:del>
+            <w:ins w:id="152" w:author="Alhabibi, Haider@Energy" w:date="2022-03-30T18:55:00Z">
+              <w:del w:id="153" w:author="Alhabibi, Haider@Energy [2]" w:date="2022-05-11T09:37:00Z">
+                <w:r>
+                  <w:rPr>
+                    <w:rFonts w:asciiTheme="minorHAnsi" w:hAnsiTheme="minorHAnsi" w:cstheme="minorHAnsi"/>
+                    <w:sz w:val="18"/>
+                    <w:szCs w:val="18"/>
+                  </w:rPr>
+                  <w:delText>LMCC</w:delText>
+                </w:r>
+              </w:del>
+            </w:ins>
+            <w:del w:id="154" w:author="Alhabibi, Haider@Energy [2]" w:date="2022-05-11T09:37:00Z">
+              <w:r>
+                <w:rPr>
+                  <w:rFonts w:asciiTheme="minorHAnsi" w:hAnsiTheme="minorHAnsi" w:cstheme="minorHAnsi"/>
+                  <w:sz w:val="18"/>
+                  <w:szCs w:val="18"/>
+                </w:rPr>
+                <w:delText xml:space="preserve"> form equals</w:delText>
+              </w:r>
+            </w:del>
+            <w:r>
+              <w:rPr>
+                <w:rFonts w:asciiTheme="minorHAnsi" w:hAnsiTheme="minorHAnsi" w:cstheme="minorHAnsi"/>
+                <w:sz w:val="18"/>
+                <w:szCs w:val="18"/>
+              </w:rPr>
+              <w:t xml:space="preserve"> </w:t>
+            </w:r>
+            <w:del w:id="155" w:author="Alhabibi, Haider@Energy" w:date="2022-03-30T18:55:00Z">
               <w:r>
                 <w:rPr>
                   <w:rFonts w:asciiTheme="minorHAnsi" w:hAnsiTheme="minorHAnsi" w:cstheme="minorHAnsi"/>
@@ -8019,7 +8798,7 @@
                 <w:delText>CF1R</w:delText>
               </w:r>
             </w:del>
-            <w:ins w:id="141" w:author="Alhabibi, Haider@Energy" w:date="2022-03-30T18:55:00Z">
+            <w:ins w:id="156" w:author="Alhabibi, Haider@Energy" w:date="2022-03-30T18:55:00Z">
               <w:r>
                 <w:rPr>
                   <w:rFonts w:asciiTheme="minorHAnsi" w:hAnsiTheme="minorHAnsi" w:cstheme="minorHAnsi"/>
@@ -8035,665 +8814,27 @@
                 <w:sz w:val="18"/>
                 <w:szCs w:val="18"/>
               </w:rPr>
-              <w:t>-PRF-01, allowed values = Newly Constructed, Newly Constructed (Addition Alone), and Addition and /or Alteration;</w:t>
-            </w:r>
-          </w:p>
-          <w:p>
-            <w:pPr>
+              <w:t>-PRF</w:t>
+            </w:r>
+            <w:del w:id="157" w:author="Alhabibi, Haider@Energy [2]" w:date="2022-05-11T09:37:00Z">
+              <w:r>
+                <w:rPr>
+                  <w:rFonts w:asciiTheme="minorHAnsi" w:hAnsiTheme="minorHAnsi" w:cstheme="minorHAnsi"/>
+                  <w:sz w:val="18"/>
+                  <w:szCs w:val="18"/>
+                </w:rPr>
+                <w:delText>-01</w:delText>
+              </w:r>
+            </w:del>
+            <w:r>
               <w:rPr>
                 <w:rFonts w:asciiTheme="minorHAnsi" w:hAnsiTheme="minorHAnsi" w:cstheme="minorHAnsi"/>
                 <w:sz w:val="18"/>
                 <w:szCs w:val="18"/>
               </w:rPr>
-            </w:pPr>
-            <w:r>
-              <w:rPr>
-                <w:rFonts w:asciiTheme="minorHAnsi" w:hAnsiTheme="minorHAnsi" w:cstheme="minorHAnsi"/>
-                <w:sz w:val="18"/>
-                <w:szCs w:val="18"/>
-              </w:rPr>
-              <w:t>Else if parent document is CF1R-NCB-01, allowed values = Newly Constructed and Newly Constructed (Addition Alone);</w:t>
-            </w:r>
-          </w:p>
-          <w:p>
-            <w:pPr>
-              <w:rPr>
-                <w:rFonts w:asciiTheme="minorHAnsi" w:hAnsiTheme="minorHAnsi"/>
-                <w:sz w:val="18"/>
-                <w:szCs w:val="18"/>
-              </w:rPr>
-            </w:pPr>
-            <w:r>
-              <w:rPr>
-                <w:rFonts w:asciiTheme="minorHAnsi" w:hAnsiTheme="minorHAnsi" w:cstheme="minorHAnsi"/>
-                <w:sz w:val="18"/>
-                <w:szCs w:val="18"/>
-              </w:rPr>
-              <w:t>Else if parent document is CF1R-ADD-01, allowed values = ADU Addition &lt; 300 ft</w:t>
-            </w:r>
-            <w:r>
-              <w:rPr>
-                <w:rFonts w:asciiTheme="minorHAnsi" w:hAnsiTheme="minorHAnsi" w:cstheme="minorHAnsi"/>
-                <w:sz w:val="18"/>
-                <w:szCs w:val="18"/>
-              </w:rPr>
-              <w:t>^</w:t>
-            </w:r>
-            <w:r>
-              <w:rPr>
-                <w:rFonts w:asciiTheme="minorHAnsi" w:hAnsiTheme="minorHAnsi" w:cstheme="minorHAnsi"/>
-                <w:sz w:val="18"/>
-                <w:szCs w:val="18"/>
-              </w:rPr>
-              <w:t>2, ADU Addition &gt; 300 to &lt; 400 ft</w:t>
-            </w:r>
-            <w:r>
-              <w:rPr>
-                <w:rFonts w:asciiTheme="minorHAnsi" w:hAnsiTheme="minorHAnsi" w:cstheme="minorHAnsi"/>
-                <w:sz w:val="18"/>
-                <w:szCs w:val="18"/>
-              </w:rPr>
-              <w:t>^</w:t>
-            </w:r>
-            <w:r>
-              <w:rPr>
-                <w:rFonts w:asciiTheme="minorHAnsi" w:hAnsiTheme="minorHAnsi" w:cstheme="minorHAnsi"/>
-                <w:sz w:val="18"/>
-                <w:szCs w:val="18"/>
-              </w:rPr>
-              <w:t>2, ADU Addition &gt; 400 to &lt; 700 ft</w:t>
-            </w:r>
-            <w:r>
-              <w:rPr>
-                <w:rFonts w:asciiTheme="minorHAnsi" w:hAnsiTheme="minorHAnsi" w:cstheme="minorHAnsi"/>
-                <w:sz w:val="18"/>
-                <w:szCs w:val="18"/>
-              </w:rPr>
-              <w:t>^</w:t>
-            </w:r>
-            <w:r>
-              <w:rPr>
-                <w:rFonts w:asciiTheme="minorHAnsi" w:hAnsiTheme="minorHAnsi" w:cstheme="minorHAnsi"/>
-                <w:sz w:val="18"/>
-                <w:szCs w:val="18"/>
-              </w:rPr>
-              <w:t>2, and ADU Addition &gt; 700 to &lt; 1000 ft</w:t>
-            </w:r>
-            <w:r>
-              <w:rPr>
-                <w:rFonts w:asciiTheme="minorHAnsi" w:hAnsiTheme="minorHAnsi" w:cstheme="minorHAnsi"/>
-                <w:sz w:val="18"/>
-                <w:szCs w:val="18"/>
-              </w:rPr>
-              <w:t>^</w:t>
-            </w:r>
-            <w:r>
-              <w:rPr>
-                <w:rFonts w:asciiTheme="minorHAnsi" w:hAnsiTheme="minorHAnsi" w:cstheme="minorHAnsi"/>
-                <w:sz w:val="18"/>
-                <w:szCs w:val="18"/>
-              </w:rPr>
-              <w:t>2</w:t>
-            </w:r>
-            <w:r>
-              <w:rPr>
-                <w:rFonts w:asciiTheme="minorHAnsi" w:hAnsiTheme="minorHAnsi"/>
-                <w:sz w:val="18"/>
-                <w:szCs w:val="18"/>
-                <w:u w:val="single"/>
-              </w:rPr>
-              <w:t>&gt;&gt;</w:t>
-            </w:r>
-          </w:p>
-        </w:tc>
-      </w:tr>
-      <w:tr>
-        <w:trPr>
-          <w:trHeight w:val="158"/>
-        </w:trPr>
-        <w:tc>
-          <w:tcPr>
-            <w:tcW w:w="799" w:type="dxa"/>
-            <w:vAlign w:val="center"/>
-          </w:tcPr>
-          <w:p>
-            <w:pPr>
-              <w:jc w:val="center"/>
-              <w:rPr>
-                <w:rFonts w:asciiTheme="minorHAnsi" w:hAnsiTheme="minorHAnsi"/>
-                <w:sz w:val="18"/>
-                <w:szCs w:val="18"/>
-              </w:rPr>
-            </w:pPr>
-            <w:r>
-              <w:rPr>
-                <w:rFonts w:asciiTheme="minorHAnsi" w:hAnsiTheme="minorHAnsi"/>
-                <w:sz w:val="18"/>
-                <w:szCs w:val="18"/>
-              </w:rPr>
-              <w:t>04</w:t>
-            </w:r>
-          </w:p>
-        </w:tc>
-        <w:tc>
-          <w:tcPr>
-            <w:tcW w:w="4615" w:type="dxa"/>
-            <w:vAlign w:val="center"/>
-          </w:tcPr>
-          <w:p>
-            <w:pPr>
-              <w:rPr>
-                <w:rFonts w:asciiTheme="minorHAnsi" w:hAnsiTheme="minorHAnsi"/>
-                <w:sz w:val="18"/>
-                <w:szCs w:val="18"/>
-              </w:rPr>
-            </w:pPr>
-            <w:r>
-              <w:rPr>
-                <w:rFonts w:asciiTheme="minorHAnsi" w:hAnsiTheme="minorHAnsi"/>
-                <w:sz w:val="18"/>
-                <w:szCs w:val="18"/>
-              </w:rPr>
-              <w:t xml:space="preserve">Total </w:t>
-            </w:r>
-            <w:r>
-              <w:rPr>
-                <w:rFonts w:asciiTheme="minorHAnsi" w:hAnsiTheme="minorHAnsi"/>
-                <w:sz w:val="18"/>
-                <w:szCs w:val="18"/>
-              </w:rPr>
-              <w:t xml:space="preserve">Conditioned </w:t>
-            </w:r>
-            <w:r>
-              <w:rPr>
-                <w:rFonts w:asciiTheme="minorHAnsi" w:hAnsiTheme="minorHAnsi"/>
-                <w:sz w:val="18"/>
-                <w:szCs w:val="18"/>
-              </w:rPr>
-              <w:t>F</w:t>
-            </w:r>
-            <w:r>
-              <w:rPr>
-                <w:rFonts w:asciiTheme="minorHAnsi" w:hAnsiTheme="minorHAnsi"/>
-                <w:sz w:val="18"/>
-                <w:szCs w:val="18"/>
-              </w:rPr>
-              <w:t xml:space="preserve">loor </w:t>
-            </w:r>
-            <w:r>
-              <w:rPr>
-                <w:rFonts w:asciiTheme="minorHAnsi" w:hAnsiTheme="minorHAnsi"/>
-                <w:sz w:val="18"/>
-                <w:szCs w:val="18"/>
-              </w:rPr>
-              <w:t>A</w:t>
-            </w:r>
-            <w:r>
-              <w:rPr>
-                <w:rFonts w:asciiTheme="minorHAnsi" w:hAnsiTheme="minorHAnsi"/>
-                <w:sz w:val="18"/>
-                <w:szCs w:val="18"/>
-              </w:rPr>
-              <w:t xml:space="preserve">rea of </w:t>
-            </w:r>
-            <w:r>
-              <w:rPr>
-                <w:rFonts w:asciiTheme="minorHAnsi" w:hAnsiTheme="minorHAnsi"/>
-                <w:sz w:val="18"/>
-                <w:szCs w:val="18"/>
-              </w:rPr>
-              <w:t>D</w:t>
-            </w:r>
-            <w:r>
-              <w:rPr>
-                <w:rFonts w:asciiTheme="minorHAnsi" w:hAnsiTheme="minorHAnsi"/>
-                <w:sz w:val="18"/>
-                <w:szCs w:val="18"/>
-              </w:rPr>
-              <w:t xml:space="preserve">welling </w:t>
-            </w:r>
-            <w:r>
-              <w:rPr>
-                <w:rFonts w:asciiTheme="minorHAnsi" w:hAnsiTheme="minorHAnsi"/>
-                <w:sz w:val="18"/>
-                <w:szCs w:val="18"/>
-              </w:rPr>
-              <w:t>U</w:t>
-            </w:r>
-            <w:r>
-              <w:rPr>
-                <w:rFonts w:asciiTheme="minorHAnsi" w:hAnsiTheme="minorHAnsi"/>
-                <w:sz w:val="18"/>
-                <w:szCs w:val="18"/>
-              </w:rPr>
-              <w:t>nit</w:t>
-            </w:r>
-          </w:p>
-          <w:p>
-            <w:pPr>
-              <w:rPr>
-                <w:rFonts w:asciiTheme="minorHAnsi" w:hAnsiTheme="minorHAnsi"/>
-                <w:sz w:val="18"/>
-                <w:szCs w:val="18"/>
-              </w:rPr>
-            </w:pPr>
-            <w:r>
-              <w:rPr>
-                <w:rFonts w:asciiTheme="minorHAnsi" w:hAnsiTheme="minorHAnsi"/>
-                <w:sz w:val="18"/>
-                <w:szCs w:val="18"/>
-              </w:rPr>
-              <w:t>(For addition projects the c</w:t>
-            </w:r>
-            <w:r>
-              <w:rPr>
-                <w:rFonts w:asciiTheme="minorHAnsi" w:hAnsiTheme="minorHAnsi"/>
-                <w:sz w:val="18"/>
-                <w:szCs w:val="18"/>
-              </w:rPr>
-              <w:t>onditioned floor area</w:t>
-            </w:r>
-            <w:r>
-              <w:rPr>
-                <w:rFonts w:asciiTheme="minorHAnsi" w:hAnsiTheme="minorHAnsi"/>
-                <w:sz w:val="18"/>
-                <w:szCs w:val="18"/>
-              </w:rPr>
-              <w:t xml:space="preserve"> equals existing area plus addition area)  </w:t>
-            </w:r>
-          </w:p>
-        </w:tc>
-        <w:tc>
-          <w:tcPr>
-            <w:tcW w:w="5602" w:type="dxa"/>
-            <w:tcMar>
-              <w:left w:w="72" w:type="dxa"/>
-              <w:right w:w="72" w:type="dxa"/>
-            </w:tcMar>
-          </w:tcPr>
-          <w:p>
-            <w:pPr>
-              <w:rPr>
-                <w:rFonts w:asciiTheme="minorHAnsi" w:hAnsiTheme="minorHAnsi"/>
-                <w:sz w:val="18"/>
-                <w:szCs w:val="18"/>
-              </w:rPr>
-            </w:pPr>
-            <w:r>
-              <w:rPr>
-                <w:rFonts w:asciiTheme="minorHAnsi" w:hAnsiTheme="minorHAnsi"/>
-                <w:sz w:val="18"/>
-                <w:szCs w:val="18"/>
-              </w:rPr>
-              <w:t>&lt;&lt;calculated field: reference</w:t>
-            </w:r>
-            <w:r>
-              <w:rPr>
-                <w:rFonts w:asciiTheme="minorHAnsi" w:hAnsiTheme="minorHAnsi"/>
-                <w:sz w:val="18"/>
-                <w:szCs w:val="18"/>
-              </w:rPr>
-              <w:t>d</w:t>
-            </w:r>
-            <w:r>
-              <w:rPr>
-                <w:rFonts w:asciiTheme="minorHAnsi" w:hAnsiTheme="minorHAnsi"/>
-                <w:sz w:val="18"/>
-                <w:szCs w:val="18"/>
-              </w:rPr>
-              <w:t xml:space="preserve"> from MCH-01</w:t>
-            </w:r>
-            <w:r>
-              <w:rPr>
-                <w:rFonts w:asciiTheme="minorHAnsi" w:hAnsiTheme="minorHAnsi" w:cstheme="minorHAnsi"/>
-                <w:sz w:val="18"/>
-                <w:szCs w:val="18"/>
-              </w:rPr>
-              <w:t>, “</w:t>
-            </w:r>
-            <w:r>
-              <w:rPr>
-                <w:rFonts w:ascii="Calibri" w:hAnsi="Calibri"/>
-                <w:sz w:val="18"/>
-                <w:szCs w:val="18"/>
-              </w:rPr>
-              <w:t xml:space="preserve">Dwelling Unit </w:t>
-            </w:r>
-            <w:r>
-              <w:rPr>
-                <w:rFonts w:ascii="Calibri" w:hAnsi="Calibri"/>
-                <w:sz w:val="18"/>
-                <w:szCs w:val="18"/>
-              </w:rPr>
-              <w:t xml:space="preserve">Total </w:t>
-            </w:r>
-            <w:r>
-              <w:rPr>
-                <w:rFonts w:ascii="Calibri" w:hAnsi="Calibri"/>
-                <w:sz w:val="18"/>
-                <w:szCs w:val="18"/>
-              </w:rPr>
-              <w:t>Conditioned Floor Area (ft</w:t>
-            </w:r>
-            <w:r>
-              <w:rPr>
-                <w:rFonts w:ascii="Calibri" w:hAnsi="Calibri"/>
-                <w:sz w:val="18"/>
-                <w:szCs w:val="18"/>
-                <w:vertAlign w:val="superscript"/>
-              </w:rPr>
-              <w:t>2</w:t>
-            </w:r>
-            <w:r>
-              <w:rPr>
-                <w:rFonts w:ascii="Calibri" w:hAnsi="Calibri"/>
-                <w:sz w:val="18"/>
-                <w:szCs w:val="18"/>
-              </w:rPr>
-              <w:t>)</w:t>
-            </w:r>
-            <w:r>
-              <w:rPr>
-                <w:rFonts w:ascii="Calibri" w:hAnsi="Calibri"/>
-                <w:sz w:val="18"/>
-                <w:szCs w:val="18"/>
-              </w:rPr>
-              <w:t>” (A03)</w:t>
-            </w:r>
-            <w:r>
-              <w:rPr>
-                <w:rFonts w:asciiTheme="minorHAnsi" w:hAnsiTheme="minorHAnsi"/>
-                <w:sz w:val="18"/>
-                <w:szCs w:val="18"/>
-              </w:rPr>
-              <w:t xml:space="preserve"> </w:t>
-            </w:r>
-            <w:r>
-              <w:rPr>
-                <w:rFonts w:asciiTheme="minorHAnsi" w:hAnsiTheme="minorHAnsi"/>
-                <w:sz w:val="18"/>
-                <w:szCs w:val="18"/>
-              </w:rPr>
-              <w:t>&gt;&gt;</w:t>
-            </w:r>
-          </w:p>
-        </w:tc>
-      </w:tr>
-      <w:tr>
-        <w:trPr>
-          <w:trHeight w:val="158"/>
-        </w:trPr>
-        <w:tc>
-          <w:tcPr>
-            <w:tcW w:w="799" w:type="dxa"/>
-            <w:vAlign w:val="center"/>
-          </w:tcPr>
-          <w:p>
-            <w:pPr>
-              <w:jc w:val="center"/>
-              <w:rPr>
-                <w:rFonts w:asciiTheme="minorHAnsi" w:hAnsiTheme="minorHAnsi"/>
-                <w:sz w:val="18"/>
-                <w:szCs w:val="18"/>
-              </w:rPr>
-            </w:pPr>
-            <w:r>
-              <w:rPr>
-                <w:rFonts w:asciiTheme="minorHAnsi" w:hAnsiTheme="minorHAnsi"/>
-                <w:sz w:val="18"/>
-                <w:szCs w:val="18"/>
-              </w:rPr>
-              <w:t>05</w:t>
-            </w:r>
-          </w:p>
-        </w:tc>
-        <w:tc>
-          <w:tcPr>
-            <w:tcW w:w="4615" w:type="dxa"/>
-            <w:vAlign w:val="center"/>
-          </w:tcPr>
-          <w:p>
-            <w:pPr>
-              <w:rPr>
-                <w:rFonts w:asciiTheme="minorHAnsi" w:hAnsiTheme="minorHAnsi"/>
-                <w:sz w:val="18"/>
-                <w:szCs w:val="18"/>
-              </w:rPr>
-            </w:pPr>
-            <w:r>
-              <w:rPr>
-                <w:rFonts w:asciiTheme="minorHAnsi" w:hAnsiTheme="minorHAnsi"/>
-                <w:sz w:val="18"/>
-                <w:szCs w:val="18"/>
-              </w:rPr>
-              <w:t xml:space="preserve">Number of </w:t>
-            </w:r>
-            <w:r>
-              <w:rPr>
-                <w:rFonts w:asciiTheme="minorHAnsi" w:hAnsiTheme="minorHAnsi"/>
-                <w:sz w:val="18"/>
-                <w:szCs w:val="18"/>
-              </w:rPr>
-              <w:t>B</w:t>
-            </w:r>
-            <w:r>
-              <w:rPr>
-                <w:rFonts w:asciiTheme="minorHAnsi" w:hAnsiTheme="minorHAnsi"/>
-                <w:sz w:val="18"/>
-                <w:szCs w:val="18"/>
-              </w:rPr>
-              <w:t xml:space="preserve">edrooms in </w:t>
-            </w:r>
-            <w:r>
-              <w:rPr>
-                <w:rFonts w:asciiTheme="minorHAnsi" w:hAnsiTheme="minorHAnsi"/>
-                <w:sz w:val="18"/>
-                <w:szCs w:val="18"/>
-              </w:rPr>
-              <w:t>D</w:t>
-            </w:r>
-            <w:r>
-              <w:rPr>
-                <w:rFonts w:asciiTheme="minorHAnsi" w:hAnsiTheme="minorHAnsi"/>
-                <w:sz w:val="18"/>
-                <w:szCs w:val="18"/>
-              </w:rPr>
-              <w:t xml:space="preserve">welling </w:t>
-            </w:r>
-            <w:r>
-              <w:rPr>
-                <w:rFonts w:asciiTheme="minorHAnsi" w:hAnsiTheme="minorHAnsi"/>
-                <w:sz w:val="18"/>
-                <w:szCs w:val="18"/>
-              </w:rPr>
-              <w:t>U</w:t>
-            </w:r>
-            <w:r>
-              <w:rPr>
-                <w:rFonts w:asciiTheme="minorHAnsi" w:hAnsiTheme="minorHAnsi"/>
-                <w:sz w:val="18"/>
-                <w:szCs w:val="18"/>
-              </w:rPr>
-              <w:t>nit</w:t>
-            </w:r>
-          </w:p>
-          <w:p>
-            <w:pPr>
-              <w:rPr>
-                <w:rFonts w:asciiTheme="minorHAnsi" w:hAnsiTheme="minorHAnsi"/>
-                <w:sz w:val="18"/>
-                <w:szCs w:val="18"/>
-              </w:rPr>
-            </w:pPr>
-            <w:r>
-              <w:rPr>
-                <w:rFonts w:asciiTheme="minorHAnsi" w:hAnsiTheme="minorHAnsi"/>
-                <w:sz w:val="18"/>
-                <w:szCs w:val="18"/>
-              </w:rPr>
-              <w:t>(For addition projects the number of bedrooms equals the existing bedrooms plus addition bedrooms)</w:t>
-            </w:r>
-          </w:p>
-        </w:tc>
-        <w:tc>
-          <w:tcPr>
-            <w:tcW w:w="5602" w:type="dxa"/>
-            <w:tcMar>
-              <w:left w:w="72" w:type="dxa"/>
-              <w:right w:w="72" w:type="dxa"/>
-            </w:tcMar>
-          </w:tcPr>
-          <w:p>
-            <w:pPr>
-              <w:rPr>
-                <w:rFonts w:asciiTheme="minorHAnsi" w:hAnsiTheme="minorHAnsi"/>
-                <w:sz w:val="18"/>
-                <w:szCs w:val="18"/>
-              </w:rPr>
-            </w:pPr>
-            <w:r>
-              <w:rPr>
-                <w:rFonts w:asciiTheme="minorHAnsi" w:hAnsiTheme="minorHAnsi"/>
-                <w:sz w:val="18"/>
-                <w:szCs w:val="18"/>
-              </w:rPr>
-              <w:t>&lt;&lt;calculated field: reference</w:t>
-            </w:r>
-            <w:r>
-              <w:rPr>
-                <w:rFonts w:asciiTheme="minorHAnsi" w:hAnsiTheme="minorHAnsi"/>
-                <w:sz w:val="18"/>
-                <w:szCs w:val="18"/>
-              </w:rPr>
-              <w:t>d</w:t>
-            </w:r>
-            <w:r>
-              <w:rPr>
-                <w:rFonts w:asciiTheme="minorHAnsi" w:hAnsiTheme="minorHAnsi"/>
-                <w:sz w:val="18"/>
-                <w:szCs w:val="18"/>
-              </w:rPr>
-              <w:t xml:space="preserve"> from MCH-01</w:t>
-            </w:r>
-            <w:r>
-              <w:rPr>
-                <w:rFonts w:asciiTheme="minorHAnsi" w:hAnsiTheme="minorHAnsi" w:cstheme="minorHAnsi"/>
-                <w:sz w:val="18"/>
-                <w:szCs w:val="18"/>
-              </w:rPr>
-              <w:t>,</w:t>
-            </w:r>
-            <w:r>
-              <w:rPr>
-                <w:rFonts w:asciiTheme="minorHAnsi" w:hAnsiTheme="minorHAnsi" w:cstheme="minorHAnsi"/>
-                <w:sz w:val="18"/>
-                <w:szCs w:val="18"/>
-              </w:rPr>
-              <w:t xml:space="preserve"> “</w:t>
-            </w:r>
-            <w:r>
-              <w:rPr>
-                <w:rFonts w:ascii="Calibri" w:hAnsi="Calibri"/>
-                <w:sz w:val="18"/>
-                <w:szCs w:val="18"/>
-              </w:rPr>
-              <w:t>Dwelling Unit Number of Bedrooms” (A09);</w:t>
-            </w:r>
-            <w:r>
-              <w:rPr>
-                <w:rFonts w:asciiTheme="minorHAnsi" w:hAnsiTheme="minorHAnsi" w:cstheme="minorHAnsi"/>
-                <w:sz w:val="18"/>
-                <w:szCs w:val="18"/>
-              </w:rPr>
-              <w:t xml:space="preserve"> if value from MCH-01 = 0 replace with 1</w:t>
-            </w:r>
-            <w:r>
-              <w:rPr>
-                <w:rFonts w:asciiTheme="minorHAnsi" w:hAnsiTheme="minorHAnsi"/>
-                <w:sz w:val="18"/>
-                <w:szCs w:val="18"/>
-              </w:rPr>
-              <w:t>&gt;&gt;</w:t>
-            </w:r>
-          </w:p>
-        </w:tc>
-      </w:tr>
-      <w:tr>
-        <w:trPr>
-          <w:trHeight w:val="158"/>
-        </w:trPr>
-        <w:tc>
-          <w:tcPr>
-            <w:tcW w:w="799" w:type="dxa"/>
-            <w:vAlign w:val="center"/>
-          </w:tcPr>
-          <w:p>
-            <w:pPr>
-              <w:jc w:val="center"/>
-              <w:rPr>
-                <w:rFonts w:asciiTheme="minorHAnsi" w:hAnsiTheme="minorHAnsi"/>
-                <w:sz w:val="18"/>
-                <w:szCs w:val="18"/>
-              </w:rPr>
-            </w:pPr>
-            <w:r>
-              <w:rPr>
-                <w:rFonts w:asciiTheme="minorHAnsi" w:hAnsiTheme="minorHAnsi" w:cstheme="minorHAnsi"/>
-                <w:sz w:val="18"/>
-                <w:szCs w:val="18"/>
-              </w:rPr>
-              <w:t>06</w:t>
-            </w:r>
-          </w:p>
-        </w:tc>
-        <w:tc>
-          <w:tcPr>
-            <w:tcW w:w="4615" w:type="dxa"/>
-            <w:vAlign w:val="center"/>
-          </w:tcPr>
-          <w:p>
-            <w:pPr>
-              <w:rPr>
-                <w:rFonts w:asciiTheme="minorHAnsi" w:hAnsiTheme="minorHAnsi"/>
-                <w:sz w:val="18"/>
-                <w:szCs w:val="18"/>
-              </w:rPr>
-            </w:pPr>
-            <w:r>
-              <w:rPr>
-                <w:rFonts w:asciiTheme="minorHAnsi" w:hAnsiTheme="minorHAnsi" w:cstheme="minorHAnsi"/>
-                <w:sz w:val="18"/>
-                <w:szCs w:val="18"/>
-              </w:rPr>
-              <w:t>Ventilation System Type</w:t>
-            </w:r>
-          </w:p>
-        </w:tc>
-        <w:tc>
-          <w:tcPr>
-            <w:tcW w:w="5602" w:type="dxa"/>
-            <w:tcMar>
-              <w:left w:w="72" w:type="dxa"/>
-              <w:right w:w="72" w:type="dxa"/>
-            </w:tcMar>
-          </w:tcPr>
-          <w:p>
-            <w:pPr>
-              <w:rPr>
-                <w:rFonts w:asciiTheme="minorHAnsi" w:hAnsiTheme="minorHAnsi" w:cstheme="minorHAnsi"/>
-                <w:sz w:val="18"/>
-                <w:szCs w:val="18"/>
-              </w:rPr>
-            </w:pPr>
-            <w:r>
-              <w:rPr>
-                <w:rFonts w:asciiTheme="minorHAnsi" w:hAnsiTheme="minorHAnsi" w:cstheme="minorHAnsi"/>
-                <w:sz w:val="18"/>
-                <w:szCs w:val="18"/>
-              </w:rPr>
-              <w:t xml:space="preserve">&lt;&lt; calculated value if registered </w:t>
-            </w:r>
-            <w:del w:id="142" w:author="Alhabibi, Haider@Energy" w:date="2022-03-30T18:55:00Z">
+              <w:t xml:space="preserve">, reference data from </w:t>
+            </w:r>
+            <w:del w:id="158" w:author="Alhabibi, Haider@Energy" w:date="2022-03-30T18:55:00Z">
               <w:r>
                 <w:rPr>
                   <w:rFonts w:asciiTheme="minorHAnsi" w:hAnsiTheme="minorHAnsi" w:cstheme="minorHAnsi"/>
@@ -8703,7 +8844,7 @@
                 <w:delText>CF1R</w:delText>
               </w:r>
             </w:del>
-            <w:ins w:id="143" w:author="Alhabibi, Haider@Energy" w:date="2022-03-30T18:55:00Z">
+            <w:ins w:id="159" w:author="Alhabibi, Haider@Energy" w:date="2022-03-30T18:55:00Z">
               <w:r>
                 <w:rPr>
                   <w:rFonts w:asciiTheme="minorHAnsi" w:hAnsiTheme="minorHAnsi" w:cstheme="minorHAnsi"/>
@@ -8713,15 +8854,72 @@
                 <w:t>LMCC</w:t>
               </w:r>
             </w:ins>
+            <w:ins w:id="160" w:author="Alhabibi, Haider@Energy [2]" w:date="2022-05-11T09:37:00Z">
+              <w:r>
+                <w:rPr>
+                  <w:rFonts w:asciiTheme="minorHAnsi" w:hAnsiTheme="minorHAnsi" w:cstheme="minorHAnsi"/>
+                  <w:sz w:val="18"/>
+                  <w:szCs w:val="18"/>
+                </w:rPr>
+                <w:t>-PRF</w:t>
+              </w:r>
+            </w:ins>
             <w:r>
               <w:rPr>
                 <w:rFonts w:asciiTheme="minorHAnsi" w:hAnsiTheme="minorHAnsi" w:cstheme="minorHAnsi"/>
                 <w:sz w:val="18"/>
                 <w:szCs w:val="18"/>
               </w:rPr>
-              <w:t xml:space="preserve"> form equals </w:t>
-            </w:r>
-            <w:del w:id="144" w:author="Alhabibi, Haider@Energy" w:date="2022-03-30T18:55:00Z">
+              <w:t>;</w:t>
+            </w:r>
+            <w:r>
+              <w:rPr>
+                <w:rFonts w:asciiTheme="minorHAnsi" w:hAnsiTheme="minorHAnsi" w:cstheme="minorHAnsi"/>
+                <w:sz w:val="18"/>
+                <w:szCs w:val="18"/>
+              </w:rPr>
+              <w:br/>
+              <w:t xml:space="preserve">else if </w:t>
+            </w:r>
+            <w:ins w:id="161" w:author="Alhabibi, Haider@Energy [2]" w:date="2022-05-11T09:38:00Z">
+              <w:r>
+                <w:rPr>
+                  <w:rFonts w:asciiTheme="minorHAnsi" w:hAnsiTheme="minorHAnsi" w:cstheme="minorHAnsi"/>
+                  <w:sz w:val="18"/>
+                  <w:szCs w:val="18"/>
+                </w:rPr>
+                <w:t>parent</w:t>
+              </w:r>
+            </w:ins>
+            <w:ins w:id="162" w:author="Alhabibi, Haider@Energy [2]" w:date="2022-05-11T09:37:00Z">
+              <w:r>
+                <w:rPr>
+                  <w:rFonts w:asciiTheme="minorHAnsi" w:hAnsiTheme="minorHAnsi" w:cstheme="minorHAnsi"/>
+                  <w:sz w:val="18"/>
+                  <w:szCs w:val="18"/>
+                </w:rPr>
+                <w:t xml:space="preserve"> is </w:t>
+              </w:r>
+            </w:ins>
+            <w:del w:id="163" w:author="Alhabibi, Haider@Energy [2]" w:date="2022-05-11T09:37:00Z">
+              <w:r>
+                <w:rPr>
+                  <w:rFonts w:asciiTheme="minorHAnsi" w:hAnsiTheme="minorHAnsi" w:cstheme="minorHAnsi"/>
+                  <w:sz w:val="18"/>
+                  <w:szCs w:val="18"/>
+                </w:rPr>
+                <w:delText>registered</w:delText>
+              </w:r>
+            </w:del>
+            <w:r>
+              <w:rPr>
+                <w:rFonts w:asciiTheme="minorHAnsi" w:hAnsiTheme="minorHAnsi" w:cstheme="minorHAnsi"/>
+                <w:sz w:val="18"/>
+                <w:szCs w:val="18"/>
+              </w:rPr>
+              <w:t xml:space="preserve"> </w:t>
+            </w:r>
+            <w:del w:id="164" w:author="Alhabibi, Haider@Energy" w:date="2022-03-30T18:55:00Z">
               <w:r>
                 <w:rPr>
                   <w:rFonts w:asciiTheme="minorHAnsi" w:hAnsiTheme="minorHAnsi" w:cstheme="minorHAnsi"/>
@@ -8731,7 +8929,7 @@
                 <w:delText>CF1R</w:delText>
               </w:r>
             </w:del>
-            <w:ins w:id="145" w:author="Alhabibi, Haider@Energy" w:date="2022-03-30T18:55:00Z">
+            <w:ins w:id="165" w:author="Alhabibi, Haider@Energy" w:date="2022-03-30T18:55:00Z">
               <w:r>
                 <w:rPr>
                   <w:rFonts w:asciiTheme="minorHAnsi" w:hAnsiTheme="minorHAnsi" w:cstheme="minorHAnsi"/>
@@ -8741,69 +8939,60 @@
                 <w:t>LMCC</w:t>
               </w:r>
             </w:ins>
-            <w:r>
-              <w:rPr>
-                <w:rFonts w:asciiTheme="minorHAnsi" w:hAnsiTheme="minorHAnsi" w:cstheme="minorHAnsi"/>
-                <w:sz w:val="18"/>
-                <w:szCs w:val="18"/>
-              </w:rPr>
-              <w:t xml:space="preserve">-PRF-01, reference data from </w:t>
-            </w:r>
-            <w:del w:id="146" w:author="Alhabibi, Haider@Energy" w:date="2022-03-30T18:55:00Z">
+            <w:ins w:id="166" w:author="Alhabibi, Haider@Energy [2]" w:date="2022-05-11T09:38:00Z">
               <w:r>
                 <w:rPr>
                   <w:rFonts w:asciiTheme="minorHAnsi" w:hAnsiTheme="minorHAnsi" w:cstheme="minorHAnsi"/>
                   <w:sz w:val="18"/>
                   <w:szCs w:val="18"/>
                 </w:rPr>
-                <w:delText>CF1R</w:delText>
+                <w:t>-MCH</w:t>
               </w:r>
-            </w:del>
-            <w:ins w:id="147" w:author="Alhabibi, Haider@Energy" w:date="2022-03-30T18:55:00Z">
+            </w:ins>
+            <w:del w:id="167" w:author="Alhabibi, Haider@Energy [2]" w:date="2022-05-11T09:45:00Z">
               <w:r>
                 <w:rPr>
                   <w:rFonts w:asciiTheme="minorHAnsi" w:hAnsiTheme="minorHAnsi" w:cstheme="minorHAnsi"/>
                   <w:sz w:val="18"/>
                   <w:szCs w:val="18"/>
                 </w:rPr>
-                <w:t>LMCC</w:t>
+                <w:delText xml:space="preserve"> form equals CF1R-NCB-01 or CF1R-ADD-01</w:delText>
               </w:r>
-            </w:ins>
+            </w:del>
             <w:r>
               <w:rPr>
                 <w:rFonts w:asciiTheme="minorHAnsi" w:hAnsiTheme="minorHAnsi" w:cstheme="minorHAnsi"/>
                 <w:sz w:val="18"/>
                 <w:szCs w:val="18"/>
               </w:rPr>
-              <w:t>;</w:t>
-            </w:r>
-            <w:r>
-              <w:rPr>
-                <w:rFonts w:asciiTheme="minorHAnsi" w:hAnsiTheme="minorHAnsi" w:cstheme="minorHAnsi"/>
-                <w:sz w:val="18"/>
-                <w:szCs w:val="18"/>
-              </w:rPr>
-              <w:br/>
-              <w:t xml:space="preserve">else if registered </w:t>
-            </w:r>
-            <w:del w:id="148" w:author="Alhabibi, Haider@Energy" w:date="2022-03-30T18:55:00Z">
+              <w:t xml:space="preserve">, </w:t>
+            </w:r>
+            <w:ins w:id="168" w:author="Alhabibi, Haider@Energy [2]" w:date="2022-05-11T09:45:00Z">
               <w:r>
                 <w:rPr>
                   <w:rFonts w:asciiTheme="minorHAnsi" w:hAnsiTheme="minorHAnsi" w:cstheme="minorHAnsi"/>
                   <w:sz w:val="18"/>
                   <w:szCs w:val="18"/>
                 </w:rPr>
-                <w:delText>CF1R</w:delText>
+                <w:t xml:space="preserve">allow </w:t>
               </w:r>
-            </w:del>
-            <w:ins w:id="149" w:author="Alhabibi, Haider@Energy" w:date="2022-03-30T18:55:00Z">
+            </w:ins>
+            <w:r>
+              <w:rPr>
+                <w:rFonts w:asciiTheme="minorHAnsi" w:hAnsiTheme="minorHAnsi" w:cstheme="minorHAnsi"/>
+                <w:sz w:val="18"/>
+                <w:szCs w:val="18"/>
+              </w:rPr>
+              <w:t xml:space="preserve">user </w:t>
+            </w:r>
+            <w:ins w:id="169" w:author="Alhabibi, Haider@Energy [2]" w:date="2022-05-11T09:45:00Z">
               <w:r>
                 <w:rPr>
                   <w:rFonts w:asciiTheme="minorHAnsi" w:hAnsiTheme="minorHAnsi" w:cstheme="minorHAnsi"/>
                   <w:sz w:val="18"/>
                   <w:szCs w:val="18"/>
                 </w:rPr>
-                <w:t>LMCC</w:t>
+                <w:t xml:space="preserve">to </w:t>
               </w:r>
             </w:ins>
             <w:r>
@@ -8812,7 +9001,7 @@
                 <w:sz w:val="18"/>
                 <w:szCs w:val="18"/>
               </w:rPr>
-              <w:t xml:space="preserve"> form equals CF1R-NCB-01 or CF1R-ADD-01, user pick one from list:  </w:t>
+              <w:t xml:space="preserve">pick one from list:  </w:t>
             </w:r>
           </w:p>
           <w:p>
@@ -9319,13 +9508,13 @@
           <w:p>
             <w:pPr>
               <w:rPr>
-                <w:del w:id="150" w:author="Alhabibi, Haider@Energy" w:date="2022-03-30T20:00:00Z"/>
+                <w:del w:id="170" w:author="Alhabibi, Haider@Energy" w:date="2022-03-30T20:00:00Z"/>
                 <w:rFonts w:asciiTheme="minorHAnsi" w:hAnsiTheme="minorHAnsi" w:cstheme="minorHAnsi"/>
                 <w:sz w:val="18"/>
                 <w:szCs w:val="18"/>
               </w:rPr>
             </w:pPr>
-            <w:del w:id="151" w:author="Alhabibi, Haider@Energy" w:date="2022-03-30T20:00:00Z">
+            <w:del w:id="171" w:author="Alhabibi, Haider@Energy" w:date="2022-03-30T20:00:00Z">
               <w:r>
                 <w:rPr>
                   <w:rFonts w:asciiTheme="minorHAnsi" w:hAnsiTheme="minorHAnsi" w:cstheme="minorHAnsi"/>
@@ -9371,14 +9560,14 @@
           <w:p>
             <w:pPr>
               <w:rPr>
-                <w:del w:id="152" w:author="Alhabibi, Haider@Energy" w:date="2022-03-30T20:00:00Z"/>
+                <w:del w:id="172" w:author="Alhabibi, Haider@Energy" w:date="2022-03-30T20:00:00Z"/>
                 <w:rFonts w:asciiTheme="minorHAnsi" w:hAnsiTheme="minorHAnsi" w:cstheme="minorHAnsi"/>
                 <w:b/>
                 <w:sz w:val="18"/>
                 <w:szCs w:val="18"/>
               </w:rPr>
             </w:pPr>
-            <w:del w:id="153" w:author="Alhabibi, Haider@Energy" w:date="2022-03-30T20:00:00Z">
+            <w:del w:id="173" w:author="Alhabibi, Haider@Energy" w:date="2022-03-30T20:00:00Z">
               <w:r>
                 <w:rPr>
                   <w:rFonts w:asciiTheme="minorHAnsi" w:hAnsiTheme="minorHAnsi" w:cstheme="minorHAnsi"/>
@@ -9393,13 +9582,13 @@
           <w:p>
             <w:pPr>
               <w:rPr>
-                <w:del w:id="154" w:author="Alhabibi, Haider@Energy" w:date="2022-03-30T20:00:00Z"/>
+                <w:del w:id="174" w:author="Alhabibi, Haider@Energy" w:date="2022-03-30T20:00:00Z"/>
                 <w:rFonts w:asciiTheme="minorHAnsi" w:hAnsiTheme="minorHAnsi" w:cstheme="minorHAnsi"/>
                 <w:sz w:val="18"/>
                 <w:szCs w:val="18"/>
               </w:rPr>
             </w:pPr>
-            <w:del w:id="155" w:author="Alhabibi, Haider@Energy" w:date="2022-03-30T20:00:00Z">
+            <w:del w:id="175" w:author="Alhabibi, Haider@Energy" w:date="2022-03-30T20:00:00Z">
               <w:r>
                 <w:rPr>
                   <w:rFonts w:asciiTheme="minorHAnsi" w:hAnsiTheme="minorHAnsi" w:cstheme="minorHAnsi"/>
@@ -9453,14 +9642,14 @@
           <w:p>
             <w:pPr>
               <w:rPr>
-                <w:del w:id="156" w:author="Alhabibi, Haider@Energy" w:date="2022-03-30T20:00:00Z"/>
+                <w:del w:id="176" w:author="Alhabibi, Haider@Energy" w:date="2022-03-30T20:00:00Z"/>
                 <w:rFonts w:asciiTheme="minorHAnsi" w:hAnsiTheme="minorHAnsi" w:cstheme="minorHAnsi"/>
                 <w:b/>
                 <w:sz w:val="18"/>
                 <w:szCs w:val="18"/>
               </w:rPr>
             </w:pPr>
-            <w:del w:id="157" w:author="Alhabibi, Haider@Energy" w:date="2022-03-30T20:00:00Z">
+            <w:del w:id="177" w:author="Alhabibi, Haider@Energy" w:date="2022-03-30T20:00:00Z">
               <w:r>
                 <w:rPr>
                   <w:rFonts w:asciiTheme="minorHAnsi" w:hAnsiTheme="minorHAnsi" w:cstheme="minorHAnsi"/>
@@ -9468,6 +9657,7 @@
                   <w:sz w:val="18"/>
                   <w:szCs w:val="18"/>
                 </w:rPr>
+                <w:lastRenderedPageBreak/>
                 <w:delText>**27</w:delText>
               </w:r>
               <w:r>
@@ -9498,7 +9688,7 @@
                 <w:szCs w:val="18"/>
               </w:rPr>
             </w:pPr>
-            <w:del w:id="158" w:author="Alhabibi, Haider@Energy" w:date="2022-03-30T20:00:00Z">
+            <w:del w:id="178" w:author="Alhabibi, Haider@Energy" w:date="2022-03-30T20:00:00Z">
               <w:r>
                 <w:rPr>
                   <w:rFonts w:asciiTheme="minorHAnsi" w:hAnsiTheme="minorHAnsi" w:cstheme="minorHAnsi"/>
@@ -9546,16 +9736,7 @@
                 <w:sz w:val="18"/>
                 <w:szCs w:val="18"/>
               </w:rPr>
-              <w:t xml:space="preserve">“Ventilation System Type” </w:t>
-            </w:r>
-            <w:r>
-              <w:rPr>
-                <w:rFonts w:ascii="Calibri" w:eastAsia="Calibri" w:hAnsi="Calibri" w:cs="Calibri"/>
-                <w:sz w:val="18"/>
-                <w:szCs w:val="18"/>
-              </w:rPr>
-              <w:lastRenderedPageBreak/>
-              <w:t>(A06) = Central Ventilation System – Supply</w:t>
+              <w:t>“Ventilation System Type” (A06) = Central Ventilation System – Supply</w:t>
             </w:r>
             <w:r>
               <w:rPr>
@@ -9637,6 +9818,7 @@
                 <w:sz w:val="18"/>
                 <w:szCs w:val="18"/>
               </w:rPr>
+              <w:lastRenderedPageBreak/>
               <w:t>09</w:t>
             </w:r>
           </w:p>
@@ -9688,7 +9870,7 @@
               </w:rPr>
               <w:t xml:space="preserve">&lt;&lt;value from </w:t>
             </w:r>
-            <w:del w:id="159" w:author="Alhabibi, Haider@Energy" w:date="2022-03-30T18:55:00Z">
+            <w:del w:id="179" w:author="Alhabibi, Haider@Energy" w:date="2022-03-30T18:55:00Z">
               <w:r>
                 <w:rPr>
                   <w:rFonts w:asciiTheme="minorHAnsi" w:hAnsiTheme="minorHAnsi" w:cstheme="minorHAnsi"/>
@@ -9698,7 +9880,7 @@
                 <w:delText>CF1R</w:delText>
               </w:r>
             </w:del>
-            <w:ins w:id="160" w:author="Alhabibi, Haider@Energy" w:date="2022-03-30T18:55:00Z">
+            <w:ins w:id="180" w:author="Alhabibi, Haider@Energy" w:date="2022-03-30T18:55:00Z">
               <w:r>
                 <w:rPr>
                   <w:rFonts w:asciiTheme="minorHAnsi" w:hAnsiTheme="minorHAnsi" w:cstheme="minorHAnsi"/>
@@ -9940,25 +10122,17 @@
               </w:rPr>
               <w:t>A mechanical supply system, exhaust system, or combination thereof shall provide whole-</w:t>
             </w:r>
-            <w:ins w:id="161" w:author="Alhabibi, Haider@Energy" w:date="2022-03-30T20:00:00Z">
+            <w:ins w:id="181" w:author="Alhabibi, Haider@Energy" w:date="2022-03-30T20:00:00Z">
               <w:r>
                 <w:rPr>
                   <w:rFonts w:asciiTheme="minorHAnsi" w:hAnsiTheme="minorHAnsi"/>
                   <w:sz w:val="18"/>
                   <w:szCs w:val="18"/>
                 </w:rPr>
-                <w:t xml:space="preserve"> </w:t>
-              </w:r>
-              <w:r>
-                <w:rPr>
-                  <w:rFonts w:asciiTheme="minorHAnsi" w:hAnsiTheme="minorHAnsi"/>
-                  <w:sz w:val="18"/>
-                  <w:szCs w:val="18"/>
-                </w:rPr>
-                <w:t>dwelling</w:t>
+                <w:t xml:space="preserve"> dwelling</w:t>
               </w:r>
             </w:ins>
-            <w:del w:id="162" w:author="Alhabibi, Haider@Energy" w:date="2022-03-30T20:00:00Z">
+            <w:del w:id="182" w:author="Alhabibi, Haider@Energy" w:date="2022-03-30T20:00:00Z">
               <w:r>
                 <w:rPr>
                   <w:rFonts w:asciiTheme="minorHAnsi" w:hAnsiTheme="minorHAnsi"/>
@@ -9976,7 +10150,7 @@
               </w:rPr>
               <w:t xml:space="preserve"> ventilation with outdoor air each hour at no less than the rate in </w:t>
             </w:r>
-            <w:ins w:id="163" w:author="Alhabibi, Haider@Energy" w:date="2022-03-30T20:01:00Z">
+            <w:ins w:id="183" w:author="Alhabibi, Haider@Energy" w:date="2022-03-30T20:01:00Z">
               <w:r>
                 <w:rPr>
                   <w:rFonts w:asciiTheme="minorHAnsi" w:hAnsiTheme="minorHAnsi"/>
@@ -9986,7 +10160,7 @@
                 <w:t>160.2(b)2Aiv</w:t>
               </w:r>
             </w:ins>
-            <w:del w:id="164" w:author="Alhabibi, Haider@Energy" w:date="2022-03-30T20:01:00Z">
+            <w:del w:id="184" w:author="Alhabibi, Haider@Energy" w:date="2022-03-30T20:01:00Z">
               <w:r>
                 <w:rPr>
                   <w:rFonts w:asciiTheme="minorHAnsi" w:hAnsiTheme="minorHAnsi"/>
@@ -10585,25 +10759,17 @@
               </w:rPr>
               <w:t>A mechanical supply system, exhaust system, or combination thereof shall provide whole-</w:t>
             </w:r>
-            <w:ins w:id="165" w:author="Alhabibi, Haider@Energy" w:date="2022-03-30T20:01:00Z">
+            <w:ins w:id="185" w:author="Alhabibi, Haider@Energy" w:date="2022-03-30T20:01:00Z">
               <w:r>
                 <w:rPr>
                   <w:rFonts w:asciiTheme="minorHAnsi" w:hAnsiTheme="minorHAnsi"/>
                   <w:sz w:val="18"/>
                   <w:szCs w:val="18"/>
                 </w:rPr>
-                <w:t xml:space="preserve"> </w:t>
-              </w:r>
-              <w:r>
-                <w:rPr>
-                  <w:rFonts w:asciiTheme="minorHAnsi" w:hAnsiTheme="minorHAnsi"/>
-                  <w:sz w:val="18"/>
-                  <w:szCs w:val="18"/>
-                </w:rPr>
-                <w:t>dwelling</w:t>
+                <w:t xml:space="preserve"> dwelling</w:t>
               </w:r>
             </w:ins>
-            <w:del w:id="166" w:author="Alhabibi, Haider@Energy" w:date="2022-03-30T20:01:00Z">
+            <w:del w:id="186" w:author="Alhabibi, Haider@Energy" w:date="2022-03-30T20:01:00Z">
               <w:r>
                 <w:rPr>
                   <w:rFonts w:asciiTheme="minorHAnsi" w:hAnsiTheme="minorHAnsi"/>
@@ -10621,7 +10787,7 @@
               </w:rPr>
               <w:t xml:space="preserve"> ventilation with outdoor air each hour at no less than the rate in </w:t>
             </w:r>
-            <w:ins w:id="167" w:author="Alhabibi, Haider@Energy" w:date="2022-03-30T20:01:00Z">
+            <w:ins w:id="187" w:author="Alhabibi, Haider@Energy" w:date="2022-03-30T20:01:00Z">
               <w:r>
                 <w:rPr>
                   <w:rFonts w:asciiTheme="minorHAnsi" w:hAnsiTheme="minorHAnsi"/>
@@ -10631,7 +10797,7 @@
                 <w:t>160.2(b)2Aiv</w:t>
               </w:r>
             </w:ins>
-            <w:del w:id="168" w:author="Alhabibi, Haider@Energy" w:date="2022-03-30T20:01:00Z">
+            <w:del w:id="188" w:author="Alhabibi, Haider@Energy" w:date="2022-03-30T20:01:00Z">
               <w:r>
                 <w:rPr>
                   <w:rFonts w:asciiTheme="minorHAnsi" w:hAnsiTheme="minorHAnsi"/>
@@ -11490,7 +11656,7 @@
     <w:p>
       <w:pPr>
         <w:rPr>
-          <w:ins w:id="169" w:author="Alhabibi, Haider@Energy" w:date="2022-03-30T20:01:00Z"/>
+          <w:ins w:id="189" w:author="Alhabibi, Haider@Energy" w:date="2022-03-30T20:01:00Z"/>
           <w:rFonts w:asciiTheme="minorHAnsi" w:hAnsiTheme="minorHAnsi" w:cstheme="minorHAnsi"/>
           <w:sz w:val="18"/>
           <w:szCs w:val="18"/>
@@ -11511,7 +11677,7 @@
       </w:tblGrid>
       <w:tr>
         <w:trPr>
-          <w:ins w:id="170" w:author="Alhabibi, Haider@Energy" w:date="2022-03-30T20:02:00Z"/>
+          <w:ins w:id="190" w:author="Alhabibi, Haider@Energy" w:date="2022-03-30T20:02:00Z"/>
         </w:trPr>
         <w:tc>
           <w:tcPr>
@@ -11521,7 +11687,7 @@
           <w:p>
             <w:pPr>
               <w:rPr>
-                <w:ins w:id="171" w:author="Alhabibi, Haider@Energy" w:date="2022-03-30T20:02:00Z"/>
+                <w:ins w:id="191" w:author="Alhabibi, Haider@Energy" w:date="2022-03-30T20:02:00Z"/>
                 <w:rFonts w:asciiTheme="minorHAnsi" w:hAnsiTheme="minorHAnsi" w:cstheme="minorHAnsi"/>
                 <w:b/>
                 <w:bCs/>
@@ -11529,7 +11695,7 @@
                 <w:szCs w:val="18"/>
               </w:rPr>
             </w:pPr>
-            <w:ins w:id="172" w:author="Alhabibi, Haider@Energy" w:date="2022-03-30T20:02:00Z">
+            <w:ins w:id="192" w:author="Alhabibi, Haider@Energy" w:date="2022-03-30T20:02:00Z">
               <w:r>
                 <w:rPr>
                   <w:rFonts w:asciiTheme="minorHAnsi" w:hAnsiTheme="minorHAnsi" w:cstheme="minorHAnsi"/>
@@ -11570,13 +11736,13 @@
                 <w:numId w:val="36"/>
               </w:numPr>
               <w:rPr>
-                <w:ins w:id="173" w:author="Alhabibi, Haider@Energy" w:date="2022-03-30T20:02:00Z"/>
+                <w:ins w:id="193" w:author="Alhabibi, Haider@Energy" w:date="2022-03-30T20:02:00Z"/>
                 <w:rFonts w:asciiTheme="minorHAnsi" w:hAnsiTheme="minorHAnsi" w:cstheme="minorHAnsi"/>
                 <w:sz w:val="18"/>
                 <w:szCs w:val="18"/>
               </w:rPr>
             </w:pPr>
-            <w:ins w:id="174" w:author="Alhabibi, Haider@Energy" w:date="2022-03-30T20:02:00Z">
+            <w:ins w:id="194" w:author="Alhabibi, Haider@Energy" w:date="2022-03-30T20:02:00Z">
               <w:r>
                 <w:rPr>
                   <w:rFonts w:asciiTheme="minorHAnsi" w:hAnsiTheme="minorHAnsi" w:cstheme="minorHAnsi"/>
@@ -11619,13 +11785,13 @@
                 <w:numId w:val="36"/>
               </w:numPr>
               <w:rPr>
-                <w:ins w:id="175" w:author="Alhabibi, Haider@Energy" w:date="2022-03-30T20:02:00Z"/>
+                <w:ins w:id="195" w:author="Alhabibi, Haider@Energy" w:date="2022-03-30T20:02:00Z"/>
                 <w:rFonts w:asciiTheme="minorHAnsi" w:hAnsiTheme="minorHAnsi" w:cstheme="minorHAnsi"/>
                 <w:sz w:val="18"/>
                 <w:szCs w:val="18"/>
               </w:rPr>
             </w:pPr>
-            <w:ins w:id="176" w:author="Alhabibi, Haider@Energy" w:date="2022-03-30T20:02:00Z">
+            <w:ins w:id="196" w:author="Alhabibi, Haider@Energy" w:date="2022-03-30T20:02:00Z">
               <w:r>
                 <w:rPr>
                   <w:rFonts w:asciiTheme="minorHAnsi" w:hAnsiTheme="minorHAnsi" w:cstheme="minorHAnsi"/>
@@ -11656,7 +11822,7 @@
       </w:tr>
       <w:tr>
         <w:trPr>
-          <w:ins w:id="177" w:author="Alhabibi, Haider@Energy" w:date="2022-03-30T20:02:00Z"/>
+          <w:ins w:id="197" w:author="Alhabibi, Haider@Energy" w:date="2022-03-30T20:02:00Z"/>
         </w:trPr>
         <w:tc>
           <w:tcPr>
@@ -11665,13 +11831,13 @@
           <w:p>
             <w:pPr>
               <w:rPr>
-                <w:ins w:id="178" w:author="Alhabibi, Haider@Energy" w:date="2022-03-30T20:02:00Z"/>
+                <w:ins w:id="198" w:author="Alhabibi, Haider@Energy" w:date="2022-03-30T20:02:00Z"/>
                 <w:rFonts w:asciiTheme="minorHAnsi" w:hAnsiTheme="minorHAnsi" w:cstheme="minorHAnsi"/>
                 <w:sz w:val="18"/>
                 <w:szCs w:val="18"/>
               </w:rPr>
             </w:pPr>
-            <w:ins w:id="179" w:author="Alhabibi, Haider@Energy" w:date="2022-03-30T20:02:00Z">
+            <w:ins w:id="199" w:author="Alhabibi, Haider@Energy" w:date="2022-03-30T20:02:00Z">
               <w:r>
                 <w:rPr>
                   <w:rFonts w:asciiTheme="minorHAnsi" w:hAnsiTheme="minorHAnsi" w:cstheme="minorHAnsi"/>
@@ -11690,13 +11856,13 @@
           <w:p>
             <w:pPr>
               <w:rPr>
-                <w:ins w:id="180" w:author="Alhabibi, Haider@Energy" w:date="2022-03-30T20:02:00Z"/>
+                <w:ins w:id="200" w:author="Alhabibi, Haider@Energy" w:date="2022-03-30T20:02:00Z"/>
                 <w:rFonts w:asciiTheme="minorHAnsi" w:hAnsiTheme="minorHAnsi" w:cstheme="minorHAnsi"/>
                 <w:sz w:val="18"/>
                 <w:szCs w:val="18"/>
               </w:rPr>
             </w:pPr>
-            <w:ins w:id="181" w:author="Alhabibi, Haider@Energy" w:date="2022-03-30T20:02:00Z">
+            <w:ins w:id="201" w:author="Alhabibi, Haider@Energy" w:date="2022-03-30T20:02:00Z">
               <w:r>
                 <w:rPr>
                   <w:rFonts w:asciiTheme="minorHAnsi" w:hAnsiTheme="minorHAnsi" w:cstheme="minorHAnsi"/>
@@ -11715,13 +11881,13 @@
           <w:p>
             <w:pPr>
               <w:rPr>
-                <w:ins w:id="182" w:author="Alhabibi, Haider@Energy" w:date="2022-03-30T20:02:00Z"/>
+                <w:ins w:id="202" w:author="Alhabibi, Haider@Energy" w:date="2022-03-30T20:02:00Z"/>
                 <w:rFonts w:asciiTheme="minorHAnsi" w:hAnsiTheme="minorHAnsi" w:cstheme="minorHAnsi"/>
                 <w:sz w:val="18"/>
                 <w:szCs w:val="18"/>
               </w:rPr>
             </w:pPr>
-            <w:ins w:id="183" w:author="Alhabibi, Haider@Energy" w:date="2022-03-30T20:02:00Z">
+            <w:ins w:id="203" w:author="Alhabibi, Haider@Energy" w:date="2022-03-30T20:02:00Z">
               <w:r>
                 <w:rPr>
                   <w:rFonts w:asciiTheme="minorHAnsi" w:hAnsiTheme="minorHAnsi" w:cstheme="minorHAnsi"/>
@@ -11740,13 +11906,13 @@
           <w:p>
             <w:pPr>
               <w:rPr>
-                <w:ins w:id="184" w:author="Alhabibi, Haider@Energy" w:date="2022-03-30T20:02:00Z"/>
+                <w:ins w:id="204" w:author="Alhabibi, Haider@Energy" w:date="2022-03-30T20:02:00Z"/>
                 <w:rFonts w:asciiTheme="minorHAnsi" w:hAnsiTheme="minorHAnsi" w:cstheme="minorHAnsi"/>
                 <w:sz w:val="18"/>
                 <w:szCs w:val="18"/>
               </w:rPr>
             </w:pPr>
-            <w:ins w:id="185" w:author="Alhabibi, Haider@Energy" w:date="2022-03-30T20:02:00Z">
+            <w:ins w:id="205" w:author="Alhabibi, Haider@Energy" w:date="2022-03-30T20:02:00Z">
               <w:r>
                 <w:rPr>
                   <w:rFonts w:asciiTheme="minorHAnsi" w:hAnsiTheme="minorHAnsi" w:cstheme="minorHAnsi"/>
@@ -11761,7 +11927,7 @@
       </w:tr>
       <w:tr>
         <w:trPr>
-          <w:ins w:id="186" w:author="Alhabibi, Haider@Energy" w:date="2022-03-30T20:02:00Z"/>
+          <w:ins w:id="206" w:author="Alhabibi, Haider@Energy" w:date="2022-03-30T20:02:00Z"/>
         </w:trPr>
         <w:tc>
           <w:tcPr>
@@ -11770,13 +11936,13 @@
           <w:p>
             <w:pPr>
               <w:rPr>
-                <w:ins w:id="187" w:author="Alhabibi, Haider@Energy" w:date="2022-03-30T20:02:00Z"/>
+                <w:ins w:id="207" w:author="Alhabibi, Haider@Energy" w:date="2022-03-30T20:02:00Z"/>
                 <w:rFonts w:asciiTheme="minorHAnsi" w:hAnsiTheme="minorHAnsi" w:cstheme="minorHAnsi"/>
                 <w:sz w:val="18"/>
                 <w:szCs w:val="18"/>
               </w:rPr>
             </w:pPr>
-            <w:ins w:id="188" w:author="Alhabibi, Haider@Energy" w:date="2022-03-30T20:02:00Z">
+            <w:ins w:id="208" w:author="Alhabibi, Haider@Energy" w:date="2022-03-30T20:02:00Z">
               <w:r>
                 <w:rPr>
                   <w:rFonts w:asciiTheme="minorHAnsi" w:hAnsiTheme="minorHAnsi" w:cstheme="minorHAnsi"/>
@@ -11795,13 +11961,13 @@
           <w:p>
             <w:pPr>
               <w:rPr>
-                <w:ins w:id="189" w:author="Alhabibi, Haider@Energy" w:date="2022-03-30T20:02:00Z"/>
+                <w:ins w:id="209" w:author="Alhabibi, Haider@Energy" w:date="2022-03-30T20:02:00Z"/>
                 <w:rFonts w:asciiTheme="minorHAnsi" w:hAnsiTheme="minorHAnsi" w:cstheme="minorHAnsi"/>
                 <w:sz w:val="18"/>
                 <w:szCs w:val="18"/>
               </w:rPr>
             </w:pPr>
-            <w:ins w:id="190" w:author="Alhabibi, Haider@Energy" w:date="2022-03-30T20:02:00Z">
+            <w:ins w:id="210" w:author="Alhabibi, Haider@Energy" w:date="2022-03-30T20:02:00Z">
               <w:r>
                 <w:rPr>
                   <w:rFonts w:asciiTheme="minorHAnsi" w:hAnsiTheme="minorHAnsi" w:cstheme="minorHAnsi"/>
@@ -11820,13 +11986,13 @@
           <w:p>
             <w:pPr>
               <w:rPr>
-                <w:ins w:id="191" w:author="Alhabibi, Haider@Energy" w:date="2022-03-30T20:02:00Z"/>
+                <w:ins w:id="211" w:author="Alhabibi, Haider@Energy" w:date="2022-03-30T20:02:00Z"/>
                 <w:rFonts w:asciiTheme="minorHAnsi" w:hAnsiTheme="minorHAnsi" w:cstheme="minorHAnsi"/>
                 <w:sz w:val="18"/>
                 <w:szCs w:val="18"/>
               </w:rPr>
             </w:pPr>
-            <w:ins w:id="192" w:author="Alhabibi, Haider@Energy" w:date="2022-03-30T20:02:00Z">
+            <w:ins w:id="212" w:author="Alhabibi, Haider@Energy" w:date="2022-03-30T20:02:00Z">
               <w:r>
                 <w:rPr>
                   <w:rFonts w:asciiTheme="minorHAnsi" w:hAnsiTheme="minorHAnsi" w:cstheme="minorHAnsi"/>
@@ -11845,13 +12011,13 @@
           <w:p>
             <w:pPr>
               <w:rPr>
-                <w:ins w:id="193" w:author="Alhabibi, Haider@Energy" w:date="2022-03-30T20:02:00Z"/>
+                <w:ins w:id="213" w:author="Alhabibi, Haider@Energy" w:date="2022-03-30T20:02:00Z"/>
                 <w:rFonts w:asciiTheme="minorHAnsi" w:hAnsiTheme="minorHAnsi" w:cstheme="minorHAnsi"/>
                 <w:sz w:val="18"/>
                 <w:szCs w:val="18"/>
               </w:rPr>
             </w:pPr>
-            <w:ins w:id="194" w:author="Alhabibi, Haider@Energy" w:date="2022-03-30T20:02:00Z">
+            <w:ins w:id="214" w:author="Alhabibi, Haider@Energy" w:date="2022-03-30T20:02:00Z">
               <w:r>
                 <w:rPr>
                   <w:rFonts w:asciiTheme="minorHAnsi" w:hAnsiTheme="minorHAnsi" w:cstheme="minorHAnsi"/>
@@ -11866,7 +12032,7 @@
       </w:tr>
       <w:tr>
         <w:trPr>
-          <w:ins w:id="195" w:author="Alhabibi, Haider@Energy" w:date="2022-03-30T20:02:00Z"/>
+          <w:ins w:id="215" w:author="Alhabibi, Haider@Energy" w:date="2022-03-30T20:02:00Z"/>
         </w:trPr>
         <w:tc>
           <w:tcPr>
@@ -11875,13 +12041,13 @@
           <w:p>
             <w:pPr>
               <w:rPr>
-                <w:ins w:id="196" w:author="Alhabibi, Haider@Energy" w:date="2022-03-30T20:02:00Z"/>
+                <w:ins w:id="216" w:author="Alhabibi, Haider@Energy" w:date="2022-03-30T20:02:00Z"/>
                 <w:rFonts w:asciiTheme="minorHAnsi" w:hAnsiTheme="minorHAnsi" w:cstheme="minorHAnsi"/>
                 <w:sz w:val="18"/>
                 <w:szCs w:val="18"/>
               </w:rPr>
             </w:pPr>
-            <w:ins w:id="197" w:author="Alhabibi, Haider@Energy" w:date="2022-03-30T20:02:00Z">
+            <w:ins w:id="217" w:author="Alhabibi, Haider@Energy" w:date="2022-03-30T20:02:00Z">
               <w:r>
                 <w:rPr>
                   <w:rFonts w:asciiTheme="minorHAnsi" w:hAnsiTheme="minorHAnsi" w:cstheme="minorHAnsi"/>
@@ -11900,13 +12066,13 @@
           <w:p>
             <w:pPr>
               <w:rPr>
-                <w:ins w:id="198" w:author="Alhabibi, Haider@Energy" w:date="2022-03-30T20:02:00Z"/>
+                <w:ins w:id="218" w:author="Alhabibi, Haider@Energy" w:date="2022-03-30T20:02:00Z"/>
                 <w:rFonts w:asciiTheme="minorHAnsi" w:hAnsiTheme="minorHAnsi" w:cstheme="minorHAnsi"/>
                 <w:sz w:val="18"/>
                 <w:szCs w:val="18"/>
               </w:rPr>
             </w:pPr>
-            <w:ins w:id="199" w:author="Alhabibi, Haider@Energy" w:date="2022-03-30T20:02:00Z">
+            <w:ins w:id="219" w:author="Alhabibi, Haider@Energy" w:date="2022-03-30T20:02:00Z">
               <w:r>
                 <w:rPr>
                   <w:rFonts w:asciiTheme="minorHAnsi" w:hAnsiTheme="minorHAnsi" w:cstheme="minorHAnsi"/>
@@ -11925,13 +12091,13 @@
           <w:p>
             <w:pPr>
               <w:rPr>
-                <w:ins w:id="200" w:author="Alhabibi, Haider@Energy" w:date="2022-03-30T20:02:00Z"/>
+                <w:ins w:id="220" w:author="Alhabibi, Haider@Energy" w:date="2022-03-30T20:02:00Z"/>
                 <w:rFonts w:asciiTheme="minorHAnsi" w:hAnsiTheme="minorHAnsi" w:cstheme="minorBidi"/>
                 <w:sz w:val="18"/>
                 <w:szCs w:val="18"/>
               </w:rPr>
             </w:pPr>
-            <w:ins w:id="201" w:author="Alhabibi, Haider@Energy" w:date="2022-03-30T20:02:00Z">
+            <w:ins w:id="221" w:author="Alhabibi, Haider@Energy" w:date="2022-03-30T20:02:00Z">
               <w:r>
                 <w:rPr>
                   <w:rFonts w:asciiTheme="minorHAnsi" w:hAnsiTheme="minorHAnsi" w:cstheme="minorBidi"/>
@@ -11945,7 +12111,7 @@
           <w:p>
             <w:pPr>
               <w:rPr>
-                <w:ins w:id="202" w:author="Alhabibi, Haider@Energy" w:date="2022-03-30T20:02:00Z"/>
+                <w:ins w:id="222" w:author="Alhabibi, Haider@Energy" w:date="2022-03-30T20:02:00Z"/>
                 <w:rFonts w:asciiTheme="minorHAnsi" w:hAnsiTheme="minorHAnsi" w:cstheme="minorHAnsi"/>
                 <w:sz w:val="18"/>
                 <w:szCs w:val="18"/>
@@ -11955,13 +12121,13 @@
           <w:p>
             <w:pPr>
               <w:rPr>
-                <w:ins w:id="203" w:author="Alhabibi, Haider@Energy" w:date="2022-03-30T20:02:00Z"/>
+                <w:ins w:id="223" w:author="Alhabibi, Haider@Energy" w:date="2022-03-30T20:02:00Z"/>
                 <w:rFonts w:asciiTheme="minorHAnsi" w:hAnsiTheme="minorHAnsi" w:cstheme="minorHAnsi"/>
                 <w:sz w:val="18"/>
                 <w:szCs w:val="18"/>
               </w:rPr>
             </w:pPr>
-            <w:ins w:id="204" w:author="Alhabibi, Haider@Energy" w:date="2022-03-30T20:02:00Z">
+            <w:ins w:id="224" w:author="Alhabibi, Haider@Energy" w:date="2022-03-30T20:02:00Z">
               <w:r>
                 <w:rPr>
                   <w:rFonts w:asciiTheme="minorHAnsi" w:hAnsiTheme="minorHAnsi" w:cstheme="minorHAnsi"/>
@@ -11975,13 +12141,13 @@
           <w:p>
             <w:pPr>
               <w:rPr>
-                <w:ins w:id="205" w:author="Alhabibi, Haider@Energy" w:date="2022-03-30T20:02:00Z"/>
+                <w:ins w:id="225" w:author="Alhabibi, Haider@Energy" w:date="2022-03-30T20:02:00Z"/>
                 <w:rFonts w:asciiTheme="minorHAnsi" w:hAnsiTheme="minorHAnsi" w:cstheme="minorHAnsi"/>
                 <w:sz w:val="18"/>
                 <w:szCs w:val="18"/>
               </w:rPr>
             </w:pPr>
-            <w:ins w:id="206" w:author="Alhabibi, Haider@Energy" w:date="2022-03-30T20:02:00Z">
+            <w:ins w:id="226" w:author="Alhabibi, Haider@Energy" w:date="2022-03-30T20:02:00Z">
               <w:r>
                 <w:rPr>
                   <w:rFonts w:asciiTheme="minorHAnsi" w:hAnsiTheme="minorHAnsi" w:cstheme="minorHAnsi"/>
@@ -12008,13 +12174,13 @@
           <w:p>
             <w:pPr>
               <w:rPr>
-                <w:ins w:id="207" w:author="Alhabibi, Haider@Energy" w:date="2022-03-30T20:02:00Z"/>
+                <w:ins w:id="227" w:author="Alhabibi, Haider@Energy" w:date="2022-03-30T20:02:00Z"/>
                 <w:rFonts w:asciiTheme="minorHAnsi" w:hAnsiTheme="minorHAnsi" w:cstheme="minorBidi"/>
                 <w:sz w:val="18"/>
                 <w:szCs w:val="18"/>
               </w:rPr>
             </w:pPr>
-            <w:ins w:id="208" w:author="Alhabibi, Haider@Energy" w:date="2022-03-30T20:02:00Z">
+            <w:ins w:id="228" w:author="Alhabibi, Haider@Energy" w:date="2022-03-30T20:02:00Z">
               <w:r>
                 <w:rPr>
                   <w:rFonts w:asciiTheme="minorHAnsi" w:hAnsiTheme="minorHAnsi" w:cstheme="minorBidi"/>
@@ -12028,13 +12194,13 @@
           <w:p>
             <w:pPr>
               <w:rPr>
-                <w:ins w:id="209" w:author="Alhabibi, Haider@Energy" w:date="2022-03-30T20:02:00Z"/>
+                <w:ins w:id="229" w:author="Alhabibi, Haider@Energy" w:date="2022-03-30T20:02:00Z"/>
                 <w:rFonts w:asciiTheme="minorHAnsi" w:hAnsiTheme="minorHAnsi" w:cstheme="minorHAnsi"/>
                 <w:sz w:val="18"/>
                 <w:szCs w:val="18"/>
               </w:rPr>
             </w:pPr>
-            <w:ins w:id="210" w:author="Alhabibi, Haider@Energy" w:date="2022-03-30T20:02:00Z">
+            <w:ins w:id="230" w:author="Alhabibi, Haider@Energy" w:date="2022-03-30T20:02:00Z">
               <w:r>
                 <w:rPr>
                   <w:rFonts w:asciiTheme="minorHAnsi" w:hAnsiTheme="minorHAnsi" w:cstheme="minorHAnsi"/>
@@ -12048,13 +12214,13 @@
           <w:p>
             <w:pPr>
               <w:rPr>
-                <w:ins w:id="211" w:author="Alhabibi, Haider@Energy" w:date="2022-03-30T20:02:00Z"/>
+                <w:ins w:id="231" w:author="Alhabibi, Haider@Energy" w:date="2022-03-30T20:02:00Z"/>
                 <w:rFonts w:asciiTheme="minorHAnsi" w:hAnsiTheme="minorHAnsi" w:cstheme="minorHAnsi"/>
                 <w:sz w:val="18"/>
                 <w:szCs w:val="18"/>
               </w:rPr>
             </w:pPr>
-            <w:ins w:id="212" w:author="Alhabibi, Haider@Energy" w:date="2022-03-30T20:02:00Z">
+            <w:ins w:id="232" w:author="Alhabibi, Haider@Energy" w:date="2022-03-30T20:02:00Z">
               <w:r>
                 <w:rPr>
                   <w:rFonts w:asciiTheme="minorHAnsi" w:hAnsiTheme="minorHAnsi" w:cstheme="minorHAnsi"/>
@@ -12077,7 +12243,7 @@
       </w:tr>
       <w:tr>
         <w:trPr>
-          <w:ins w:id="213" w:author="Alhabibi, Haider@Energy" w:date="2022-03-30T20:02:00Z"/>
+          <w:ins w:id="233" w:author="Alhabibi, Haider@Energy" w:date="2022-03-30T20:02:00Z"/>
         </w:trPr>
         <w:tc>
           <w:tcPr>
@@ -12086,7 +12252,7 @@
           <w:p>
             <w:pPr>
               <w:rPr>
-                <w:ins w:id="214" w:author="Alhabibi, Haider@Energy" w:date="2022-03-30T20:02:00Z"/>
+                <w:ins w:id="234" w:author="Alhabibi, Haider@Energy" w:date="2022-03-30T20:02:00Z"/>
                 <w:rFonts w:asciiTheme="minorHAnsi" w:hAnsiTheme="minorHAnsi" w:cstheme="minorHAnsi"/>
                 <w:sz w:val="18"/>
                 <w:szCs w:val="18"/>
@@ -12101,7 +12267,7 @@
           <w:p>
             <w:pPr>
               <w:rPr>
-                <w:ins w:id="215" w:author="Alhabibi, Haider@Energy" w:date="2022-03-30T20:02:00Z"/>
+                <w:ins w:id="235" w:author="Alhabibi, Haider@Energy" w:date="2022-03-30T20:02:00Z"/>
                 <w:rFonts w:asciiTheme="minorHAnsi" w:hAnsiTheme="minorHAnsi" w:cstheme="minorHAnsi"/>
                 <w:sz w:val="18"/>
                 <w:szCs w:val="18"/>
@@ -12116,7 +12282,7 @@
           <w:p>
             <w:pPr>
               <w:rPr>
-                <w:ins w:id="216" w:author="Alhabibi, Haider@Energy" w:date="2022-03-30T20:02:00Z"/>
+                <w:ins w:id="236" w:author="Alhabibi, Haider@Energy" w:date="2022-03-30T20:02:00Z"/>
                 <w:rFonts w:asciiTheme="minorHAnsi" w:hAnsiTheme="minorHAnsi" w:cstheme="minorHAnsi"/>
                 <w:sz w:val="18"/>
                 <w:szCs w:val="18"/>
@@ -12131,7 +12297,7 @@
           <w:p>
             <w:pPr>
               <w:rPr>
-                <w:ins w:id="217" w:author="Alhabibi, Haider@Energy" w:date="2022-03-30T20:02:00Z"/>
+                <w:ins w:id="237" w:author="Alhabibi, Haider@Energy" w:date="2022-03-30T20:02:00Z"/>
                 <w:rFonts w:asciiTheme="minorHAnsi" w:hAnsiTheme="minorHAnsi" w:cstheme="minorHAnsi"/>
                 <w:sz w:val="18"/>
                 <w:szCs w:val="18"/>
@@ -12142,7 +12308,7 @@
       </w:tr>
       <w:tr>
         <w:trPr>
-          <w:ins w:id="218" w:author="Alhabibi, Haider@Energy" w:date="2022-03-30T20:02:00Z"/>
+          <w:ins w:id="238" w:author="Alhabibi, Haider@Energy" w:date="2022-03-30T20:02:00Z"/>
         </w:trPr>
         <w:tc>
           <w:tcPr>
@@ -12151,7 +12317,7 @@
           <w:p>
             <w:pPr>
               <w:rPr>
-                <w:ins w:id="219" w:author="Alhabibi, Haider@Energy" w:date="2022-03-30T20:02:00Z"/>
+                <w:ins w:id="239" w:author="Alhabibi, Haider@Energy" w:date="2022-03-30T20:02:00Z"/>
                 <w:rFonts w:asciiTheme="minorHAnsi" w:hAnsiTheme="minorHAnsi" w:cstheme="minorHAnsi"/>
                 <w:sz w:val="18"/>
                 <w:szCs w:val="18"/>
@@ -12166,7 +12332,7 @@
           <w:p>
             <w:pPr>
               <w:rPr>
-                <w:ins w:id="220" w:author="Alhabibi, Haider@Energy" w:date="2022-03-30T20:02:00Z"/>
+                <w:ins w:id="240" w:author="Alhabibi, Haider@Energy" w:date="2022-03-30T20:02:00Z"/>
                 <w:rFonts w:asciiTheme="minorHAnsi" w:hAnsiTheme="minorHAnsi" w:cstheme="minorHAnsi"/>
                 <w:sz w:val="18"/>
                 <w:szCs w:val="18"/>
@@ -12181,7 +12347,7 @@
           <w:p>
             <w:pPr>
               <w:rPr>
-                <w:ins w:id="221" w:author="Alhabibi, Haider@Energy" w:date="2022-03-30T20:02:00Z"/>
+                <w:ins w:id="241" w:author="Alhabibi, Haider@Energy" w:date="2022-03-30T20:02:00Z"/>
                 <w:rFonts w:asciiTheme="minorHAnsi" w:hAnsiTheme="minorHAnsi" w:cstheme="minorHAnsi"/>
                 <w:sz w:val="18"/>
                 <w:szCs w:val="18"/>
@@ -12196,7 +12362,7 @@
           <w:p>
             <w:pPr>
               <w:rPr>
-                <w:ins w:id="222" w:author="Alhabibi, Haider@Energy" w:date="2022-03-30T20:02:00Z"/>
+                <w:ins w:id="242" w:author="Alhabibi, Haider@Energy" w:date="2022-03-30T20:02:00Z"/>
                 <w:rFonts w:asciiTheme="minorHAnsi" w:hAnsiTheme="minorHAnsi" w:cstheme="minorHAnsi"/>
                 <w:sz w:val="18"/>
                 <w:szCs w:val="18"/>
@@ -12503,7 +12669,7 @@
               </w:rPr>
               <w:t xml:space="preserve">&lt;&lt; calculated field, referenced data from </w:t>
             </w:r>
-            <w:del w:id="223" w:author="Alhabibi, Haider@Energy" w:date="2022-03-30T18:54:00Z">
+            <w:del w:id="243" w:author="Alhabibi, Haider@Energy" w:date="2022-03-30T18:54:00Z">
               <w:r>
                 <w:rPr>
                   <w:rFonts w:asciiTheme="minorHAnsi" w:hAnsiTheme="minorHAnsi" w:cstheme="minorHAnsi"/>
@@ -12529,7 +12695,7 @@
                 <w:delText>R</w:delText>
               </w:r>
             </w:del>
-            <w:ins w:id="224" w:author="Alhabibi, Haider@Energy" w:date="2022-03-30T18:54:00Z">
+            <w:ins w:id="244" w:author="Alhabibi, Haider@Energy" w:date="2022-03-30T18:54:00Z">
               <w:r>
                 <w:rPr>
                   <w:rFonts w:asciiTheme="minorHAnsi" w:hAnsiTheme="minorHAnsi" w:cstheme="minorHAnsi"/>
@@ -13757,7 +13923,7 @@
               </w:rPr>
               <w:t xml:space="preserve">“Target dwelling unit compartmentalization leakage” (taken from </w:t>
             </w:r>
-            <w:del w:id="225" w:author="Alhabibi, Haider@Energy" w:date="2022-03-30T18:54:00Z">
+            <w:del w:id="245" w:author="Alhabibi, Haider@Energy" w:date="2022-03-30T18:54:00Z">
               <w:r>
                 <w:rPr>
                   <w:rFonts w:asciiTheme="minorHAnsi" w:hAnsiTheme="minorHAnsi"/>
@@ -13767,7 +13933,7 @@
                 <w:delText>CF2R</w:delText>
               </w:r>
             </w:del>
-            <w:ins w:id="226" w:author="Alhabibi, Haider@Energy" w:date="2022-03-30T18:54:00Z">
+            <w:ins w:id="246" w:author="Alhabibi, Haider@Energy" w:date="2022-03-30T18:54:00Z">
               <w:r>
                 <w:rPr>
                   <w:rFonts w:asciiTheme="minorHAnsi" w:hAnsiTheme="minorHAnsi"/>
@@ -14010,7 +14176,7 @@
               </w:rPr>
               <w:t xml:space="preserve">“Target dwelling unit compartmentalization leakage” (taken from </w:t>
             </w:r>
-            <w:del w:id="227" w:author="Alhabibi, Haider@Energy" w:date="2022-03-30T18:55:00Z">
+            <w:del w:id="247" w:author="Alhabibi, Haider@Energy" w:date="2022-03-30T18:55:00Z">
               <w:r>
                 <w:rPr>
                   <w:rFonts w:asciiTheme="minorHAnsi" w:hAnsiTheme="minorHAnsi"/>
@@ -14020,7 +14186,7 @@
                 <w:delText>CF2R</w:delText>
               </w:r>
             </w:del>
-            <w:ins w:id="228" w:author="Alhabibi, Haider@Energy" w:date="2022-03-30T18:55:00Z">
+            <w:ins w:id="248" w:author="Alhabibi, Haider@Energy" w:date="2022-03-30T18:55:00Z">
               <w:r>
                 <w:rPr>
                   <w:rFonts w:asciiTheme="minorHAnsi" w:hAnsiTheme="minorHAnsi"/>
@@ -14884,7 +15050,7 @@
               </w:rPr>
               <w:t xml:space="preserve"> The information reported on applicable sections of the Certificate(s) of Installation (</w:t>
             </w:r>
-            <w:del w:id="229" w:author="Alhabibi, Haider@Energy" w:date="2022-03-30T18:55:00Z">
+            <w:del w:id="249" w:author="Alhabibi, Haider@Energy" w:date="2022-03-30T18:55:00Z">
               <w:r>
                 <w:rPr>
                   <w:rFonts w:asciiTheme="minorHAnsi" w:hAnsiTheme="minorHAnsi"/>
@@ -14895,7 +15061,7 @@
                 <w:delText>CF2R</w:delText>
               </w:r>
             </w:del>
-            <w:ins w:id="230" w:author="Alhabibi, Haider@Energy" w:date="2022-03-30T18:55:00Z">
+            <w:ins w:id="250" w:author="Alhabibi, Haider@Energy" w:date="2022-03-30T18:55:00Z">
               <w:r>
                 <w:rPr>
                   <w:rFonts w:asciiTheme="minorHAnsi" w:hAnsiTheme="minorHAnsi"/>
@@ -14915,7 +15081,7 @@
               </w:rPr>
               <w:t>) signed and submitted by the person(s) responsible for the construction or installation conforms to the requirements specified on the Certificate(s) of Compliance (</w:t>
             </w:r>
-            <w:del w:id="231" w:author="Alhabibi, Haider@Energy" w:date="2022-03-30T18:56:00Z">
+            <w:del w:id="251" w:author="Alhabibi, Haider@Energy" w:date="2022-03-30T18:56:00Z">
               <w:r>
                 <w:rPr>
                   <w:rFonts w:asciiTheme="minorHAnsi" w:hAnsiTheme="minorHAnsi"/>
@@ -14926,7 +15092,7 @@
                 <w:delText>CF1R</w:delText>
               </w:r>
             </w:del>
-            <w:ins w:id="232" w:author="Alhabibi, Haider@Energy" w:date="2022-03-30T18:56:00Z">
+            <w:ins w:id="252" w:author="Alhabibi, Haider@Energy" w:date="2022-03-30T18:56:00Z">
               <w:r>
                 <w:rPr>
                   <w:rFonts w:asciiTheme="minorHAnsi" w:hAnsiTheme="minorHAnsi"/>
@@ -15783,7 +15949,7 @@
 </file>
 
 <file path=word/endnotes.xml><?xml version="1.0" encoding="utf-8"?>
-<w:endnotes xmlns:wpc="http://schemas.microsoft.com/office/word/2010/wordprocessingCanvas" xmlns:cx="http://schemas.microsoft.com/office/drawing/2014/chartex" xmlns:cx1="http://schemas.microsoft.com/office/drawing/2015/9/8/chartex" xmlns:cx2="http://schemas.microsoft.com/office/drawing/2015/10/21/chartex" xmlns:cx3="http://schemas.microsoft.com/office/drawing/2016/5/9/chartex" xmlns:cx4="http://schemas.microsoft.com/office/drawing/2016/5/10/chartex" xmlns:cx5="http://schemas.microsoft.com/office/drawing/2016/5/11/chartex" xmlns:cx6="http://schemas.microsoft.com/office/drawing/2016/5/12/chartex" xmlns:cx7="http://schemas.microsoft.com/office/drawing/2016/5/13/chartex" xmlns:cx8="http://schemas.microsoft.com/office/drawing/2016/5/14/chartex" xmlns:mc="http://schemas.openxmlformats.org/markup-compatibility/2006" xmlns:aink="http://schemas.microsoft.com/office/drawing/2016/ink" xmlns:am3d="http://schemas.microsoft.com/office/drawing/2017/model3d" xmlns:o="urn:schemas-microsoft-com:office:office" xmlns:r="http://schemas.openxmlformats.org/officeDocument/2006/relationships" xmlns:m="http://schemas.openxmlformats.org/officeDocument/2006/math" xmlns:v="urn:schemas-microsoft-com:vml" xmlns:wp14="http://schemas.microsoft.com/office/word/2010/wordprocessingDrawing" xmlns:wp="http://schemas.openxmlformats.org/drawingml/2006/wordprocessingDrawing" xmlns:w10="urn:schemas-microsoft-com:office:word" xmlns:w="http://schemas.openxmlformats.org/wordprocessingml/2006/main" xmlns:w14="http://schemas.microsoft.com/office/word/2010/wordml" xmlns:w15="http://schemas.microsoft.com/office/word/2012/wordml" xmlns:w16cex="http://schemas.microsoft.com/office/word/2018/wordml/cex" xmlns:w16cid="http://schemas.microsoft.com/office/word/2016/wordml/cid" xmlns:w16="http://schemas.microsoft.com/office/word/2018/wordml" xmlns:w16sdtdh="http://schemas.microsoft.com/office/word/2020/wordml/sdtdatahash" xmlns:w16se="http://schemas.microsoft.com/office/word/2015/wordml/symex" xmlns:wpg="http://schemas.microsoft.com/office/word/2010/wordprocessingGroup" xmlns:wpi="http://schemas.microsoft.com/office/word/2010/wordprocessingInk" xmlns:wne="http://schemas.microsoft.com/office/word/2006/wordml" xmlns:wps="http://schemas.microsoft.com/office/word/2010/wordprocessingShape" mc:Ignorable="w14 w15 w16se w16cid w16 w16cex w16sdtdh wp14">
+<w:endnotes xmlns:wpc="http://schemas.microsoft.com/office/word/2010/wordprocessingCanvas" xmlns:cx="http://schemas.microsoft.com/office/drawing/2014/chartex" xmlns:cx1="http://schemas.microsoft.com/office/drawing/2015/9/8/chartex" xmlns:cx2="http://schemas.microsoft.com/office/drawing/2015/10/21/chartex" xmlns:cx3="http://schemas.microsoft.com/office/drawing/2016/5/9/chartex" xmlns:cx4="http://schemas.microsoft.com/office/drawing/2016/5/10/chartex" xmlns:cx5="http://schemas.microsoft.com/office/drawing/2016/5/11/chartex" xmlns:cx6="http://schemas.microsoft.com/office/drawing/2016/5/12/chartex" xmlns:cx7="http://schemas.microsoft.com/office/drawing/2016/5/13/chartex" xmlns:cx8="http://schemas.microsoft.com/office/drawing/2016/5/14/chartex" xmlns:mc="http://schemas.openxmlformats.org/markup-compatibility/2006" xmlns:aink="http://schemas.microsoft.com/office/drawing/2016/ink" xmlns:am3d="http://schemas.microsoft.com/office/drawing/2017/model3d" xmlns:o="urn:schemas-microsoft-com:office:office" xmlns:oel="http://schemas.microsoft.com/office/2019/extlst" xmlns:r="http://schemas.openxmlformats.org/officeDocument/2006/relationships" xmlns:m="http://schemas.openxmlformats.org/officeDocument/2006/math" xmlns:v="urn:schemas-microsoft-com:vml" xmlns:wp14="http://schemas.microsoft.com/office/word/2010/wordprocessingDrawing" xmlns:wp="http://schemas.openxmlformats.org/drawingml/2006/wordprocessingDrawing" xmlns:w10="urn:schemas-microsoft-com:office:word" xmlns:w="http://schemas.openxmlformats.org/wordprocessingml/2006/main" xmlns:w14="http://schemas.microsoft.com/office/word/2010/wordml" xmlns:w15="http://schemas.microsoft.com/office/word/2012/wordml" xmlns:w16cex="http://schemas.microsoft.com/office/word/2018/wordml/cex" xmlns:w16cid="http://schemas.microsoft.com/office/word/2016/wordml/cid" xmlns:w16="http://schemas.microsoft.com/office/word/2018/wordml" xmlns:w16sdtdh="http://schemas.microsoft.com/office/word/2020/wordml/sdtdatahash" xmlns:w16se="http://schemas.microsoft.com/office/word/2015/wordml/symex" xmlns:wpg="http://schemas.microsoft.com/office/word/2010/wordprocessingGroup" xmlns:wpi="http://schemas.microsoft.com/office/word/2010/wordprocessingInk" xmlns:wne="http://schemas.microsoft.com/office/word/2006/wordml" xmlns:wps="http://schemas.microsoft.com/office/word/2010/wordprocessingShape" mc:Ignorable="w14 w15 w16se w16cid w16 w16cex w16sdtdh wp14">
   <w:endnote w:type="separator" w:id="-1">
     <w:p>
       <w:r>
@@ -15805,7 +15971,7 @@
 </file>
 
 <file path=word/footer1.xml><?xml version="1.0" encoding="utf-8"?>
-<w:ftr xmlns:wpc="http://schemas.microsoft.com/office/word/2010/wordprocessingCanvas" xmlns:cx="http://schemas.microsoft.com/office/drawing/2014/chartex" xmlns:cx1="http://schemas.microsoft.com/office/drawing/2015/9/8/chartex" xmlns:cx2="http://schemas.microsoft.com/office/drawing/2015/10/21/chartex" xmlns:cx3="http://schemas.microsoft.com/office/drawing/2016/5/9/chartex" xmlns:cx4="http://schemas.microsoft.com/office/drawing/2016/5/10/chartex" xmlns:cx5="http://schemas.microsoft.com/office/drawing/2016/5/11/chartex" xmlns:cx6="http://schemas.microsoft.com/office/drawing/2016/5/12/chartex" xmlns:cx7="http://schemas.microsoft.com/office/drawing/2016/5/13/chartex" xmlns:cx8="http://schemas.microsoft.com/office/drawing/2016/5/14/chartex" xmlns:mc="http://schemas.openxmlformats.org/markup-compatibility/2006" xmlns:aink="http://schemas.microsoft.com/office/drawing/2016/ink" xmlns:am3d="http://schemas.microsoft.com/office/drawing/2017/model3d" xmlns:o="urn:schemas-microsoft-com:office:office" xmlns:r="http://schemas.openxmlformats.org/officeDocument/2006/relationships" xmlns:m="http://schemas.openxmlformats.org/officeDocument/2006/math" xmlns:v="urn:schemas-microsoft-com:vml" xmlns:wp14="http://schemas.microsoft.com/office/word/2010/wordprocessingDrawing" xmlns:wp="http://schemas.openxmlformats.org/drawingml/2006/wordprocessingDrawing" xmlns:w10="urn:schemas-microsoft-com:office:word" xmlns:w="http://schemas.openxmlformats.org/wordprocessingml/2006/main" xmlns:w14="http://schemas.microsoft.com/office/word/2010/wordml" xmlns:w15="http://schemas.microsoft.com/office/word/2012/wordml" xmlns:w16cex="http://schemas.microsoft.com/office/word/2018/wordml/cex" xmlns:w16cid="http://schemas.microsoft.com/office/word/2016/wordml/cid" xmlns:w16="http://schemas.microsoft.com/office/word/2018/wordml" xmlns:w16sdtdh="http://schemas.microsoft.com/office/word/2020/wordml/sdtdatahash" xmlns:w16se="http://schemas.microsoft.com/office/word/2015/wordml/symex" xmlns:wpg="http://schemas.microsoft.com/office/word/2010/wordprocessingGroup" xmlns:wpi="http://schemas.microsoft.com/office/word/2010/wordprocessingInk" xmlns:wne="http://schemas.microsoft.com/office/word/2006/wordml" xmlns:wps="http://schemas.microsoft.com/office/word/2010/wordprocessingShape" mc:Ignorable="w14 w15 w16se w16cid w16 w16cex w16sdtdh wp14">
+<w:ftr xmlns:wpc="http://schemas.microsoft.com/office/word/2010/wordprocessingCanvas" xmlns:cx="http://schemas.microsoft.com/office/drawing/2014/chartex" xmlns:cx1="http://schemas.microsoft.com/office/drawing/2015/9/8/chartex" xmlns:cx2="http://schemas.microsoft.com/office/drawing/2015/10/21/chartex" xmlns:cx3="http://schemas.microsoft.com/office/drawing/2016/5/9/chartex" xmlns:cx4="http://schemas.microsoft.com/office/drawing/2016/5/10/chartex" xmlns:cx5="http://schemas.microsoft.com/office/drawing/2016/5/11/chartex" xmlns:cx6="http://schemas.microsoft.com/office/drawing/2016/5/12/chartex" xmlns:cx7="http://schemas.microsoft.com/office/drawing/2016/5/13/chartex" xmlns:cx8="http://schemas.microsoft.com/office/drawing/2016/5/14/chartex" xmlns:mc="http://schemas.openxmlformats.org/markup-compatibility/2006" xmlns:aink="http://schemas.microsoft.com/office/drawing/2016/ink" xmlns:am3d="http://schemas.microsoft.com/office/drawing/2017/model3d" xmlns:o="urn:schemas-microsoft-com:office:office" xmlns:oel="http://schemas.microsoft.com/office/2019/extlst" xmlns:r="http://schemas.openxmlformats.org/officeDocument/2006/relationships" xmlns:m="http://schemas.openxmlformats.org/officeDocument/2006/math" xmlns:v="urn:schemas-microsoft-com:vml" xmlns:wp14="http://schemas.microsoft.com/office/word/2010/wordprocessingDrawing" xmlns:wp="http://schemas.openxmlformats.org/drawingml/2006/wordprocessingDrawing" xmlns:w10="urn:schemas-microsoft-com:office:word" xmlns:w="http://schemas.openxmlformats.org/wordprocessingml/2006/main" xmlns:w14="http://schemas.microsoft.com/office/word/2010/wordml" xmlns:w15="http://schemas.microsoft.com/office/word/2012/wordml" xmlns:w16cex="http://schemas.microsoft.com/office/word/2018/wordml/cex" xmlns:w16cid="http://schemas.microsoft.com/office/word/2016/wordml/cid" xmlns:w16="http://schemas.microsoft.com/office/word/2018/wordml" xmlns:w16sdtdh="http://schemas.microsoft.com/office/word/2020/wordml/sdtdatahash" xmlns:w16se="http://schemas.microsoft.com/office/word/2015/wordml/symex" xmlns:wpg="http://schemas.microsoft.com/office/word/2010/wordprocessingGroup" xmlns:wpi="http://schemas.microsoft.com/office/word/2010/wordprocessingInk" xmlns:wne="http://schemas.microsoft.com/office/word/2006/wordml" xmlns:wps="http://schemas.microsoft.com/office/word/2010/wordprocessingShape" mc:Ignorable="w14 w15 w16se w16cid w16 w16cex w16sdtdh wp14">
   <w:p>
     <w:pPr>
       <w:pStyle w:val="Footer"/>
@@ -15880,7 +16046,7 @@
 </file>
 
 <file path=word/footer2.xml><?xml version="1.0" encoding="utf-8"?>
-<w:ftr xmlns:wpc="http://schemas.microsoft.com/office/word/2010/wordprocessingCanvas" xmlns:cx="http://schemas.microsoft.com/office/drawing/2014/chartex" xmlns:cx1="http://schemas.microsoft.com/office/drawing/2015/9/8/chartex" xmlns:cx2="http://schemas.microsoft.com/office/drawing/2015/10/21/chartex" xmlns:cx3="http://schemas.microsoft.com/office/drawing/2016/5/9/chartex" xmlns:cx4="http://schemas.microsoft.com/office/drawing/2016/5/10/chartex" xmlns:cx5="http://schemas.microsoft.com/office/drawing/2016/5/11/chartex" xmlns:cx6="http://schemas.microsoft.com/office/drawing/2016/5/12/chartex" xmlns:cx7="http://schemas.microsoft.com/office/drawing/2016/5/13/chartex" xmlns:cx8="http://schemas.microsoft.com/office/drawing/2016/5/14/chartex" xmlns:mc="http://schemas.openxmlformats.org/markup-compatibility/2006" xmlns:aink="http://schemas.microsoft.com/office/drawing/2016/ink" xmlns:am3d="http://schemas.microsoft.com/office/drawing/2017/model3d" xmlns:o="urn:schemas-microsoft-com:office:office" xmlns:r="http://schemas.openxmlformats.org/officeDocument/2006/relationships" xmlns:m="http://schemas.openxmlformats.org/officeDocument/2006/math" xmlns:v="urn:schemas-microsoft-com:vml" xmlns:wp14="http://schemas.microsoft.com/office/word/2010/wordprocessingDrawing" xmlns:wp="http://schemas.openxmlformats.org/drawingml/2006/wordprocessingDrawing" xmlns:w10="urn:schemas-microsoft-com:office:word" xmlns:w="http://schemas.openxmlformats.org/wordprocessingml/2006/main" xmlns:w14="http://schemas.microsoft.com/office/word/2010/wordml" xmlns:w15="http://schemas.microsoft.com/office/word/2012/wordml" xmlns:w16cex="http://schemas.microsoft.com/office/word/2018/wordml/cex" xmlns:w16cid="http://schemas.microsoft.com/office/word/2016/wordml/cid" xmlns:w16="http://schemas.microsoft.com/office/word/2018/wordml" xmlns:w16sdtdh="http://schemas.microsoft.com/office/word/2020/wordml/sdtdatahash" xmlns:w16se="http://schemas.microsoft.com/office/word/2015/wordml/symex" xmlns:wpg="http://schemas.microsoft.com/office/word/2010/wordprocessingGroup" xmlns:wpi="http://schemas.microsoft.com/office/word/2010/wordprocessingInk" xmlns:wne="http://schemas.microsoft.com/office/word/2006/wordml" xmlns:wps="http://schemas.microsoft.com/office/word/2010/wordprocessingShape" mc:Ignorable="w14 w15 w16se w16cid w16 w16cex w16sdtdh wp14">
+<w:ftr xmlns:wpc="http://schemas.microsoft.com/office/word/2010/wordprocessingCanvas" xmlns:cx="http://schemas.microsoft.com/office/drawing/2014/chartex" xmlns:cx1="http://schemas.microsoft.com/office/drawing/2015/9/8/chartex" xmlns:cx2="http://schemas.microsoft.com/office/drawing/2015/10/21/chartex" xmlns:cx3="http://schemas.microsoft.com/office/drawing/2016/5/9/chartex" xmlns:cx4="http://schemas.microsoft.com/office/drawing/2016/5/10/chartex" xmlns:cx5="http://schemas.microsoft.com/office/drawing/2016/5/11/chartex" xmlns:cx6="http://schemas.microsoft.com/office/drawing/2016/5/12/chartex" xmlns:cx7="http://schemas.microsoft.com/office/drawing/2016/5/13/chartex" xmlns:cx8="http://schemas.microsoft.com/office/drawing/2016/5/14/chartex" xmlns:mc="http://schemas.openxmlformats.org/markup-compatibility/2006" xmlns:aink="http://schemas.microsoft.com/office/drawing/2016/ink" xmlns:am3d="http://schemas.microsoft.com/office/drawing/2017/model3d" xmlns:o="urn:schemas-microsoft-com:office:office" xmlns:oel="http://schemas.microsoft.com/office/2019/extlst" xmlns:r="http://schemas.openxmlformats.org/officeDocument/2006/relationships" xmlns:m="http://schemas.openxmlformats.org/officeDocument/2006/math" xmlns:v="urn:schemas-microsoft-com:vml" xmlns:wp14="http://schemas.microsoft.com/office/word/2010/wordprocessingDrawing" xmlns:wp="http://schemas.openxmlformats.org/drawingml/2006/wordprocessingDrawing" xmlns:w10="urn:schemas-microsoft-com:office:word" xmlns:w="http://schemas.openxmlformats.org/wordprocessingml/2006/main" xmlns:w14="http://schemas.microsoft.com/office/word/2010/wordml" xmlns:w15="http://schemas.microsoft.com/office/word/2012/wordml" xmlns:w16cex="http://schemas.microsoft.com/office/word/2018/wordml/cex" xmlns:w16cid="http://schemas.microsoft.com/office/word/2016/wordml/cid" xmlns:w16="http://schemas.microsoft.com/office/word/2018/wordml" xmlns:w16sdtdh="http://schemas.microsoft.com/office/word/2020/wordml/sdtdatahash" xmlns:w16se="http://schemas.microsoft.com/office/word/2015/wordml/symex" xmlns:wpg="http://schemas.microsoft.com/office/word/2010/wordprocessingGroup" xmlns:wpi="http://schemas.microsoft.com/office/word/2010/wordprocessingInk" xmlns:wne="http://schemas.microsoft.com/office/word/2006/wordml" xmlns:wps="http://schemas.microsoft.com/office/word/2010/wordprocessingShape" mc:Ignorable="w14 w15 w16se w16cid w16 w16cex w16sdtdh wp14">
   <w:p>
     <w:pPr>
       <w:pStyle w:val="Footer"/>
@@ -15944,7 +16110,7 @@
 </file>
 
 <file path=word/footer3.xml><?xml version="1.0" encoding="utf-8"?>
-<w:ftr xmlns:wpc="http://schemas.microsoft.com/office/word/2010/wordprocessingCanvas" xmlns:cx="http://schemas.microsoft.com/office/drawing/2014/chartex" xmlns:cx1="http://schemas.microsoft.com/office/drawing/2015/9/8/chartex" xmlns:cx2="http://schemas.microsoft.com/office/drawing/2015/10/21/chartex" xmlns:cx3="http://schemas.microsoft.com/office/drawing/2016/5/9/chartex" xmlns:cx4="http://schemas.microsoft.com/office/drawing/2016/5/10/chartex" xmlns:cx5="http://schemas.microsoft.com/office/drawing/2016/5/11/chartex" xmlns:cx6="http://schemas.microsoft.com/office/drawing/2016/5/12/chartex" xmlns:cx7="http://schemas.microsoft.com/office/drawing/2016/5/13/chartex" xmlns:cx8="http://schemas.microsoft.com/office/drawing/2016/5/14/chartex" xmlns:mc="http://schemas.openxmlformats.org/markup-compatibility/2006" xmlns:aink="http://schemas.microsoft.com/office/drawing/2016/ink" xmlns:am3d="http://schemas.microsoft.com/office/drawing/2017/model3d" xmlns:o="urn:schemas-microsoft-com:office:office" xmlns:r="http://schemas.openxmlformats.org/officeDocument/2006/relationships" xmlns:m="http://schemas.openxmlformats.org/officeDocument/2006/math" xmlns:v="urn:schemas-microsoft-com:vml" xmlns:wp14="http://schemas.microsoft.com/office/word/2010/wordprocessingDrawing" xmlns:wp="http://schemas.openxmlformats.org/drawingml/2006/wordprocessingDrawing" xmlns:w10="urn:schemas-microsoft-com:office:word" xmlns:w="http://schemas.openxmlformats.org/wordprocessingml/2006/main" xmlns:w14="http://schemas.microsoft.com/office/word/2010/wordml" xmlns:w15="http://schemas.microsoft.com/office/word/2012/wordml" xmlns:w16cex="http://schemas.microsoft.com/office/word/2018/wordml/cex" xmlns:w16cid="http://schemas.microsoft.com/office/word/2016/wordml/cid" xmlns:w16="http://schemas.microsoft.com/office/word/2018/wordml" xmlns:w16sdtdh="http://schemas.microsoft.com/office/word/2020/wordml/sdtdatahash" xmlns:w16se="http://schemas.microsoft.com/office/word/2015/wordml/symex" xmlns:wpg="http://schemas.microsoft.com/office/word/2010/wordprocessingGroup" xmlns:wpi="http://schemas.microsoft.com/office/word/2010/wordprocessingInk" xmlns:wne="http://schemas.microsoft.com/office/word/2006/wordml" xmlns:wps="http://schemas.microsoft.com/office/word/2010/wordprocessingShape" mc:Ignorable="w14 w15 w16se w16cid w16 w16cex w16sdtdh wp14">
+<w:ftr xmlns:wpc="http://schemas.microsoft.com/office/word/2010/wordprocessingCanvas" xmlns:cx="http://schemas.microsoft.com/office/drawing/2014/chartex" xmlns:cx1="http://schemas.microsoft.com/office/drawing/2015/9/8/chartex" xmlns:cx2="http://schemas.microsoft.com/office/drawing/2015/10/21/chartex" xmlns:cx3="http://schemas.microsoft.com/office/drawing/2016/5/9/chartex" xmlns:cx4="http://schemas.microsoft.com/office/drawing/2016/5/10/chartex" xmlns:cx5="http://schemas.microsoft.com/office/drawing/2016/5/11/chartex" xmlns:cx6="http://schemas.microsoft.com/office/drawing/2016/5/12/chartex" xmlns:cx7="http://schemas.microsoft.com/office/drawing/2016/5/13/chartex" xmlns:cx8="http://schemas.microsoft.com/office/drawing/2016/5/14/chartex" xmlns:mc="http://schemas.openxmlformats.org/markup-compatibility/2006" xmlns:aink="http://schemas.microsoft.com/office/drawing/2016/ink" xmlns:am3d="http://schemas.microsoft.com/office/drawing/2017/model3d" xmlns:o="urn:schemas-microsoft-com:office:office" xmlns:oel="http://schemas.microsoft.com/office/2019/extlst" xmlns:r="http://schemas.openxmlformats.org/officeDocument/2006/relationships" xmlns:m="http://schemas.openxmlformats.org/officeDocument/2006/math" xmlns:v="urn:schemas-microsoft-com:vml" xmlns:wp14="http://schemas.microsoft.com/office/word/2010/wordprocessingDrawing" xmlns:wp="http://schemas.openxmlformats.org/drawingml/2006/wordprocessingDrawing" xmlns:w10="urn:schemas-microsoft-com:office:word" xmlns:w="http://schemas.openxmlformats.org/wordprocessingml/2006/main" xmlns:w14="http://schemas.microsoft.com/office/word/2010/wordml" xmlns:w15="http://schemas.microsoft.com/office/word/2012/wordml" xmlns:w16cex="http://schemas.microsoft.com/office/word/2018/wordml/cex" xmlns:w16cid="http://schemas.microsoft.com/office/word/2016/wordml/cid" xmlns:w16="http://schemas.microsoft.com/office/word/2018/wordml" xmlns:w16sdtdh="http://schemas.microsoft.com/office/word/2020/wordml/sdtdatahash" xmlns:w16se="http://schemas.microsoft.com/office/word/2015/wordml/symex" xmlns:wpg="http://schemas.microsoft.com/office/word/2010/wordprocessingGroup" xmlns:wpi="http://schemas.microsoft.com/office/word/2010/wordprocessingInk" xmlns:wne="http://schemas.microsoft.com/office/word/2006/wordml" xmlns:wps="http://schemas.microsoft.com/office/word/2010/wordprocessingShape" mc:Ignorable="w14 w15 w16se w16cid w16 w16cex w16sdtdh wp14">
   <w:p>
     <w:pPr>
       <w:pStyle w:val="Footer"/>
@@ -15955,12 +16121,12 @@
     <w:r>
       <w:t>CA Building Energy Efficiency Standards - 20</w:t>
     </w:r>
-    <w:ins w:id="235" w:author="Alhabibi, Haider@Energy" w:date="2021-08-30T20:10:00Z">
+    <w:ins w:id="255" w:author="Alhabibi, Haider@Energy" w:date="2021-08-30T20:10:00Z">
       <w:r>
         <w:t>22</w:t>
       </w:r>
     </w:ins>
-    <w:del w:id="236" w:author="Alhabibi, Haider@Energy" w:date="2021-08-30T20:10:00Z">
+    <w:del w:id="256" w:author="Alhabibi, Haider@Energy" w:date="2021-08-30T20:10:00Z">
       <w:r>
         <w:delText>1</w:delText>
       </w:r>
@@ -15971,12 +16137,12 @@
     <w:r>
       <w:t xml:space="preserve"> </w:t>
     </w:r>
-    <w:del w:id="237" w:author="Alhabibi, Haider@Energy" w:date="2022-03-30T18:56:00Z">
+    <w:del w:id="257" w:author="Alhabibi, Haider@Energy" w:date="2022-03-30T18:56:00Z">
       <w:r>
         <w:delText xml:space="preserve">Residential </w:delText>
       </w:r>
     </w:del>
-    <w:ins w:id="238" w:author="Alhabibi, Haider@Energy" w:date="2022-03-30T18:56:00Z">
+    <w:ins w:id="258" w:author="Alhabibi, Haider@Energy" w:date="2022-03-30T18:56:00Z">
       <w:r>
         <w:t>Low-rise Multifamily</w:t>
       </w:r>
@@ -15996,12 +16162,12 @@
     <w:r>
       <w:t xml:space="preserve"> 20</w:t>
     </w:r>
-    <w:ins w:id="239" w:author="Alhabibi, Haider@Energy" w:date="2021-08-30T20:10:00Z">
+    <w:ins w:id="259" w:author="Alhabibi, Haider@Energy" w:date="2021-08-30T20:10:00Z">
       <w:r>
         <w:t>22</w:t>
       </w:r>
     </w:ins>
-    <w:del w:id="240" w:author="Alhabibi, Haider@Energy" w:date="2021-08-30T20:10:00Z">
+    <w:del w:id="260" w:author="Alhabibi, Haider@Energy" w:date="2021-08-30T20:10:00Z">
       <w:r>
         <w:delText>20</w:delText>
       </w:r>
@@ -16011,7 +16177,7 @@
 </file>
 
 <file path=word/footnotes.xml><?xml version="1.0" encoding="utf-8"?>
-<w:footnotes xmlns:wpc="http://schemas.microsoft.com/office/word/2010/wordprocessingCanvas" xmlns:cx="http://schemas.microsoft.com/office/drawing/2014/chartex" xmlns:cx1="http://schemas.microsoft.com/office/drawing/2015/9/8/chartex" xmlns:cx2="http://schemas.microsoft.com/office/drawing/2015/10/21/chartex" xmlns:cx3="http://schemas.microsoft.com/office/drawing/2016/5/9/chartex" xmlns:cx4="http://schemas.microsoft.com/office/drawing/2016/5/10/chartex" xmlns:cx5="http://schemas.microsoft.com/office/drawing/2016/5/11/chartex" xmlns:cx6="http://schemas.microsoft.com/office/drawing/2016/5/12/chartex" xmlns:cx7="http://schemas.microsoft.com/office/drawing/2016/5/13/chartex" xmlns:cx8="http://schemas.microsoft.com/office/drawing/2016/5/14/chartex" xmlns:mc="http://schemas.openxmlformats.org/markup-compatibility/2006" xmlns:aink="http://schemas.microsoft.com/office/drawing/2016/ink" xmlns:am3d="http://schemas.microsoft.com/office/drawing/2017/model3d" xmlns:o="urn:schemas-microsoft-com:office:office" xmlns:r="http://schemas.openxmlformats.org/officeDocument/2006/relationships" xmlns:m="http://schemas.openxmlformats.org/officeDocument/2006/math" xmlns:v="urn:schemas-microsoft-com:vml" xmlns:wp14="http://schemas.microsoft.com/office/word/2010/wordprocessingDrawing" xmlns:wp="http://schemas.openxmlformats.org/drawingml/2006/wordprocessingDrawing" xmlns:w10="urn:schemas-microsoft-com:office:word" xmlns:w="http://schemas.openxmlformats.org/wordprocessingml/2006/main" xmlns:w14="http://schemas.microsoft.com/office/word/2010/wordml" xmlns:w15="http://schemas.microsoft.com/office/word/2012/wordml" xmlns:w16cex="http://schemas.microsoft.com/office/word/2018/wordml/cex" xmlns:w16cid="http://schemas.microsoft.com/office/word/2016/wordml/cid" xmlns:w16="http://schemas.microsoft.com/office/word/2018/wordml" xmlns:w16sdtdh="http://schemas.microsoft.com/office/word/2020/wordml/sdtdatahash" xmlns:w16se="http://schemas.microsoft.com/office/word/2015/wordml/symex" xmlns:wpg="http://schemas.microsoft.com/office/word/2010/wordprocessingGroup" xmlns:wpi="http://schemas.microsoft.com/office/word/2010/wordprocessingInk" xmlns:wne="http://schemas.microsoft.com/office/word/2006/wordml" xmlns:wps="http://schemas.microsoft.com/office/word/2010/wordprocessingShape" mc:Ignorable="w14 w15 w16se w16cid w16 w16cex w16sdtdh wp14">
+<w:footnotes xmlns:wpc="http://schemas.microsoft.com/office/word/2010/wordprocessingCanvas" xmlns:cx="http://schemas.microsoft.com/office/drawing/2014/chartex" xmlns:cx1="http://schemas.microsoft.com/office/drawing/2015/9/8/chartex" xmlns:cx2="http://schemas.microsoft.com/office/drawing/2015/10/21/chartex" xmlns:cx3="http://schemas.microsoft.com/office/drawing/2016/5/9/chartex" xmlns:cx4="http://schemas.microsoft.com/office/drawing/2016/5/10/chartex" xmlns:cx5="http://schemas.microsoft.com/office/drawing/2016/5/11/chartex" xmlns:cx6="http://schemas.microsoft.com/office/drawing/2016/5/12/chartex" xmlns:cx7="http://schemas.microsoft.com/office/drawing/2016/5/13/chartex" xmlns:cx8="http://schemas.microsoft.com/office/drawing/2016/5/14/chartex" xmlns:mc="http://schemas.openxmlformats.org/markup-compatibility/2006" xmlns:aink="http://schemas.microsoft.com/office/drawing/2016/ink" xmlns:am3d="http://schemas.microsoft.com/office/drawing/2017/model3d" xmlns:o="urn:schemas-microsoft-com:office:office" xmlns:oel="http://schemas.microsoft.com/office/2019/extlst" xmlns:r="http://schemas.openxmlformats.org/officeDocument/2006/relationships" xmlns:m="http://schemas.openxmlformats.org/officeDocument/2006/math" xmlns:v="urn:schemas-microsoft-com:vml" xmlns:wp14="http://schemas.microsoft.com/office/word/2010/wordprocessingDrawing" xmlns:wp="http://schemas.openxmlformats.org/drawingml/2006/wordprocessingDrawing" xmlns:w10="urn:schemas-microsoft-com:office:word" xmlns:w="http://schemas.openxmlformats.org/wordprocessingml/2006/main" xmlns:w14="http://schemas.microsoft.com/office/word/2010/wordml" xmlns:w15="http://schemas.microsoft.com/office/word/2012/wordml" xmlns:w16cex="http://schemas.microsoft.com/office/word/2018/wordml/cex" xmlns:w16cid="http://schemas.microsoft.com/office/word/2016/wordml/cid" xmlns:w16="http://schemas.microsoft.com/office/word/2018/wordml" xmlns:w16sdtdh="http://schemas.microsoft.com/office/word/2020/wordml/sdtdatahash" xmlns:w16se="http://schemas.microsoft.com/office/word/2015/wordml/symex" xmlns:wpg="http://schemas.microsoft.com/office/word/2010/wordprocessingGroup" xmlns:wpi="http://schemas.microsoft.com/office/word/2010/wordprocessingInk" xmlns:wne="http://schemas.microsoft.com/office/word/2006/wordml" xmlns:wps="http://schemas.microsoft.com/office/word/2010/wordprocessingShape" mc:Ignorable="w14 w15 w16se w16cid w16 w16cex w16sdtdh wp14">
   <w:footnote w:type="separator" w:id="-1">
     <w:p>
       <w:r>
@@ -16033,7 +16199,7 @@
 </file>
 
 <file path=word/header1.xml><?xml version="1.0" encoding="utf-8"?>
-<w:hdr xmlns:wpc="http://schemas.microsoft.com/office/word/2010/wordprocessingCanvas" xmlns:cx="http://schemas.microsoft.com/office/drawing/2014/chartex" xmlns:cx1="http://schemas.microsoft.com/office/drawing/2015/9/8/chartex" xmlns:cx2="http://schemas.microsoft.com/office/drawing/2015/10/21/chartex" xmlns:cx3="http://schemas.microsoft.com/office/drawing/2016/5/9/chartex" xmlns:cx4="http://schemas.microsoft.com/office/drawing/2016/5/10/chartex" xmlns:cx5="http://schemas.microsoft.com/office/drawing/2016/5/11/chartex" xmlns:cx6="http://schemas.microsoft.com/office/drawing/2016/5/12/chartex" xmlns:cx7="http://schemas.microsoft.com/office/drawing/2016/5/13/chartex" xmlns:cx8="http://schemas.microsoft.com/office/drawing/2016/5/14/chartex" xmlns:mc="http://schemas.openxmlformats.org/markup-compatibility/2006" xmlns:aink="http://schemas.microsoft.com/office/drawing/2016/ink" xmlns:am3d="http://schemas.microsoft.com/office/drawing/2017/model3d" xmlns:o="urn:schemas-microsoft-com:office:office" xmlns:r="http://schemas.openxmlformats.org/officeDocument/2006/relationships" xmlns:m="http://schemas.openxmlformats.org/officeDocument/2006/math" xmlns:v="urn:schemas-microsoft-com:vml" xmlns:wp14="http://schemas.microsoft.com/office/word/2010/wordprocessingDrawing" xmlns:wp="http://schemas.openxmlformats.org/drawingml/2006/wordprocessingDrawing" xmlns:w10="urn:schemas-microsoft-com:office:word" xmlns:w="http://schemas.openxmlformats.org/wordprocessingml/2006/main" xmlns:w14="http://schemas.microsoft.com/office/word/2010/wordml" xmlns:w15="http://schemas.microsoft.com/office/word/2012/wordml" xmlns:w16cex="http://schemas.microsoft.com/office/word/2018/wordml/cex" xmlns:w16cid="http://schemas.microsoft.com/office/word/2016/wordml/cid" xmlns:w16="http://schemas.microsoft.com/office/word/2018/wordml" xmlns:w16sdtdh="http://schemas.microsoft.com/office/word/2020/wordml/sdtdatahash" xmlns:w16se="http://schemas.microsoft.com/office/word/2015/wordml/symex" xmlns:wpg="http://schemas.microsoft.com/office/word/2010/wordprocessingGroup" xmlns:wpi="http://schemas.microsoft.com/office/word/2010/wordprocessingInk" xmlns:wne="http://schemas.microsoft.com/office/word/2006/wordml" xmlns:wps="http://schemas.microsoft.com/office/word/2010/wordprocessingShape" mc:Ignorable="w14 w15 w16se w16cid w16 w16cex w16sdtdh wp14">
+<w:hdr xmlns:wpc="http://schemas.microsoft.com/office/word/2010/wordprocessingCanvas" xmlns:cx="http://schemas.microsoft.com/office/drawing/2014/chartex" xmlns:cx1="http://schemas.microsoft.com/office/drawing/2015/9/8/chartex" xmlns:cx2="http://schemas.microsoft.com/office/drawing/2015/10/21/chartex" xmlns:cx3="http://schemas.microsoft.com/office/drawing/2016/5/9/chartex" xmlns:cx4="http://schemas.microsoft.com/office/drawing/2016/5/10/chartex" xmlns:cx5="http://schemas.microsoft.com/office/drawing/2016/5/11/chartex" xmlns:cx6="http://schemas.microsoft.com/office/drawing/2016/5/12/chartex" xmlns:cx7="http://schemas.microsoft.com/office/drawing/2016/5/13/chartex" xmlns:cx8="http://schemas.microsoft.com/office/drawing/2016/5/14/chartex" xmlns:mc="http://schemas.openxmlformats.org/markup-compatibility/2006" xmlns:aink="http://schemas.microsoft.com/office/drawing/2016/ink" xmlns:am3d="http://schemas.microsoft.com/office/drawing/2017/model3d" xmlns:o="urn:schemas-microsoft-com:office:office" xmlns:oel="http://schemas.microsoft.com/office/2019/extlst" xmlns:r="http://schemas.openxmlformats.org/officeDocument/2006/relationships" xmlns:m="http://schemas.openxmlformats.org/officeDocument/2006/math" xmlns:v="urn:schemas-microsoft-com:vml" xmlns:wp14="http://schemas.microsoft.com/office/word/2010/wordprocessingDrawing" xmlns:wp="http://schemas.openxmlformats.org/drawingml/2006/wordprocessingDrawing" xmlns:w10="urn:schemas-microsoft-com:office:word" xmlns:w="http://schemas.openxmlformats.org/wordprocessingml/2006/main" xmlns:w14="http://schemas.microsoft.com/office/word/2010/wordml" xmlns:w15="http://schemas.microsoft.com/office/word/2012/wordml" xmlns:w16cex="http://schemas.microsoft.com/office/word/2018/wordml/cex" xmlns:w16cid="http://schemas.microsoft.com/office/word/2016/wordml/cid" xmlns:w16="http://schemas.microsoft.com/office/word/2018/wordml" xmlns:w16sdtdh="http://schemas.microsoft.com/office/word/2020/wordml/sdtdatahash" xmlns:w16se="http://schemas.microsoft.com/office/word/2015/wordml/symex" xmlns:wpg="http://schemas.microsoft.com/office/word/2010/wordprocessingGroup" xmlns:wpi="http://schemas.microsoft.com/office/word/2010/wordprocessingInk" xmlns:wne="http://schemas.microsoft.com/office/word/2006/wordml" xmlns:wps="http://schemas.microsoft.com/office/word/2010/wordprocessingShape" mc:Ignorable="w14 w15 w16se w16cid w16 w16cex w16sdtdh wp14">
   <w:p>
     <w:pPr>
       <w:pStyle w:val="Header"/>
@@ -16062,7 +16228,7 @@
           <v:path o:extrusionok="f" gradientshapeok="t" o:connecttype="rect"/>
           <o:lock v:ext="edit" aspectratio="t"/>
         </v:shapetype>
-        <v:shape id="WordPictureWatermark26147704" o:spid="_x0000_s2050" type="#_x0000_t75" style="position:absolute;margin-left:0;margin-top:0;width:10in;height:540pt;z-index:-251658238;mso-position-horizontal:center;mso-position-horizontal-relative:margin;mso-position-vertical:center;mso-position-vertical-relative:margin" o:allowincell="f">
+        <v:shape id="WordPictureWatermark26147704" o:spid="_x0000_s1026" type="#_x0000_t75" style="position:absolute;margin-left:0;margin-top:0;width:10in;height:540pt;z-index:-251658238;mso-position-horizontal:center;mso-position-horizontal-relative:margin;mso-position-vertical:center;mso-position-vertical-relative:margin" o:allowincell="f">
           <v:imagedata r:id="rId1" o:title="For information and data collection only" gain="19661f" blacklevel="22938f"/>
           <w10:wrap anchorx="margin" anchory="margin"/>
         </v:shape>
@@ -16073,7 +16239,7 @@
 </file>
 
 <file path=word/header2.xml><?xml version="1.0" encoding="utf-8"?>
-<w:hdr xmlns:wpc="http://schemas.microsoft.com/office/word/2010/wordprocessingCanvas" xmlns:cx="http://schemas.microsoft.com/office/drawing/2014/chartex" xmlns:cx1="http://schemas.microsoft.com/office/drawing/2015/9/8/chartex" xmlns:cx2="http://schemas.microsoft.com/office/drawing/2015/10/21/chartex" xmlns:cx3="http://schemas.microsoft.com/office/drawing/2016/5/9/chartex" xmlns:cx4="http://schemas.microsoft.com/office/drawing/2016/5/10/chartex" xmlns:cx5="http://schemas.microsoft.com/office/drawing/2016/5/11/chartex" xmlns:cx6="http://schemas.microsoft.com/office/drawing/2016/5/12/chartex" xmlns:cx7="http://schemas.microsoft.com/office/drawing/2016/5/13/chartex" xmlns:cx8="http://schemas.microsoft.com/office/drawing/2016/5/14/chartex" xmlns:mc="http://schemas.openxmlformats.org/markup-compatibility/2006" xmlns:aink="http://schemas.microsoft.com/office/drawing/2016/ink" xmlns:am3d="http://schemas.microsoft.com/office/drawing/2017/model3d" xmlns:o="urn:schemas-microsoft-com:office:office" xmlns:r="http://schemas.openxmlformats.org/officeDocument/2006/relationships" xmlns:m="http://schemas.openxmlformats.org/officeDocument/2006/math" xmlns:v="urn:schemas-microsoft-com:vml" xmlns:wp14="http://schemas.microsoft.com/office/word/2010/wordprocessingDrawing" xmlns:wp="http://schemas.openxmlformats.org/drawingml/2006/wordprocessingDrawing" xmlns:w10="urn:schemas-microsoft-com:office:word" xmlns:w="http://schemas.openxmlformats.org/wordprocessingml/2006/main" xmlns:w14="http://schemas.microsoft.com/office/word/2010/wordml" xmlns:w15="http://schemas.microsoft.com/office/word/2012/wordml" xmlns:w16cex="http://schemas.microsoft.com/office/word/2018/wordml/cex" xmlns:w16cid="http://schemas.microsoft.com/office/word/2016/wordml/cid" xmlns:w16="http://schemas.microsoft.com/office/word/2018/wordml" xmlns:w16sdtdh="http://schemas.microsoft.com/office/word/2020/wordml/sdtdatahash" xmlns:w16se="http://schemas.microsoft.com/office/word/2015/wordml/symex" xmlns:wpg="http://schemas.microsoft.com/office/word/2010/wordprocessingGroup" xmlns:wpi="http://schemas.microsoft.com/office/word/2010/wordprocessingInk" xmlns:wne="http://schemas.microsoft.com/office/word/2006/wordml" xmlns:wps="http://schemas.microsoft.com/office/word/2010/wordprocessingShape" mc:Ignorable="w14 w15 w16se w16cid w16 w16cex w16sdtdh wp14">
+<w:hdr xmlns:wpc="http://schemas.microsoft.com/office/word/2010/wordprocessingCanvas" xmlns:cx="http://schemas.microsoft.com/office/drawing/2014/chartex" xmlns:cx1="http://schemas.microsoft.com/office/drawing/2015/9/8/chartex" xmlns:cx2="http://schemas.microsoft.com/office/drawing/2015/10/21/chartex" xmlns:cx3="http://schemas.microsoft.com/office/drawing/2016/5/9/chartex" xmlns:cx4="http://schemas.microsoft.com/office/drawing/2016/5/10/chartex" xmlns:cx5="http://schemas.microsoft.com/office/drawing/2016/5/11/chartex" xmlns:cx6="http://schemas.microsoft.com/office/drawing/2016/5/12/chartex" xmlns:cx7="http://schemas.microsoft.com/office/drawing/2016/5/13/chartex" xmlns:cx8="http://schemas.microsoft.com/office/drawing/2016/5/14/chartex" xmlns:mc="http://schemas.openxmlformats.org/markup-compatibility/2006" xmlns:aink="http://schemas.microsoft.com/office/drawing/2016/ink" xmlns:am3d="http://schemas.microsoft.com/office/drawing/2017/model3d" xmlns:o="urn:schemas-microsoft-com:office:office" xmlns:oel="http://schemas.microsoft.com/office/2019/extlst" xmlns:r="http://schemas.openxmlformats.org/officeDocument/2006/relationships" xmlns:m="http://schemas.openxmlformats.org/officeDocument/2006/math" xmlns:v="urn:schemas-microsoft-com:vml" xmlns:wp14="http://schemas.microsoft.com/office/word/2010/wordprocessingDrawing" xmlns:wp="http://schemas.openxmlformats.org/drawingml/2006/wordprocessingDrawing" xmlns:w10="urn:schemas-microsoft-com:office:word" xmlns:w="http://schemas.openxmlformats.org/wordprocessingml/2006/main" xmlns:w14="http://schemas.microsoft.com/office/word/2010/wordml" xmlns:w15="http://schemas.microsoft.com/office/word/2012/wordml" xmlns:w16cex="http://schemas.microsoft.com/office/word/2018/wordml/cex" xmlns:w16cid="http://schemas.microsoft.com/office/word/2016/wordml/cid" xmlns:w16="http://schemas.microsoft.com/office/word/2018/wordml" xmlns:w16sdtdh="http://schemas.microsoft.com/office/word/2020/wordml/sdtdatahash" xmlns:w16se="http://schemas.microsoft.com/office/word/2015/wordml/symex" xmlns:wpg="http://schemas.microsoft.com/office/word/2010/wordprocessingGroup" xmlns:wpi="http://schemas.microsoft.com/office/word/2010/wordprocessingInk" xmlns:wne="http://schemas.microsoft.com/office/word/2006/wordml" xmlns:wps="http://schemas.microsoft.com/office/word/2010/wordprocessingShape" mc:Ignorable="w14 w15 w16se w16cid w16 w16cex w16sdtdh wp14">
   <w:p>
     <w:pPr>
       <w:suppressAutoHyphens/>
@@ -16111,7 +16277,7 @@
           <v:path o:extrusionok="f" gradientshapeok="t" o:connecttype="rect"/>
           <o:lock v:ext="edit" aspectratio="t"/>
         </v:shapetype>
-        <v:shape id="WordPictureWatermark26147705" o:spid="_x0000_s2051" type="#_x0000_t75" style="position:absolute;left:0;text-align:left;margin-left:0;margin-top:0;width:10in;height:540pt;z-index:-251658237;mso-position-horizontal:center;mso-position-horizontal-relative:margin;mso-position-vertical:center;mso-position-vertical-relative:margin" o:allowincell="f">
+        <v:shape id="WordPictureWatermark26147705" o:spid="_x0000_s1027" type="#_x0000_t75" style="position:absolute;left:0;text-align:left;margin-left:0;margin-top:0;width:10in;height:540pt;z-index:-251658237;mso-position-horizontal:center;mso-position-horizontal-relative:margin;mso-position-vertical:center;mso-position-vertical-relative:margin" o:allowincell="f">
           <v:imagedata r:id="rId1" o:title="For information and data collection only" gain="19661f" blacklevel="22938f"/>
           <w10:wrap anchorx="margin" anchory="margin"/>
         </v:shape>
@@ -16720,7 +16886,7 @@
 </file>
 
 <file path=word/header3.xml><?xml version="1.0" encoding="utf-8"?>
-<w:hdr xmlns:wpc="http://schemas.microsoft.com/office/word/2010/wordprocessingCanvas" xmlns:cx="http://schemas.microsoft.com/office/drawing/2014/chartex" xmlns:cx1="http://schemas.microsoft.com/office/drawing/2015/9/8/chartex" xmlns:cx2="http://schemas.microsoft.com/office/drawing/2015/10/21/chartex" xmlns:cx3="http://schemas.microsoft.com/office/drawing/2016/5/9/chartex" xmlns:cx4="http://schemas.microsoft.com/office/drawing/2016/5/10/chartex" xmlns:cx5="http://schemas.microsoft.com/office/drawing/2016/5/11/chartex" xmlns:cx6="http://schemas.microsoft.com/office/drawing/2016/5/12/chartex" xmlns:cx7="http://schemas.microsoft.com/office/drawing/2016/5/13/chartex" xmlns:cx8="http://schemas.microsoft.com/office/drawing/2016/5/14/chartex" xmlns:mc="http://schemas.openxmlformats.org/markup-compatibility/2006" xmlns:aink="http://schemas.microsoft.com/office/drawing/2016/ink" xmlns:am3d="http://schemas.microsoft.com/office/drawing/2017/model3d" xmlns:o="urn:schemas-microsoft-com:office:office" xmlns:r="http://schemas.openxmlformats.org/officeDocument/2006/relationships" xmlns:m="http://schemas.openxmlformats.org/officeDocument/2006/math" xmlns:v="urn:schemas-microsoft-com:vml" xmlns:wp14="http://schemas.microsoft.com/office/word/2010/wordprocessingDrawing" xmlns:wp="http://schemas.openxmlformats.org/drawingml/2006/wordprocessingDrawing" xmlns:w10="urn:schemas-microsoft-com:office:word" xmlns:w="http://schemas.openxmlformats.org/wordprocessingml/2006/main" xmlns:w14="http://schemas.microsoft.com/office/word/2010/wordml" xmlns:w15="http://schemas.microsoft.com/office/word/2012/wordml" xmlns:w16cex="http://schemas.microsoft.com/office/word/2018/wordml/cex" xmlns:w16cid="http://schemas.microsoft.com/office/word/2016/wordml/cid" xmlns:w16="http://schemas.microsoft.com/office/word/2018/wordml" xmlns:w16sdtdh="http://schemas.microsoft.com/office/word/2020/wordml/sdtdatahash" xmlns:w16se="http://schemas.microsoft.com/office/word/2015/wordml/symex" xmlns:wpg="http://schemas.microsoft.com/office/word/2010/wordprocessingGroup" xmlns:wpi="http://schemas.microsoft.com/office/word/2010/wordprocessingInk" xmlns:wne="http://schemas.microsoft.com/office/word/2006/wordml" xmlns:wps="http://schemas.microsoft.com/office/word/2010/wordprocessingShape" mc:Ignorable="w14 w15 w16se w16cid w16 w16cex w16sdtdh wp14">
+<w:hdr xmlns:wpc="http://schemas.microsoft.com/office/word/2010/wordprocessingCanvas" xmlns:cx="http://schemas.microsoft.com/office/drawing/2014/chartex" xmlns:cx1="http://schemas.microsoft.com/office/drawing/2015/9/8/chartex" xmlns:cx2="http://schemas.microsoft.com/office/drawing/2015/10/21/chartex" xmlns:cx3="http://schemas.microsoft.com/office/drawing/2016/5/9/chartex" xmlns:cx4="http://schemas.microsoft.com/office/drawing/2016/5/10/chartex" xmlns:cx5="http://schemas.microsoft.com/office/drawing/2016/5/11/chartex" xmlns:cx6="http://schemas.microsoft.com/office/drawing/2016/5/12/chartex" xmlns:cx7="http://schemas.microsoft.com/office/drawing/2016/5/13/chartex" xmlns:cx8="http://schemas.microsoft.com/office/drawing/2016/5/14/chartex" xmlns:mc="http://schemas.openxmlformats.org/markup-compatibility/2006" xmlns:aink="http://schemas.microsoft.com/office/drawing/2016/ink" xmlns:am3d="http://schemas.microsoft.com/office/drawing/2017/model3d" xmlns:o="urn:schemas-microsoft-com:office:office" xmlns:oel="http://schemas.microsoft.com/office/2019/extlst" xmlns:r="http://schemas.openxmlformats.org/officeDocument/2006/relationships" xmlns:m="http://schemas.openxmlformats.org/officeDocument/2006/math" xmlns:v="urn:schemas-microsoft-com:vml" xmlns:wp14="http://schemas.microsoft.com/office/word/2010/wordprocessingDrawing" xmlns:wp="http://schemas.openxmlformats.org/drawingml/2006/wordprocessingDrawing" xmlns:w10="urn:schemas-microsoft-com:office:word" xmlns:w="http://schemas.openxmlformats.org/wordprocessingml/2006/main" xmlns:w14="http://schemas.microsoft.com/office/word/2010/wordml" xmlns:w15="http://schemas.microsoft.com/office/word/2012/wordml" xmlns:w16cex="http://schemas.microsoft.com/office/word/2018/wordml/cex" xmlns:w16cid="http://schemas.microsoft.com/office/word/2016/wordml/cid" xmlns:w16="http://schemas.microsoft.com/office/word/2018/wordml" xmlns:w16sdtdh="http://schemas.microsoft.com/office/word/2020/wordml/sdtdatahash" xmlns:w16se="http://schemas.microsoft.com/office/word/2015/wordml/symex" xmlns:wpg="http://schemas.microsoft.com/office/word/2010/wordprocessingGroup" xmlns:wpi="http://schemas.microsoft.com/office/word/2010/wordprocessingInk" xmlns:wne="http://schemas.microsoft.com/office/word/2006/wordml" xmlns:wps="http://schemas.microsoft.com/office/word/2010/wordprocessingShape" mc:Ignorable="w14 w15 w16se w16cid w16 w16cex w16sdtdh wp14">
   <w:p>
     <w:pPr>
       <w:pStyle w:val="Header"/>
@@ -16749,7 +16915,7 @@
           <v:path o:extrusionok="f" gradientshapeok="t" o:connecttype="rect"/>
           <o:lock v:ext="edit" aspectratio="t"/>
         </v:shapetype>
-        <v:shape id="WordPictureWatermark26147703" o:spid="_x0000_s2049" type="#_x0000_t75" style="position:absolute;margin-left:0;margin-top:0;width:10in;height:540pt;z-index:-251658239;mso-position-horizontal:center;mso-position-horizontal-relative:margin;mso-position-vertical:center;mso-position-vertical-relative:margin" o:allowincell="f">
+        <v:shape id="WordPictureWatermark26147703" o:spid="_x0000_s1025" type="#_x0000_t75" style="position:absolute;margin-left:0;margin-top:0;width:10in;height:540pt;z-index:-251658239;mso-position-horizontal:center;mso-position-horizontal-relative:margin;mso-position-vertical:center;mso-position-vertical-relative:margin" o:allowincell="f">
           <v:imagedata r:id="rId1" o:title="For information and data collection only" gain="19661f" blacklevel="22938f"/>
           <w10:wrap anchorx="margin" anchory="margin"/>
         </v:shape>
@@ -16760,7 +16926,7 @@
 </file>
 
 <file path=word/header4.xml><?xml version="1.0" encoding="utf-8"?>
-<w:hdr xmlns:wpc="http://schemas.microsoft.com/office/word/2010/wordprocessingCanvas" xmlns:cx="http://schemas.microsoft.com/office/drawing/2014/chartex" xmlns:cx1="http://schemas.microsoft.com/office/drawing/2015/9/8/chartex" xmlns:cx2="http://schemas.microsoft.com/office/drawing/2015/10/21/chartex" xmlns:cx3="http://schemas.microsoft.com/office/drawing/2016/5/9/chartex" xmlns:cx4="http://schemas.microsoft.com/office/drawing/2016/5/10/chartex" xmlns:cx5="http://schemas.microsoft.com/office/drawing/2016/5/11/chartex" xmlns:cx6="http://schemas.microsoft.com/office/drawing/2016/5/12/chartex" xmlns:cx7="http://schemas.microsoft.com/office/drawing/2016/5/13/chartex" xmlns:cx8="http://schemas.microsoft.com/office/drawing/2016/5/14/chartex" xmlns:mc="http://schemas.openxmlformats.org/markup-compatibility/2006" xmlns:aink="http://schemas.microsoft.com/office/drawing/2016/ink" xmlns:am3d="http://schemas.microsoft.com/office/drawing/2017/model3d" xmlns:o="urn:schemas-microsoft-com:office:office" xmlns:r="http://schemas.openxmlformats.org/officeDocument/2006/relationships" xmlns:m="http://schemas.openxmlformats.org/officeDocument/2006/math" xmlns:v="urn:schemas-microsoft-com:vml" xmlns:wp14="http://schemas.microsoft.com/office/word/2010/wordprocessingDrawing" xmlns:wp="http://schemas.openxmlformats.org/drawingml/2006/wordprocessingDrawing" xmlns:w10="urn:schemas-microsoft-com:office:word" xmlns:w="http://schemas.openxmlformats.org/wordprocessingml/2006/main" xmlns:w14="http://schemas.microsoft.com/office/word/2010/wordml" xmlns:w15="http://schemas.microsoft.com/office/word/2012/wordml" xmlns:w16cex="http://schemas.microsoft.com/office/word/2018/wordml/cex" xmlns:w16cid="http://schemas.microsoft.com/office/word/2016/wordml/cid" xmlns:w16="http://schemas.microsoft.com/office/word/2018/wordml" xmlns:w16sdtdh="http://schemas.microsoft.com/office/word/2020/wordml/sdtdatahash" xmlns:w16se="http://schemas.microsoft.com/office/word/2015/wordml/symex" xmlns:wpg="http://schemas.microsoft.com/office/word/2010/wordprocessingGroup" xmlns:wpi="http://schemas.microsoft.com/office/word/2010/wordprocessingInk" xmlns:wne="http://schemas.microsoft.com/office/word/2006/wordml" xmlns:wps="http://schemas.microsoft.com/office/word/2010/wordprocessingShape" mc:Ignorable="w14 w15 w16se w16cid w16 w16cex w16sdtdh wp14">
+<w:hdr xmlns:wpc="http://schemas.microsoft.com/office/word/2010/wordprocessingCanvas" xmlns:cx="http://schemas.microsoft.com/office/drawing/2014/chartex" xmlns:cx1="http://schemas.microsoft.com/office/drawing/2015/9/8/chartex" xmlns:cx2="http://schemas.microsoft.com/office/drawing/2015/10/21/chartex" xmlns:cx3="http://schemas.microsoft.com/office/drawing/2016/5/9/chartex" xmlns:cx4="http://schemas.microsoft.com/office/drawing/2016/5/10/chartex" xmlns:cx5="http://schemas.microsoft.com/office/drawing/2016/5/11/chartex" xmlns:cx6="http://schemas.microsoft.com/office/drawing/2016/5/12/chartex" xmlns:cx7="http://schemas.microsoft.com/office/drawing/2016/5/13/chartex" xmlns:cx8="http://schemas.microsoft.com/office/drawing/2016/5/14/chartex" xmlns:mc="http://schemas.openxmlformats.org/markup-compatibility/2006" xmlns:aink="http://schemas.microsoft.com/office/drawing/2016/ink" xmlns:am3d="http://schemas.microsoft.com/office/drawing/2017/model3d" xmlns:o="urn:schemas-microsoft-com:office:office" xmlns:oel="http://schemas.microsoft.com/office/2019/extlst" xmlns:r="http://schemas.openxmlformats.org/officeDocument/2006/relationships" xmlns:m="http://schemas.openxmlformats.org/officeDocument/2006/math" xmlns:v="urn:schemas-microsoft-com:vml" xmlns:wp14="http://schemas.microsoft.com/office/word/2010/wordprocessingDrawing" xmlns:wp="http://schemas.openxmlformats.org/drawingml/2006/wordprocessingDrawing" xmlns:w10="urn:schemas-microsoft-com:office:word" xmlns:w="http://schemas.openxmlformats.org/wordprocessingml/2006/main" xmlns:w14="http://schemas.microsoft.com/office/word/2010/wordml" xmlns:w15="http://schemas.microsoft.com/office/word/2012/wordml" xmlns:w16cex="http://schemas.microsoft.com/office/word/2018/wordml/cex" xmlns:w16cid="http://schemas.microsoft.com/office/word/2016/wordml/cid" xmlns:w16="http://schemas.microsoft.com/office/word/2018/wordml" xmlns:w16sdtdh="http://schemas.microsoft.com/office/word/2020/wordml/sdtdatahash" xmlns:w16se="http://schemas.microsoft.com/office/word/2015/wordml/symex" xmlns:wpg="http://schemas.microsoft.com/office/word/2010/wordprocessingGroup" xmlns:wpi="http://schemas.microsoft.com/office/word/2010/wordprocessingInk" xmlns:wne="http://schemas.microsoft.com/office/word/2006/wordml" xmlns:wps="http://schemas.microsoft.com/office/word/2010/wordprocessingShape" mc:Ignorable="w14 w15 w16se w16cid w16 w16cex w16sdtdh wp14">
   <w:p>
     <w:pPr>
       <w:pStyle w:val="Header"/>
@@ -16789,7 +16955,7 @@
           <v:path o:extrusionok="f" gradientshapeok="t" o:connecttype="rect"/>
           <o:lock v:ext="edit" aspectratio="t"/>
         </v:shapetype>
-        <v:shape id="WordPictureWatermark26147707" o:spid="_x0000_s2053" type="#_x0000_t75" style="position:absolute;margin-left:0;margin-top:0;width:10in;height:540pt;z-index:-251658235;mso-position-horizontal:center;mso-position-horizontal-relative:margin;mso-position-vertical:center;mso-position-vertical-relative:margin" o:allowincell="f">
+        <v:shape id="WordPictureWatermark26147707" o:spid="_x0000_s1029" type="#_x0000_t75" style="position:absolute;margin-left:0;margin-top:0;width:10in;height:540pt;z-index:-251658235;mso-position-horizontal:center;mso-position-horizontal-relative:margin;mso-position-vertical:center;mso-position-vertical-relative:margin" o:allowincell="f">
           <v:imagedata r:id="rId1" o:title="For information and data collection only" gain="19661f" blacklevel="22938f"/>
           <w10:wrap anchorx="margin" anchory="margin"/>
         </v:shape>
@@ -16800,7 +16966,7 @@
 </file>
 
 <file path=word/header5.xml><?xml version="1.0" encoding="utf-8"?>
-<w:hdr xmlns:wpc="http://schemas.microsoft.com/office/word/2010/wordprocessingCanvas" xmlns:cx="http://schemas.microsoft.com/office/drawing/2014/chartex" xmlns:cx1="http://schemas.microsoft.com/office/drawing/2015/9/8/chartex" xmlns:cx2="http://schemas.microsoft.com/office/drawing/2015/10/21/chartex" xmlns:cx3="http://schemas.microsoft.com/office/drawing/2016/5/9/chartex" xmlns:cx4="http://schemas.microsoft.com/office/drawing/2016/5/10/chartex" xmlns:cx5="http://schemas.microsoft.com/office/drawing/2016/5/11/chartex" xmlns:cx6="http://schemas.microsoft.com/office/drawing/2016/5/12/chartex" xmlns:cx7="http://schemas.microsoft.com/office/drawing/2016/5/13/chartex" xmlns:cx8="http://schemas.microsoft.com/office/drawing/2016/5/14/chartex" xmlns:mc="http://schemas.openxmlformats.org/markup-compatibility/2006" xmlns:aink="http://schemas.microsoft.com/office/drawing/2016/ink" xmlns:am3d="http://schemas.microsoft.com/office/drawing/2017/model3d" xmlns:o="urn:schemas-microsoft-com:office:office" xmlns:r="http://schemas.openxmlformats.org/officeDocument/2006/relationships" xmlns:m="http://schemas.openxmlformats.org/officeDocument/2006/math" xmlns:v="urn:schemas-microsoft-com:vml" xmlns:wp14="http://schemas.microsoft.com/office/word/2010/wordprocessingDrawing" xmlns:wp="http://schemas.openxmlformats.org/drawingml/2006/wordprocessingDrawing" xmlns:w10="urn:schemas-microsoft-com:office:word" xmlns:w="http://schemas.openxmlformats.org/wordprocessingml/2006/main" xmlns:w14="http://schemas.microsoft.com/office/word/2010/wordml" xmlns:w15="http://schemas.microsoft.com/office/word/2012/wordml" xmlns:w16cex="http://schemas.microsoft.com/office/word/2018/wordml/cex" xmlns:w16cid="http://schemas.microsoft.com/office/word/2016/wordml/cid" xmlns:w16="http://schemas.microsoft.com/office/word/2018/wordml" xmlns:w16sdtdh="http://schemas.microsoft.com/office/word/2020/wordml/sdtdatahash" xmlns:w16se="http://schemas.microsoft.com/office/word/2015/wordml/symex" xmlns:wpg="http://schemas.microsoft.com/office/word/2010/wordprocessingGroup" xmlns:wpi="http://schemas.microsoft.com/office/word/2010/wordprocessingInk" xmlns:wne="http://schemas.microsoft.com/office/word/2006/wordml" xmlns:wps="http://schemas.microsoft.com/office/word/2010/wordprocessingShape" mc:Ignorable="w14 w15 w16se w16cid w16 w16cex w16sdtdh wp14">
+<w:hdr xmlns:wpc="http://schemas.microsoft.com/office/word/2010/wordprocessingCanvas" xmlns:cx="http://schemas.microsoft.com/office/drawing/2014/chartex" xmlns:cx1="http://schemas.microsoft.com/office/drawing/2015/9/8/chartex" xmlns:cx2="http://schemas.microsoft.com/office/drawing/2015/10/21/chartex" xmlns:cx3="http://schemas.microsoft.com/office/drawing/2016/5/9/chartex" xmlns:cx4="http://schemas.microsoft.com/office/drawing/2016/5/10/chartex" xmlns:cx5="http://schemas.microsoft.com/office/drawing/2016/5/11/chartex" xmlns:cx6="http://schemas.microsoft.com/office/drawing/2016/5/12/chartex" xmlns:cx7="http://schemas.microsoft.com/office/drawing/2016/5/13/chartex" xmlns:cx8="http://schemas.microsoft.com/office/drawing/2016/5/14/chartex" xmlns:mc="http://schemas.openxmlformats.org/markup-compatibility/2006" xmlns:aink="http://schemas.microsoft.com/office/drawing/2016/ink" xmlns:am3d="http://schemas.microsoft.com/office/drawing/2017/model3d" xmlns:o="urn:schemas-microsoft-com:office:office" xmlns:oel="http://schemas.microsoft.com/office/2019/extlst" xmlns:r="http://schemas.openxmlformats.org/officeDocument/2006/relationships" xmlns:m="http://schemas.openxmlformats.org/officeDocument/2006/math" xmlns:v="urn:schemas-microsoft-com:vml" xmlns:wp14="http://schemas.microsoft.com/office/word/2010/wordprocessingDrawing" xmlns:wp="http://schemas.openxmlformats.org/drawingml/2006/wordprocessingDrawing" xmlns:w10="urn:schemas-microsoft-com:office:word" xmlns:w="http://schemas.openxmlformats.org/wordprocessingml/2006/main" xmlns:w14="http://schemas.microsoft.com/office/word/2010/wordml" xmlns:w15="http://schemas.microsoft.com/office/word/2012/wordml" xmlns:w16cex="http://schemas.microsoft.com/office/word/2018/wordml/cex" xmlns:w16cid="http://schemas.microsoft.com/office/word/2016/wordml/cid" xmlns:w16="http://schemas.microsoft.com/office/word/2018/wordml" xmlns:w16sdtdh="http://schemas.microsoft.com/office/word/2020/wordml/sdtdatahash" xmlns:w16se="http://schemas.microsoft.com/office/word/2015/wordml/symex" xmlns:wpg="http://schemas.microsoft.com/office/word/2010/wordprocessingGroup" xmlns:wpi="http://schemas.microsoft.com/office/word/2010/wordprocessingInk" xmlns:wne="http://schemas.microsoft.com/office/word/2006/wordml" xmlns:wps="http://schemas.microsoft.com/office/word/2010/wordprocessingShape" mc:Ignorable="w14 w15 w16se w16cid w16 w16cex w16sdtdh wp14">
   <w:tbl>
     <w:tblPr>
       <w:tblW w:w="5014" w:type="pct"/>
@@ -17108,7 +17274,7 @@
           <v:path o:extrusionok="f" gradientshapeok="t" o:connecttype="rect"/>
           <o:lock v:ext="edit" aspectratio="t"/>
         </v:shapetype>
-        <v:shape id="WordPictureWatermark26147708" o:spid="_x0000_s2059" type="#_x0000_t75" style="position:absolute;margin-left:0;margin-top:0;width:10in;height:540pt;z-index:-251658234;mso-position-horizontal:center;mso-position-horizontal-relative:margin;mso-position-vertical:center;mso-position-vertical-relative:margin" o:allowincell="f">
+        <v:shape id="WordPictureWatermark26147708" o:spid="_x0000_s1035" type="#_x0000_t75" style="position:absolute;margin-left:0;margin-top:0;width:10in;height:540pt;z-index:-251658234;mso-position-horizontal:center;mso-position-horizontal-relative:margin;mso-position-vertical:center;mso-position-vertical-relative:margin" o:allowincell="f">
           <v:imagedata r:id="rId1" o:title="For information and data collection only" gain="19661f" blacklevel="22938f"/>
           <w10:wrap anchorx="margin" anchory="margin"/>
         </v:shape>
@@ -17119,7 +17285,7 @@
 </file>
 
 <file path=word/header6.xml><?xml version="1.0" encoding="utf-8"?>
-<w:hdr xmlns:wpc="http://schemas.microsoft.com/office/word/2010/wordprocessingCanvas" xmlns:cx="http://schemas.microsoft.com/office/drawing/2014/chartex" xmlns:cx1="http://schemas.microsoft.com/office/drawing/2015/9/8/chartex" xmlns:cx2="http://schemas.microsoft.com/office/drawing/2015/10/21/chartex" xmlns:cx3="http://schemas.microsoft.com/office/drawing/2016/5/9/chartex" xmlns:cx4="http://schemas.microsoft.com/office/drawing/2016/5/10/chartex" xmlns:cx5="http://schemas.microsoft.com/office/drawing/2016/5/11/chartex" xmlns:cx6="http://schemas.microsoft.com/office/drawing/2016/5/12/chartex" xmlns:cx7="http://schemas.microsoft.com/office/drawing/2016/5/13/chartex" xmlns:cx8="http://schemas.microsoft.com/office/drawing/2016/5/14/chartex" xmlns:mc="http://schemas.openxmlformats.org/markup-compatibility/2006" xmlns:aink="http://schemas.microsoft.com/office/drawing/2016/ink" xmlns:am3d="http://schemas.microsoft.com/office/drawing/2017/model3d" xmlns:o="urn:schemas-microsoft-com:office:office" xmlns:r="http://schemas.openxmlformats.org/officeDocument/2006/relationships" xmlns:m="http://schemas.openxmlformats.org/officeDocument/2006/math" xmlns:v="urn:schemas-microsoft-com:vml" xmlns:wp14="http://schemas.microsoft.com/office/word/2010/wordprocessingDrawing" xmlns:wp="http://schemas.openxmlformats.org/drawingml/2006/wordprocessingDrawing" xmlns:w10="urn:schemas-microsoft-com:office:word" xmlns:w="http://schemas.openxmlformats.org/wordprocessingml/2006/main" xmlns:w14="http://schemas.microsoft.com/office/word/2010/wordml" xmlns:w15="http://schemas.microsoft.com/office/word/2012/wordml" xmlns:w16cex="http://schemas.microsoft.com/office/word/2018/wordml/cex" xmlns:w16cid="http://schemas.microsoft.com/office/word/2016/wordml/cid" xmlns:w16="http://schemas.microsoft.com/office/word/2018/wordml" xmlns:w16sdtdh="http://schemas.microsoft.com/office/word/2020/wordml/sdtdatahash" xmlns:w16se="http://schemas.microsoft.com/office/word/2015/wordml/symex" xmlns:wpg="http://schemas.microsoft.com/office/word/2010/wordprocessingGroup" xmlns:wpi="http://schemas.microsoft.com/office/word/2010/wordprocessingInk" xmlns:wne="http://schemas.microsoft.com/office/word/2006/wordml" xmlns:wps="http://schemas.microsoft.com/office/word/2010/wordprocessingShape" mc:Ignorable="w14 w15 w16se w16cid w16 w16cex w16sdtdh wp14">
+<w:hdr xmlns:wpc="http://schemas.microsoft.com/office/word/2010/wordprocessingCanvas" xmlns:cx="http://schemas.microsoft.com/office/drawing/2014/chartex" xmlns:cx1="http://schemas.microsoft.com/office/drawing/2015/9/8/chartex" xmlns:cx2="http://schemas.microsoft.com/office/drawing/2015/10/21/chartex" xmlns:cx3="http://schemas.microsoft.com/office/drawing/2016/5/9/chartex" xmlns:cx4="http://schemas.microsoft.com/office/drawing/2016/5/10/chartex" xmlns:cx5="http://schemas.microsoft.com/office/drawing/2016/5/11/chartex" xmlns:cx6="http://schemas.microsoft.com/office/drawing/2016/5/12/chartex" xmlns:cx7="http://schemas.microsoft.com/office/drawing/2016/5/13/chartex" xmlns:cx8="http://schemas.microsoft.com/office/drawing/2016/5/14/chartex" xmlns:mc="http://schemas.openxmlformats.org/markup-compatibility/2006" xmlns:aink="http://schemas.microsoft.com/office/drawing/2016/ink" xmlns:am3d="http://schemas.microsoft.com/office/drawing/2017/model3d" xmlns:o="urn:schemas-microsoft-com:office:office" xmlns:oel="http://schemas.microsoft.com/office/2019/extlst" xmlns:r="http://schemas.openxmlformats.org/officeDocument/2006/relationships" xmlns:m="http://schemas.openxmlformats.org/officeDocument/2006/math" xmlns:v="urn:schemas-microsoft-com:vml" xmlns:wp14="http://schemas.microsoft.com/office/word/2010/wordprocessingDrawing" xmlns:wp="http://schemas.openxmlformats.org/drawingml/2006/wordprocessingDrawing" xmlns:w10="urn:schemas-microsoft-com:office:word" xmlns:w="http://schemas.openxmlformats.org/wordprocessingml/2006/main" xmlns:w14="http://schemas.microsoft.com/office/word/2010/wordml" xmlns:w15="http://schemas.microsoft.com/office/word/2012/wordml" xmlns:w16cex="http://schemas.microsoft.com/office/word/2018/wordml/cex" xmlns:w16cid="http://schemas.microsoft.com/office/word/2016/wordml/cid" xmlns:w16="http://schemas.microsoft.com/office/word/2018/wordml" xmlns:w16sdtdh="http://schemas.microsoft.com/office/word/2020/wordml/sdtdatahash" xmlns:w16se="http://schemas.microsoft.com/office/word/2015/wordml/symex" xmlns:wpg="http://schemas.microsoft.com/office/word/2010/wordprocessingGroup" xmlns:wpi="http://schemas.microsoft.com/office/word/2010/wordprocessingInk" xmlns:wne="http://schemas.microsoft.com/office/word/2006/wordml" xmlns:wps="http://schemas.microsoft.com/office/word/2010/wordprocessingShape" mc:Ignorable="w14 w15 w16se w16cid w16 w16cex w16sdtdh wp14">
   <w:p>
     <w:pPr>
       <w:pStyle w:val="Header"/>
@@ -17148,7 +17314,7 @@
           <v:path o:extrusionok="f" gradientshapeok="t" o:connecttype="rect"/>
           <o:lock v:ext="edit" aspectratio="t"/>
         </v:shapetype>
-        <v:shape id="WordPictureWatermark26147706" o:spid="_x0000_s2052" type="#_x0000_t75" style="position:absolute;margin-left:0;margin-top:0;width:10in;height:540pt;z-index:-251658236;mso-position-horizontal:center;mso-position-horizontal-relative:margin;mso-position-vertical:center;mso-position-vertical-relative:margin" o:allowincell="f">
+        <v:shape id="WordPictureWatermark26147706" o:spid="_x0000_s1028" type="#_x0000_t75" style="position:absolute;margin-left:0;margin-top:0;width:10in;height:540pt;z-index:-251658236;mso-position-horizontal:center;mso-position-horizontal-relative:margin;mso-position-vertical:center;mso-position-vertical-relative:margin" o:allowincell="f">
           <v:imagedata r:id="rId1" o:title="For information and data collection only" gain="19661f" blacklevel="22938f"/>
           <w10:wrap anchorx="margin" anchory="margin"/>
         </v:shape>
@@ -17159,7 +17325,7 @@
 </file>
 
 <file path=word/header7.xml><?xml version="1.0" encoding="utf-8"?>
-<w:hdr xmlns:wpc="http://schemas.microsoft.com/office/word/2010/wordprocessingCanvas" xmlns:cx="http://schemas.microsoft.com/office/drawing/2014/chartex" xmlns:cx1="http://schemas.microsoft.com/office/drawing/2015/9/8/chartex" xmlns:cx2="http://schemas.microsoft.com/office/drawing/2015/10/21/chartex" xmlns:cx3="http://schemas.microsoft.com/office/drawing/2016/5/9/chartex" xmlns:cx4="http://schemas.microsoft.com/office/drawing/2016/5/10/chartex" xmlns:cx5="http://schemas.microsoft.com/office/drawing/2016/5/11/chartex" xmlns:cx6="http://schemas.microsoft.com/office/drawing/2016/5/12/chartex" xmlns:cx7="http://schemas.microsoft.com/office/drawing/2016/5/13/chartex" xmlns:cx8="http://schemas.microsoft.com/office/drawing/2016/5/14/chartex" xmlns:mc="http://schemas.openxmlformats.org/markup-compatibility/2006" xmlns:aink="http://schemas.microsoft.com/office/drawing/2016/ink" xmlns:am3d="http://schemas.microsoft.com/office/drawing/2017/model3d" xmlns:o="urn:schemas-microsoft-com:office:office" xmlns:r="http://schemas.openxmlformats.org/officeDocument/2006/relationships" xmlns:m="http://schemas.openxmlformats.org/officeDocument/2006/math" xmlns:v="urn:schemas-microsoft-com:vml" xmlns:wp14="http://schemas.microsoft.com/office/word/2010/wordprocessingDrawing" xmlns:wp="http://schemas.openxmlformats.org/drawingml/2006/wordprocessingDrawing" xmlns:w10="urn:schemas-microsoft-com:office:word" xmlns:w="http://schemas.openxmlformats.org/wordprocessingml/2006/main" xmlns:w14="http://schemas.microsoft.com/office/word/2010/wordml" xmlns:w15="http://schemas.microsoft.com/office/word/2012/wordml" xmlns:w16cex="http://schemas.microsoft.com/office/word/2018/wordml/cex" xmlns:w16cid="http://schemas.microsoft.com/office/word/2016/wordml/cid" xmlns:w16="http://schemas.microsoft.com/office/word/2018/wordml" xmlns:w16sdtdh="http://schemas.microsoft.com/office/word/2020/wordml/sdtdatahash" xmlns:w16se="http://schemas.microsoft.com/office/word/2015/wordml/symex" xmlns:wpg="http://schemas.microsoft.com/office/word/2010/wordprocessingGroup" xmlns:wpi="http://schemas.microsoft.com/office/word/2010/wordprocessingInk" xmlns:wne="http://schemas.microsoft.com/office/word/2006/wordml" xmlns:wps="http://schemas.microsoft.com/office/word/2010/wordprocessingShape" mc:Ignorable="w14 w15 w16se w16cid w16 w16cex w16sdtdh wp14">
+<w:hdr xmlns:wpc="http://schemas.microsoft.com/office/word/2010/wordprocessingCanvas" xmlns:cx="http://schemas.microsoft.com/office/drawing/2014/chartex" xmlns:cx1="http://schemas.microsoft.com/office/drawing/2015/9/8/chartex" xmlns:cx2="http://schemas.microsoft.com/office/drawing/2015/10/21/chartex" xmlns:cx3="http://schemas.microsoft.com/office/drawing/2016/5/9/chartex" xmlns:cx4="http://schemas.microsoft.com/office/drawing/2016/5/10/chartex" xmlns:cx5="http://schemas.microsoft.com/office/drawing/2016/5/11/chartex" xmlns:cx6="http://schemas.microsoft.com/office/drawing/2016/5/12/chartex" xmlns:cx7="http://schemas.microsoft.com/office/drawing/2016/5/13/chartex" xmlns:cx8="http://schemas.microsoft.com/office/drawing/2016/5/14/chartex" xmlns:mc="http://schemas.openxmlformats.org/markup-compatibility/2006" xmlns:aink="http://schemas.microsoft.com/office/drawing/2016/ink" xmlns:am3d="http://schemas.microsoft.com/office/drawing/2017/model3d" xmlns:o="urn:schemas-microsoft-com:office:office" xmlns:oel="http://schemas.microsoft.com/office/2019/extlst" xmlns:r="http://schemas.openxmlformats.org/officeDocument/2006/relationships" xmlns:m="http://schemas.openxmlformats.org/officeDocument/2006/math" xmlns:v="urn:schemas-microsoft-com:vml" xmlns:wp14="http://schemas.microsoft.com/office/word/2010/wordprocessingDrawing" xmlns:wp="http://schemas.openxmlformats.org/drawingml/2006/wordprocessingDrawing" xmlns:w10="urn:schemas-microsoft-com:office:word" xmlns:w="http://schemas.openxmlformats.org/wordprocessingml/2006/main" xmlns:w14="http://schemas.microsoft.com/office/word/2010/wordml" xmlns:w15="http://schemas.microsoft.com/office/word/2012/wordml" xmlns:w16cex="http://schemas.microsoft.com/office/word/2018/wordml/cex" xmlns:w16cid="http://schemas.microsoft.com/office/word/2016/wordml/cid" xmlns:w16="http://schemas.microsoft.com/office/word/2018/wordml" xmlns:w16sdtdh="http://schemas.microsoft.com/office/word/2020/wordml/sdtdatahash" xmlns:w16se="http://schemas.microsoft.com/office/word/2015/wordml/symex" xmlns:wpg="http://schemas.microsoft.com/office/word/2010/wordprocessingGroup" xmlns:wpi="http://schemas.microsoft.com/office/word/2010/wordprocessingInk" xmlns:wne="http://schemas.microsoft.com/office/word/2006/wordml" xmlns:wps="http://schemas.microsoft.com/office/word/2010/wordprocessingShape" mc:Ignorable="w14 w15 w16se w16cid w16 w16cex w16sdtdh wp14">
   <w:p>
     <w:pPr>
       <w:pStyle w:val="Header"/>
@@ -17188,7 +17354,7 @@
           <v:path o:extrusionok="f" gradientshapeok="t" o:connecttype="rect"/>
           <o:lock v:ext="edit" aspectratio="t"/>
         </v:shapetype>
-        <v:shape id="WordPictureWatermark26147710" o:spid="_x0000_s2056" type="#_x0000_t75" style="position:absolute;margin-left:0;margin-top:0;width:10in;height:540pt;z-index:-251658232;mso-position-horizontal:center;mso-position-horizontal-relative:margin;mso-position-vertical:center;mso-position-vertical-relative:margin" o:allowincell="f">
+        <v:shape id="WordPictureWatermark26147710" o:spid="_x0000_s1032" type="#_x0000_t75" style="position:absolute;margin-left:0;margin-top:0;width:10in;height:540pt;z-index:-251658232;mso-position-horizontal:center;mso-position-horizontal-relative:margin;mso-position-vertical:center;mso-position-vertical-relative:margin" o:allowincell="f">
           <v:imagedata r:id="rId1" o:title="For information and data collection only" gain="19661f" blacklevel="22938f"/>
           <w10:wrap anchorx="margin" anchory="margin"/>
         </v:shape>
@@ -17199,7 +17365,7 @@
 </file>
 
 <file path=word/header8.xml><?xml version="1.0" encoding="utf-8"?>
-<w:hdr xmlns:wpc="http://schemas.microsoft.com/office/word/2010/wordprocessingCanvas" xmlns:cx="http://schemas.microsoft.com/office/drawing/2014/chartex" xmlns:cx1="http://schemas.microsoft.com/office/drawing/2015/9/8/chartex" xmlns:cx2="http://schemas.microsoft.com/office/drawing/2015/10/21/chartex" xmlns:cx3="http://schemas.microsoft.com/office/drawing/2016/5/9/chartex" xmlns:cx4="http://schemas.microsoft.com/office/drawing/2016/5/10/chartex" xmlns:cx5="http://schemas.microsoft.com/office/drawing/2016/5/11/chartex" xmlns:cx6="http://schemas.microsoft.com/office/drawing/2016/5/12/chartex" xmlns:cx7="http://schemas.microsoft.com/office/drawing/2016/5/13/chartex" xmlns:cx8="http://schemas.microsoft.com/office/drawing/2016/5/14/chartex" xmlns:mc="http://schemas.openxmlformats.org/markup-compatibility/2006" xmlns:aink="http://schemas.microsoft.com/office/drawing/2016/ink" xmlns:am3d="http://schemas.microsoft.com/office/drawing/2017/model3d" xmlns:o="urn:schemas-microsoft-com:office:office" xmlns:r="http://schemas.openxmlformats.org/officeDocument/2006/relationships" xmlns:m="http://schemas.openxmlformats.org/officeDocument/2006/math" xmlns:v="urn:schemas-microsoft-com:vml" xmlns:wp14="http://schemas.microsoft.com/office/word/2010/wordprocessingDrawing" xmlns:wp="http://schemas.openxmlformats.org/drawingml/2006/wordprocessingDrawing" xmlns:w10="urn:schemas-microsoft-com:office:word" xmlns:w="http://schemas.openxmlformats.org/wordprocessingml/2006/main" xmlns:w14="http://schemas.microsoft.com/office/word/2010/wordml" xmlns:w15="http://schemas.microsoft.com/office/word/2012/wordml" xmlns:w16cex="http://schemas.microsoft.com/office/word/2018/wordml/cex" xmlns:w16cid="http://schemas.microsoft.com/office/word/2016/wordml/cid" xmlns:w16="http://schemas.microsoft.com/office/word/2018/wordml" xmlns:w16sdtdh="http://schemas.microsoft.com/office/word/2020/wordml/sdtdatahash" xmlns:w16se="http://schemas.microsoft.com/office/word/2015/wordml/symex" xmlns:wpg="http://schemas.microsoft.com/office/word/2010/wordprocessingGroup" xmlns:wpi="http://schemas.microsoft.com/office/word/2010/wordprocessingInk" xmlns:wne="http://schemas.microsoft.com/office/word/2006/wordml" xmlns:wps="http://schemas.microsoft.com/office/word/2010/wordprocessingShape" mc:Ignorable="w14 w15 w16se w16cid w16 w16cex w16sdtdh wp14">
+<w:hdr xmlns:wpc="http://schemas.microsoft.com/office/word/2010/wordprocessingCanvas" xmlns:cx="http://schemas.microsoft.com/office/drawing/2014/chartex" xmlns:cx1="http://schemas.microsoft.com/office/drawing/2015/9/8/chartex" xmlns:cx2="http://schemas.microsoft.com/office/drawing/2015/10/21/chartex" xmlns:cx3="http://schemas.microsoft.com/office/drawing/2016/5/9/chartex" xmlns:cx4="http://schemas.microsoft.com/office/drawing/2016/5/10/chartex" xmlns:cx5="http://schemas.microsoft.com/office/drawing/2016/5/11/chartex" xmlns:cx6="http://schemas.microsoft.com/office/drawing/2016/5/12/chartex" xmlns:cx7="http://schemas.microsoft.com/office/drawing/2016/5/13/chartex" xmlns:cx8="http://schemas.microsoft.com/office/drawing/2016/5/14/chartex" xmlns:mc="http://schemas.openxmlformats.org/markup-compatibility/2006" xmlns:aink="http://schemas.microsoft.com/office/drawing/2016/ink" xmlns:am3d="http://schemas.microsoft.com/office/drawing/2017/model3d" xmlns:o="urn:schemas-microsoft-com:office:office" xmlns:oel="http://schemas.microsoft.com/office/2019/extlst" xmlns:r="http://schemas.openxmlformats.org/officeDocument/2006/relationships" xmlns:m="http://schemas.openxmlformats.org/officeDocument/2006/math" xmlns:v="urn:schemas-microsoft-com:vml" xmlns:wp14="http://schemas.microsoft.com/office/word/2010/wordprocessingDrawing" xmlns:wp="http://schemas.openxmlformats.org/drawingml/2006/wordprocessingDrawing" xmlns:w10="urn:schemas-microsoft-com:office:word" xmlns:w="http://schemas.openxmlformats.org/wordprocessingml/2006/main" xmlns:w14="http://schemas.microsoft.com/office/word/2010/wordml" xmlns:w15="http://schemas.microsoft.com/office/word/2012/wordml" xmlns:w16cex="http://schemas.microsoft.com/office/word/2018/wordml/cex" xmlns:w16cid="http://schemas.microsoft.com/office/word/2016/wordml/cid" xmlns:w16="http://schemas.microsoft.com/office/word/2018/wordml" xmlns:w16sdtdh="http://schemas.microsoft.com/office/word/2020/wordml/sdtdatahash" xmlns:w16se="http://schemas.microsoft.com/office/word/2015/wordml/symex" xmlns:wpg="http://schemas.microsoft.com/office/word/2010/wordprocessingGroup" xmlns:wpi="http://schemas.microsoft.com/office/word/2010/wordprocessingInk" xmlns:wne="http://schemas.microsoft.com/office/word/2006/wordml" xmlns:wps="http://schemas.microsoft.com/office/word/2010/wordprocessingShape" mc:Ignorable="w14 w15 w16se w16cid w16 w16cex w16sdtdh wp14">
   <w:tbl>
     <w:tblPr>
       <w:tblW w:w="5014" w:type="pct"/>
@@ -17280,7 +17446,7 @@
               <w:sz w:val="20"/>
             </w:rPr>
           </w:pPr>
-          <w:del w:id="233" w:author="Alhabibi, Haider@Energy" w:date="2022-03-30T18:54:00Z">
+          <w:del w:id="253" w:author="Alhabibi, Haider@Energy" w:date="2022-03-30T18:54:00Z">
             <w:r>
               <w:rPr>
                 <w:sz w:val="20"/>
@@ -17300,7 +17466,7 @@
               <w:delText>R</w:delText>
             </w:r>
           </w:del>
-          <w:ins w:id="234" w:author="Alhabibi, Haider@Energy" w:date="2022-03-30T18:54:00Z">
+          <w:ins w:id="254" w:author="Alhabibi, Haider@Energy" w:date="2022-03-30T18:54:00Z">
             <w:r>
               <w:rPr>
                 <w:sz w:val="20"/>
@@ -17489,7 +17655,7 @@
           <v:path o:extrusionok="f" gradientshapeok="t" o:connecttype="rect"/>
           <o:lock v:ext="edit" aspectratio="t"/>
         </v:shapetype>
-        <v:shape id="WordPictureWatermark26147711" o:spid="_x0000_s2058" type="#_x0000_t75" style="position:absolute;margin-left:0;margin-top:0;width:10in;height:540pt;z-index:-251658231;mso-position-horizontal:center;mso-position-horizontal-relative:margin;mso-position-vertical:center;mso-position-vertical-relative:margin" o:allowincell="f">
+        <v:shape id="WordPictureWatermark26147711" o:spid="_x0000_s1034" type="#_x0000_t75" style="position:absolute;margin-left:0;margin-top:0;width:10in;height:540pt;z-index:-251658231;mso-position-horizontal:center;mso-position-horizontal-relative:margin;mso-position-vertical:center;mso-position-vertical-relative:margin" o:allowincell="f">
           <v:imagedata r:id="rId1" o:title="For information and data collection only" gain="19661f" blacklevel="22938f"/>
           <w10:wrap anchorx="margin" anchory="margin"/>
         </v:shape>
@@ -17500,7 +17666,7 @@
 </file>
 
 <file path=word/header9.xml><?xml version="1.0" encoding="utf-8"?>
-<w:hdr xmlns:wpc="http://schemas.microsoft.com/office/word/2010/wordprocessingCanvas" xmlns:cx="http://schemas.microsoft.com/office/drawing/2014/chartex" xmlns:cx1="http://schemas.microsoft.com/office/drawing/2015/9/8/chartex" xmlns:cx2="http://schemas.microsoft.com/office/drawing/2015/10/21/chartex" xmlns:cx3="http://schemas.microsoft.com/office/drawing/2016/5/9/chartex" xmlns:cx4="http://schemas.microsoft.com/office/drawing/2016/5/10/chartex" xmlns:cx5="http://schemas.microsoft.com/office/drawing/2016/5/11/chartex" xmlns:cx6="http://schemas.microsoft.com/office/drawing/2016/5/12/chartex" xmlns:cx7="http://schemas.microsoft.com/office/drawing/2016/5/13/chartex" xmlns:cx8="http://schemas.microsoft.com/office/drawing/2016/5/14/chartex" xmlns:mc="http://schemas.openxmlformats.org/markup-compatibility/2006" xmlns:aink="http://schemas.microsoft.com/office/drawing/2016/ink" xmlns:am3d="http://schemas.microsoft.com/office/drawing/2017/model3d" xmlns:o="urn:schemas-microsoft-com:office:office" xmlns:r="http://schemas.openxmlformats.org/officeDocument/2006/relationships" xmlns:m="http://schemas.openxmlformats.org/officeDocument/2006/math" xmlns:v="urn:schemas-microsoft-com:vml" xmlns:wp14="http://schemas.microsoft.com/office/word/2010/wordprocessingDrawing" xmlns:wp="http://schemas.openxmlformats.org/drawingml/2006/wordprocessingDrawing" xmlns:w10="urn:schemas-microsoft-com:office:word" xmlns:w="http://schemas.openxmlformats.org/wordprocessingml/2006/main" xmlns:w14="http://schemas.microsoft.com/office/word/2010/wordml" xmlns:w15="http://schemas.microsoft.com/office/word/2012/wordml" xmlns:w16cex="http://schemas.microsoft.com/office/word/2018/wordml/cex" xmlns:w16cid="http://schemas.microsoft.com/office/word/2016/wordml/cid" xmlns:w16="http://schemas.microsoft.com/office/word/2018/wordml" xmlns:w16sdtdh="http://schemas.microsoft.com/office/word/2020/wordml/sdtdatahash" xmlns:w16se="http://schemas.microsoft.com/office/word/2015/wordml/symex" xmlns:wpg="http://schemas.microsoft.com/office/word/2010/wordprocessingGroup" xmlns:wpi="http://schemas.microsoft.com/office/word/2010/wordprocessingInk" xmlns:wne="http://schemas.microsoft.com/office/word/2006/wordml" xmlns:wps="http://schemas.microsoft.com/office/word/2010/wordprocessingShape" mc:Ignorable="w14 w15 w16se w16cid w16 w16cex w16sdtdh wp14">
+<w:hdr xmlns:wpc="http://schemas.microsoft.com/office/word/2010/wordprocessingCanvas" xmlns:cx="http://schemas.microsoft.com/office/drawing/2014/chartex" xmlns:cx1="http://schemas.microsoft.com/office/drawing/2015/9/8/chartex" xmlns:cx2="http://schemas.microsoft.com/office/drawing/2015/10/21/chartex" xmlns:cx3="http://schemas.microsoft.com/office/drawing/2016/5/9/chartex" xmlns:cx4="http://schemas.microsoft.com/office/drawing/2016/5/10/chartex" xmlns:cx5="http://schemas.microsoft.com/office/drawing/2016/5/11/chartex" xmlns:cx6="http://schemas.microsoft.com/office/drawing/2016/5/12/chartex" xmlns:cx7="http://schemas.microsoft.com/office/drawing/2016/5/13/chartex" xmlns:cx8="http://schemas.microsoft.com/office/drawing/2016/5/14/chartex" xmlns:mc="http://schemas.openxmlformats.org/markup-compatibility/2006" xmlns:aink="http://schemas.microsoft.com/office/drawing/2016/ink" xmlns:am3d="http://schemas.microsoft.com/office/drawing/2017/model3d" xmlns:o="urn:schemas-microsoft-com:office:office" xmlns:oel="http://schemas.microsoft.com/office/2019/extlst" xmlns:r="http://schemas.openxmlformats.org/officeDocument/2006/relationships" xmlns:m="http://schemas.openxmlformats.org/officeDocument/2006/math" xmlns:v="urn:schemas-microsoft-com:vml" xmlns:wp14="http://schemas.microsoft.com/office/word/2010/wordprocessingDrawing" xmlns:wp="http://schemas.openxmlformats.org/drawingml/2006/wordprocessingDrawing" xmlns:w10="urn:schemas-microsoft-com:office:word" xmlns:w="http://schemas.openxmlformats.org/wordprocessingml/2006/main" xmlns:w14="http://schemas.microsoft.com/office/word/2010/wordml" xmlns:w15="http://schemas.microsoft.com/office/word/2012/wordml" xmlns:w16cex="http://schemas.microsoft.com/office/word/2018/wordml/cex" xmlns:w16cid="http://schemas.microsoft.com/office/word/2016/wordml/cid" xmlns:w16="http://schemas.microsoft.com/office/word/2018/wordml" xmlns:w16sdtdh="http://schemas.microsoft.com/office/word/2020/wordml/sdtdatahash" xmlns:w16se="http://schemas.microsoft.com/office/word/2015/wordml/symex" xmlns:wpg="http://schemas.microsoft.com/office/word/2010/wordprocessingGroup" xmlns:wpi="http://schemas.microsoft.com/office/word/2010/wordprocessingInk" xmlns:wne="http://schemas.microsoft.com/office/word/2006/wordml" xmlns:wps="http://schemas.microsoft.com/office/word/2010/wordprocessingShape" mc:Ignorable="w14 w15 w16se w16cid w16 w16cex w16sdtdh wp14">
   <w:p>
     <w:pPr>
       <w:pStyle w:val="Header"/>
@@ -17529,7 +17695,7 @@
           <v:path o:extrusionok="f" gradientshapeok="t" o:connecttype="rect"/>
           <o:lock v:ext="edit" aspectratio="t"/>
         </v:shapetype>
-        <v:shape id="WordPictureWatermark26147709" o:spid="_x0000_s2055" type="#_x0000_t75" style="position:absolute;margin-left:0;margin-top:0;width:10in;height:540pt;z-index:-251658233;mso-position-horizontal:center;mso-position-horizontal-relative:margin;mso-position-vertical:center;mso-position-vertical-relative:margin" o:allowincell="f">
+        <v:shape id="WordPictureWatermark26147709" o:spid="_x0000_s1031" type="#_x0000_t75" style="position:absolute;margin-left:0;margin-top:0;width:10in;height:540pt;z-index:-251658233;mso-position-horizontal:center;mso-position-horizontal-relative:margin;mso-position-vertical:center;mso-position-vertical-relative:margin" o:allowincell="f">
           <v:imagedata r:id="rId1" o:title="For information and data collection only" gain="19661f" blacklevel="22938f"/>
           <w10:wrap anchorx="margin" anchory="margin"/>
         </v:shape>
@@ -17540,7 +17706,7 @@
 </file>
 
 <file path=word/numbering.xml><?xml version="1.0" encoding="utf-8"?>
-<w:numbering xmlns:wpc="http://schemas.microsoft.com/office/word/2010/wordprocessingCanvas" xmlns:cx="http://schemas.microsoft.com/office/drawing/2014/chartex" xmlns:cx1="http://schemas.microsoft.com/office/drawing/2015/9/8/chartex" xmlns:cx2="http://schemas.microsoft.com/office/drawing/2015/10/21/chartex" xmlns:cx3="http://schemas.microsoft.com/office/drawing/2016/5/9/chartex" xmlns:cx4="http://schemas.microsoft.com/office/drawing/2016/5/10/chartex" xmlns:cx5="http://schemas.microsoft.com/office/drawing/2016/5/11/chartex" xmlns:cx6="http://schemas.microsoft.com/office/drawing/2016/5/12/chartex" xmlns:cx7="http://schemas.microsoft.com/office/drawing/2016/5/13/chartex" xmlns:cx8="http://schemas.microsoft.com/office/drawing/2016/5/14/chartex" xmlns:mc="http://schemas.openxmlformats.org/markup-compatibility/2006" xmlns:aink="http://schemas.microsoft.com/office/drawing/2016/ink" xmlns:am3d="http://schemas.microsoft.com/office/drawing/2017/model3d" xmlns:o="urn:schemas-microsoft-com:office:office" xmlns:r="http://schemas.openxmlformats.org/officeDocument/2006/relationships" xmlns:m="http://schemas.openxmlformats.org/officeDocument/2006/math" xmlns:v="urn:schemas-microsoft-com:vml" xmlns:wp14="http://schemas.microsoft.com/office/word/2010/wordprocessingDrawing" xmlns:wp="http://schemas.openxmlformats.org/drawingml/2006/wordprocessingDrawing" xmlns:w10="urn:schemas-microsoft-com:office:word" xmlns:w="http://schemas.openxmlformats.org/wordprocessingml/2006/main" xmlns:w14="http://schemas.microsoft.com/office/word/2010/wordml" xmlns:w15="http://schemas.microsoft.com/office/word/2012/wordml" xmlns:w16cex="http://schemas.microsoft.com/office/word/2018/wordml/cex" xmlns:w16cid="http://schemas.microsoft.com/office/word/2016/wordml/cid" xmlns:w16="http://schemas.microsoft.com/office/word/2018/wordml" xmlns:w16sdtdh="http://schemas.microsoft.com/office/word/2020/wordml/sdtdatahash" xmlns:w16se="http://schemas.microsoft.com/office/word/2015/wordml/symex" xmlns:wpg="http://schemas.microsoft.com/office/word/2010/wordprocessingGroup" xmlns:wpi="http://schemas.microsoft.com/office/word/2010/wordprocessingInk" xmlns:wne="http://schemas.microsoft.com/office/word/2006/wordml" xmlns:wps="http://schemas.microsoft.com/office/word/2010/wordprocessingShape" mc:Ignorable="w14 w15 w16se w16cid w16 w16cex w16sdtdh wp14">
+<w:numbering xmlns:wpc="http://schemas.microsoft.com/office/word/2010/wordprocessingCanvas" xmlns:cx="http://schemas.microsoft.com/office/drawing/2014/chartex" xmlns:cx1="http://schemas.microsoft.com/office/drawing/2015/9/8/chartex" xmlns:cx2="http://schemas.microsoft.com/office/drawing/2015/10/21/chartex" xmlns:cx3="http://schemas.microsoft.com/office/drawing/2016/5/9/chartex" xmlns:cx4="http://schemas.microsoft.com/office/drawing/2016/5/10/chartex" xmlns:cx5="http://schemas.microsoft.com/office/drawing/2016/5/11/chartex" xmlns:cx6="http://schemas.microsoft.com/office/drawing/2016/5/12/chartex" xmlns:cx7="http://schemas.microsoft.com/office/drawing/2016/5/13/chartex" xmlns:cx8="http://schemas.microsoft.com/office/drawing/2016/5/14/chartex" xmlns:mc="http://schemas.openxmlformats.org/markup-compatibility/2006" xmlns:aink="http://schemas.microsoft.com/office/drawing/2016/ink" xmlns:am3d="http://schemas.microsoft.com/office/drawing/2017/model3d" xmlns:o="urn:schemas-microsoft-com:office:office" xmlns:oel="http://schemas.microsoft.com/office/2019/extlst" xmlns:r="http://schemas.openxmlformats.org/officeDocument/2006/relationships" xmlns:m="http://schemas.openxmlformats.org/officeDocument/2006/math" xmlns:v="urn:schemas-microsoft-com:vml" xmlns:wp14="http://schemas.microsoft.com/office/word/2010/wordprocessingDrawing" xmlns:wp="http://schemas.openxmlformats.org/drawingml/2006/wordprocessingDrawing" xmlns:w10="urn:schemas-microsoft-com:office:word" xmlns:w="http://schemas.openxmlformats.org/wordprocessingml/2006/main" xmlns:w14="http://schemas.microsoft.com/office/word/2010/wordml" xmlns:w15="http://schemas.microsoft.com/office/word/2012/wordml" xmlns:w16cex="http://schemas.microsoft.com/office/word/2018/wordml/cex" xmlns:w16cid="http://schemas.microsoft.com/office/word/2016/wordml/cid" xmlns:w16="http://schemas.microsoft.com/office/word/2018/wordml" xmlns:w16sdtdh="http://schemas.microsoft.com/office/word/2020/wordml/sdtdatahash" xmlns:w16se="http://schemas.microsoft.com/office/word/2015/wordml/symex" xmlns:wpg="http://schemas.microsoft.com/office/word/2010/wordprocessingGroup" xmlns:wpi="http://schemas.microsoft.com/office/word/2010/wordprocessingInk" xmlns:wne="http://schemas.microsoft.com/office/word/2006/wordml" xmlns:wps="http://schemas.microsoft.com/office/word/2010/wordprocessingShape" mc:Ignorable="w14 w15 w16se w16cid w16 w16cex w16sdtdh wp14">
   <w:abstractNum w:abstractNumId="0" w15:restartNumberingAfterBreak="0">
     <w:nsid w:val="FFFFFF7E"/>
     <w:multiLevelType w:val="singleLevel"/>
@@ -21242,49 +21408,49 @@
       </w:pPr>
     </w:lvl>
   </w:abstractNum>
-  <w:num w:numId="1">
+  <w:num w:numId="1" w16cid:durableId="1592817526">
     <w:abstractNumId w:val="12"/>
   </w:num>
-  <w:num w:numId="2">
+  <w:num w:numId="2" w16cid:durableId="1644695826">
     <w:abstractNumId w:val="4"/>
   </w:num>
-  <w:num w:numId="3">
+  <w:num w:numId="3" w16cid:durableId="1073164527">
     <w:abstractNumId w:val="23"/>
   </w:num>
-  <w:num w:numId="4">
+  <w:num w:numId="4" w16cid:durableId="1384677337">
     <w:abstractNumId w:val="1"/>
   </w:num>
-  <w:num w:numId="5">
+  <w:num w:numId="5" w16cid:durableId="881133076">
     <w:abstractNumId w:val="0"/>
   </w:num>
-  <w:num w:numId="6">
+  <w:num w:numId="6" w16cid:durableId="720520483">
     <w:abstractNumId w:val="11"/>
   </w:num>
-  <w:num w:numId="7">
+  <w:num w:numId="7" w16cid:durableId="2027713863">
     <w:abstractNumId w:val="24"/>
   </w:num>
-  <w:num w:numId="8">
+  <w:num w:numId="8" w16cid:durableId="1005326994">
     <w:abstractNumId w:val="26"/>
   </w:num>
-  <w:num w:numId="9">
+  <w:num w:numId="9" w16cid:durableId="2026855913">
     <w:abstractNumId w:val="10"/>
   </w:num>
-  <w:num w:numId="10">
+  <w:num w:numId="10" w16cid:durableId="2089493031">
     <w:abstractNumId w:val="16"/>
   </w:num>
-  <w:num w:numId="11">
+  <w:num w:numId="11" w16cid:durableId="886143716">
     <w:abstractNumId w:val="31"/>
   </w:num>
-  <w:num w:numId="12">
+  <w:num w:numId="12" w16cid:durableId="1709647872">
     <w:abstractNumId w:val="19"/>
   </w:num>
-  <w:num w:numId="13">
+  <w:num w:numId="13" w16cid:durableId="949320245">
     <w:abstractNumId w:val="13"/>
   </w:num>
-  <w:num w:numId="14">
+  <w:num w:numId="14" w16cid:durableId="1319262968">
     <w:abstractNumId w:val="22"/>
   </w:num>
-  <w:num w:numId="15">
+  <w:num w:numId="15" w16cid:durableId="1530797664">
     <w:abstractNumId w:val="19"/>
     <w:lvlOverride w:ilvl="0"/>
     <w:lvlOverride w:ilvl="1">
@@ -21312,79 +21478,79 @@
       <w:startOverride w:val="1"/>
     </w:lvlOverride>
   </w:num>
-  <w:num w:numId="16">
+  <w:num w:numId="16" w16cid:durableId="1036538082">
     <w:abstractNumId w:val="11"/>
   </w:num>
-  <w:num w:numId="17">
+  <w:num w:numId="17" w16cid:durableId="175077766">
     <w:abstractNumId w:val="11"/>
   </w:num>
-  <w:num w:numId="18">
+  <w:num w:numId="18" w16cid:durableId="1836333307">
     <w:abstractNumId w:val="6"/>
   </w:num>
-  <w:num w:numId="19">
+  <w:num w:numId="19" w16cid:durableId="1897861694">
     <w:abstractNumId w:val="9"/>
   </w:num>
-  <w:num w:numId="20">
+  <w:num w:numId="20" w16cid:durableId="454715930">
     <w:abstractNumId w:val="34"/>
   </w:num>
-  <w:num w:numId="21">
+  <w:num w:numId="21" w16cid:durableId="126363000">
     <w:abstractNumId w:val="14"/>
   </w:num>
-  <w:num w:numId="22">
+  <w:num w:numId="22" w16cid:durableId="317539371">
     <w:abstractNumId w:val="17"/>
   </w:num>
-  <w:num w:numId="23">
+  <w:num w:numId="23" w16cid:durableId="876435618">
     <w:abstractNumId w:val="33"/>
   </w:num>
-  <w:num w:numId="24">
+  <w:num w:numId="24" w16cid:durableId="717044932">
     <w:abstractNumId w:val="3"/>
   </w:num>
-  <w:num w:numId="25">
+  <w:num w:numId="25" w16cid:durableId="155154702">
     <w:abstractNumId w:val="2"/>
   </w:num>
-  <w:num w:numId="26">
+  <w:num w:numId="26" w16cid:durableId="395661999">
     <w:abstractNumId w:val="32"/>
   </w:num>
-  <w:num w:numId="27">
+  <w:num w:numId="27" w16cid:durableId="540558360">
     <w:abstractNumId w:val="15"/>
   </w:num>
-  <w:num w:numId="28">
+  <w:num w:numId="28" w16cid:durableId="928736858">
     <w:abstractNumId w:val="25"/>
   </w:num>
-  <w:num w:numId="29">
+  <w:num w:numId="29" w16cid:durableId="84228033">
     <w:abstractNumId w:val="27"/>
   </w:num>
-  <w:num w:numId="30">
+  <w:num w:numId="30" w16cid:durableId="1967269284">
     <w:abstractNumId w:val="29"/>
   </w:num>
-  <w:num w:numId="31">
+  <w:num w:numId="31" w16cid:durableId="1732580149">
     <w:abstractNumId w:val="7"/>
   </w:num>
-  <w:num w:numId="32">
+  <w:num w:numId="32" w16cid:durableId="1701205577">
     <w:abstractNumId w:val="35"/>
   </w:num>
-  <w:num w:numId="33">
+  <w:num w:numId="33" w16cid:durableId="288753408">
     <w:abstractNumId w:val="28"/>
   </w:num>
-  <w:num w:numId="34">
+  <w:num w:numId="34" w16cid:durableId="1329745942">
     <w:abstractNumId w:val="5"/>
   </w:num>
-  <w:num w:numId="35">
+  <w:num w:numId="35" w16cid:durableId="90710272">
     <w:abstractNumId w:val="21"/>
   </w:num>
-  <w:num w:numId="36">
+  <w:num w:numId="36" w16cid:durableId="1828086706">
     <w:abstractNumId w:val="30"/>
   </w:num>
-  <w:num w:numId="37">
+  <w:num w:numId="37" w16cid:durableId="1368407872">
     <w:abstractNumId w:val="20"/>
   </w:num>
-  <w:num w:numId="38">
+  <w:num w:numId="38" w16cid:durableId="1640649526">
     <w:abstractNumId w:val="8"/>
   </w:num>
-  <w:num w:numId="39">
+  <w:num w:numId="39" w16cid:durableId="156187031">
     <w:abstractNumId w:val="18"/>
   </w:num>
-  <w:num w:numId="40">
+  <w:num w:numId="40" w16cid:durableId="7761100">
     <w:abstractNumId w:val="36"/>
   </w:num>
   <w:numIdMacAtCleanup w:val="12"/>
@@ -21392,9 +21558,12 @@
 </file>
 
 <file path=word/people.xml><?xml version="1.0" encoding="utf-8"?>
-<w15:people xmlns:wpc="http://schemas.microsoft.com/office/word/2010/wordprocessingCanvas" xmlns:cx="http://schemas.microsoft.com/office/drawing/2014/chartex" xmlns:cx1="http://schemas.microsoft.com/office/drawing/2015/9/8/chartex" xmlns:cx2="http://schemas.microsoft.com/office/drawing/2015/10/21/chartex" xmlns:cx3="http://schemas.microsoft.com/office/drawing/2016/5/9/chartex" xmlns:cx4="http://schemas.microsoft.com/office/drawing/2016/5/10/chartex" xmlns:cx5="http://schemas.microsoft.com/office/drawing/2016/5/11/chartex" xmlns:cx6="http://schemas.microsoft.com/office/drawing/2016/5/12/chartex" xmlns:cx7="http://schemas.microsoft.com/office/drawing/2016/5/13/chartex" xmlns:cx8="http://schemas.microsoft.com/office/drawing/2016/5/14/chartex" xmlns:mc="http://schemas.openxmlformats.org/markup-compatibility/2006" xmlns:aink="http://schemas.microsoft.com/office/drawing/2016/ink" xmlns:am3d="http://schemas.microsoft.com/office/drawing/2017/model3d" xmlns:o="urn:schemas-microsoft-com:office:office" xmlns:r="http://schemas.openxmlformats.org/officeDocument/2006/relationships" xmlns:m="http://schemas.openxmlformats.org/officeDocument/2006/math" xmlns:v="urn:schemas-microsoft-com:vml" xmlns:wp14="http://schemas.microsoft.com/office/word/2010/wordprocessingDrawing" xmlns:wp="http://schemas.openxmlformats.org/drawingml/2006/wordprocessingDrawing" xmlns:w10="urn:schemas-microsoft-com:office:word" xmlns:w="http://schemas.openxmlformats.org/wordprocessingml/2006/main" xmlns:w14="http://schemas.microsoft.com/office/word/2010/wordml" xmlns:w15="http://schemas.microsoft.com/office/word/2012/wordml" xmlns:w16cex="http://schemas.microsoft.com/office/word/2018/wordml/cex" xmlns:w16cid="http://schemas.microsoft.com/office/word/2016/wordml/cid" xmlns:w16="http://schemas.microsoft.com/office/word/2018/wordml" xmlns:w16sdtdh="http://schemas.microsoft.com/office/word/2020/wordml/sdtdatahash" xmlns:w16se="http://schemas.microsoft.com/office/word/2015/wordml/symex" xmlns:wpg="http://schemas.microsoft.com/office/word/2010/wordprocessingGroup" xmlns:wpi="http://schemas.microsoft.com/office/word/2010/wordprocessingInk" xmlns:wne="http://schemas.microsoft.com/office/word/2006/wordml" xmlns:wps="http://schemas.microsoft.com/office/word/2010/wordprocessingShape" mc:Ignorable="w14 w15 w16se w16cid w16 w16cex w16sdtdh wp14">
+<w15:people xmlns:wpc="http://schemas.microsoft.com/office/word/2010/wordprocessingCanvas" xmlns:cx="http://schemas.microsoft.com/office/drawing/2014/chartex" xmlns:cx1="http://schemas.microsoft.com/office/drawing/2015/9/8/chartex" xmlns:cx2="http://schemas.microsoft.com/office/drawing/2015/10/21/chartex" xmlns:cx3="http://schemas.microsoft.com/office/drawing/2016/5/9/chartex" xmlns:cx4="http://schemas.microsoft.com/office/drawing/2016/5/10/chartex" xmlns:cx5="http://schemas.microsoft.com/office/drawing/2016/5/11/chartex" xmlns:cx6="http://schemas.microsoft.com/office/drawing/2016/5/12/chartex" xmlns:cx7="http://schemas.microsoft.com/office/drawing/2016/5/13/chartex" xmlns:cx8="http://schemas.microsoft.com/office/drawing/2016/5/14/chartex" xmlns:mc="http://schemas.openxmlformats.org/markup-compatibility/2006" xmlns:aink="http://schemas.microsoft.com/office/drawing/2016/ink" xmlns:am3d="http://schemas.microsoft.com/office/drawing/2017/model3d" xmlns:o="urn:schemas-microsoft-com:office:office" xmlns:oel="http://schemas.microsoft.com/office/2019/extlst" xmlns:r="http://schemas.openxmlformats.org/officeDocument/2006/relationships" xmlns:m="http://schemas.openxmlformats.org/officeDocument/2006/math" xmlns:v="urn:schemas-microsoft-com:vml" xmlns:wp14="http://schemas.microsoft.com/office/word/2010/wordprocessingDrawing" xmlns:wp="http://schemas.openxmlformats.org/drawingml/2006/wordprocessingDrawing" xmlns:w10="urn:schemas-microsoft-com:office:word" xmlns:w="http://schemas.openxmlformats.org/wordprocessingml/2006/main" xmlns:w14="http://schemas.microsoft.com/office/word/2010/wordml" xmlns:w15="http://schemas.microsoft.com/office/word/2012/wordml" xmlns:w16cex="http://schemas.microsoft.com/office/word/2018/wordml/cex" xmlns:w16cid="http://schemas.microsoft.com/office/word/2016/wordml/cid" xmlns:w16="http://schemas.microsoft.com/office/word/2018/wordml" xmlns:w16sdtdh="http://schemas.microsoft.com/office/word/2020/wordml/sdtdatahash" xmlns:w16se="http://schemas.microsoft.com/office/word/2015/wordml/symex" xmlns:wpg="http://schemas.microsoft.com/office/word/2010/wordprocessingGroup" xmlns:wpi="http://schemas.microsoft.com/office/word/2010/wordprocessingInk" xmlns:wne="http://schemas.microsoft.com/office/word/2006/wordml" xmlns:wps="http://schemas.microsoft.com/office/word/2010/wordprocessingShape" mc:Ignorable="w14 w15 w16se w16cid w16 w16cex w16sdtdh wp14">
   <w15:person w15:author="Alhabibi, Haider@Energy">
     <w15:presenceInfo w15:providerId="AD" w15:userId="S::Haider.Alhabibi@energy.ca.gov::9decb8d2-95ad-4b7d-9bf6-d4373f69254c"/>
+  </w15:person>
+  <w15:person w15:author="Alhabibi, Haider@Energy [2]">
+    <w15:presenceInfo w15:providerId="AD" w15:userId="S::Haider.AlHabibi@energy.ca.gov::9decb8d2-95ad-4b7d-9bf6-d4373f69254c"/>
   </w15:person>
 </w15:people>
 </file>
@@ -21856,6 +22025,7 @@
   <w:style w:type="character" w:default="1" w:styleId="DefaultParagraphFont">
     <w:name w:val="Default Paragraph Font"/>
     <w:uiPriority w:val="1"/>
+    <w:semiHidden/>
     <w:unhideWhenUsed/>
   </w:style>
   <w:style w:type="table" w:default="1" w:styleId="TableNormal">
@@ -22646,6 +22816,25 @@
 </file>
 
 <file path=customXml/item1.xml><?xml version="1.0" encoding="utf-8"?>
+<p:properties xmlns:p="http://schemas.microsoft.com/office/2006/metadata/properties" xmlns:xsi="http://www.w3.org/2001/XMLSchema-instance" xmlns:pc="http://schemas.microsoft.com/office/infopath/2007/PartnerControls">
+  <documentManagement>
+    <b26d xmlns="785685f2-c2e1-4352-89aa-3faca8eaba52" xsi:nil="true"/>
+    <DateCCOReviewed xmlns="785685f2-c2e1-4352-89aa-3faca8eaba52" xsi:nil="true"/>
+    <oawc xmlns="785685f2-c2e1-4352-89aa-3faca8eaba52" xsi:nil="true"/>
+    <sipv xmlns="785685f2-c2e1-4352-89aa-3faca8eaba52" xsi:nil="true"/>
+    <_x0074_mv6 xmlns="785685f2-c2e1-4352-89aa-3faca8eaba52">
+      <UserInfo>
+        <DisplayName/>
+        <AccountId xsi:nil="true"/>
+        <AccountType/>
+      </UserInfo>
+    </_x0074_mv6>
+    <CCOReviewr xmlns="785685f2-c2e1-4352-89aa-3faca8eaba52" xsi:nil="true"/>
+  </documentManagement>
+</p:properties>
+</file>
+
+<file path=customXml/item2.xml><?xml version="1.0" encoding="utf-8"?>
 <ct:contentTypeSchema xmlns:ct="http://schemas.microsoft.com/office/2006/metadata/contentType" xmlns:ma="http://schemas.microsoft.com/office/2006/metadata/properties/metaAttributes" ct:_="" ma:_="" ma:contentTypeName="Document" ma:contentTypeID="0x01010061DC9A153AAEEE45BACE06E01F8272AC" ma:contentTypeVersion="17" ma:contentTypeDescription="Create a new document." ma:contentTypeScope="" ma:versionID="fc2579ad1970445b0ba1f5954956792b">
   <xsd:schema xmlns:xsd="http://www.w3.org/2001/XMLSchema" xmlns:xs="http://www.w3.org/2001/XMLSchema" xmlns:p="http://schemas.microsoft.com/office/2006/metadata/properties" xmlns:ns2="785685f2-c2e1-4352-89aa-3faca8eaba52" xmlns:ns3="5067c814-4b34-462c-a21d-c185ff6548d2" targetNamespace="http://schemas.microsoft.com/office/2006/metadata/properties" ma:root="true" ma:fieldsID="864106e033a537969187528b3c0914e2" ns2:_="" ns3:_="">
     <xsd:import namespace="785685f2-c2e1-4352-89aa-3faca8eaba52"/>
@@ -22908,26 +23097,11 @@
 </ct:contentTypeSchema>
 </file>
 
-<file path=customXml/item2.xml><?xml version="1.0" encoding="utf-8"?>
-<p:properties xmlns:p="http://schemas.microsoft.com/office/2006/metadata/properties" xmlns:xsi="http://www.w3.org/2001/XMLSchema-instance" xmlns:pc="http://schemas.microsoft.com/office/infopath/2007/PartnerControls">
-  <documentManagement>
-    <b26d xmlns="785685f2-c2e1-4352-89aa-3faca8eaba52" xsi:nil="true"/>
-    <DateCCOReviewed xmlns="785685f2-c2e1-4352-89aa-3faca8eaba52" xsi:nil="true"/>
-    <oawc xmlns="785685f2-c2e1-4352-89aa-3faca8eaba52" xsi:nil="true"/>
-    <sipv xmlns="785685f2-c2e1-4352-89aa-3faca8eaba52" xsi:nil="true"/>
-    <_x0074_mv6 xmlns="785685f2-c2e1-4352-89aa-3faca8eaba52">
-      <UserInfo>
-        <DisplayName/>
-        <AccountId xsi:nil="true"/>
-        <AccountType/>
-      </UserInfo>
-    </_x0074_mv6>
-    <CCOReviewr xmlns="785685f2-c2e1-4352-89aa-3faca8eaba52" xsi:nil="true"/>
-  </documentManagement>
-</p:properties>
+<file path=customXml/item3.xml><?xml version="1.0" encoding="utf-8"?>
+<b:Sources xmlns:b="http://schemas.openxmlformats.org/officeDocument/2006/bibliography" xmlns="http://schemas.openxmlformats.org/officeDocument/2006/bibliography" SelectedStyle="\APA.XSL" StyleName="APA"/>
 </file>
 
-<file path=customXml/item3.xml><?xml version="1.0" encoding="utf-8"?>
+<file path=customXml/item4.xml><?xml version="1.0" encoding="utf-8"?>
 <?mso-contentType ?>
 <FormTemplates xmlns="http://schemas.microsoft.com/sharepoint/v3/contenttype/forms">
   <Display>DocumentLibraryForm</Display>
@@ -22936,11 +23110,17 @@
 </FormTemplates>
 </file>
 
-<file path=customXml/item4.xml><?xml version="1.0" encoding="utf-8"?>
-<b:Sources xmlns:b="http://schemas.openxmlformats.org/officeDocument/2006/bibliography" xmlns="http://schemas.openxmlformats.org/officeDocument/2006/bibliography" SelectedStyle="\APA.XSL" StyleName="APA"/>
+<file path=customXml/itemProps1.xml><?xml version="1.0" encoding="utf-8"?>
+<ds:datastoreItem xmlns:ds="http://schemas.openxmlformats.org/officeDocument/2006/customXml" ds:itemID="{E20A5C85-5F02-4383-8252-C7EAD367E019}">
+  <ds:schemaRefs>
+    <ds:schemaRef ds:uri="http://schemas.microsoft.com/office/2006/metadata/properties"/>
+    <ds:schemaRef ds:uri="http://schemas.microsoft.com/office/infopath/2007/PartnerControls"/>
+    <ds:schemaRef ds:uri="785685f2-c2e1-4352-89aa-3faca8eaba52"/>
+  </ds:schemaRefs>
+</ds:datastoreItem>
 </file>
 
-<file path=customXml/itemProps1.xml><?xml version="1.0" encoding="utf-8"?>
+<file path=customXml/itemProps2.xml><?xml version="1.0" encoding="utf-8"?>
 <ds:datastoreItem xmlns:ds="http://schemas.openxmlformats.org/officeDocument/2006/customXml" ds:itemID="{ADD544A1-AC8E-41E3-8F2A-0E9776AAFB44}">
   <ds:schemaRefs>
     <ds:schemaRef ds:uri="http://schemas.microsoft.com/office/2006/metadata/contentType"/>
@@ -22959,28 +23139,18 @@
 </ds:datastoreItem>
 </file>
 
-<file path=customXml/itemProps2.xml><?xml version="1.0" encoding="utf-8"?>
-<ds:datastoreItem xmlns:ds="http://schemas.openxmlformats.org/officeDocument/2006/customXml" ds:itemID="{E20A5C85-5F02-4383-8252-C7EAD367E019}">
+<file path=customXml/itemProps3.xml><?xml version="1.0" encoding="utf-8"?>
+<ds:datastoreItem xmlns:ds="http://schemas.openxmlformats.org/officeDocument/2006/customXml" ds:itemID="{E6369620-758F-4606-91C8-3F26F394E7A6}">
   <ds:schemaRefs>
-    <ds:schemaRef ds:uri="http://schemas.microsoft.com/office/2006/metadata/properties"/>
-    <ds:schemaRef ds:uri="http://schemas.microsoft.com/office/infopath/2007/PartnerControls"/>
-    <ds:schemaRef ds:uri="785685f2-c2e1-4352-89aa-3faca8eaba52"/>
+    <ds:schemaRef ds:uri="http://schemas.openxmlformats.org/officeDocument/2006/bibliography"/>
   </ds:schemaRefs>
 </ds:datastoreItem>
 </file>
 
-<file path=customXml/itemProps3.xml><?xml version="1.0" encoding="utf-8"?>
+<file path=customXml/itemProps4.xml><?xml version="1.0" encoding="utf-8"?>
 <ds:datastoreItem xmlns:ds="http://schemas.openxmlformats.org/officeDocument/2006/customXml" ds:itemID="{9B6ED045-67AB-4A72-B6E0-95650CE8BF42}">
   <ds:schemaRefs>
     <ds:schemaRef ds:uri="http://schemas.microsoft.com/sharepoint/v3/contenttype/forms"/>
   </ds:schemaRefs>
 </ds:datastoreItem>
-</file>
-
-<file path=customXml/itemProps4.xml><?xml version="1.0" encoding="utf-8"?>
-<ds:datastoreItem xmlns:ds="http://schemas.openxmlformats.org/officeDocument/2006/customXml" ds:itemID="{E6369620-758F-4606-91C8-3F26F394E7A6}">
-  <ds:schemaRefs>
-    <ds:schemaRef ds:uri="http://schemas.openxmlformats.org/officeDocument/2006/bibliography"/>
-  </ds:schemaRefs>
-</ds:datastoreItem>
 </file>